--- a/docs/guia_materiales_taller3.docx
+++ b/docs/guia_materiales_taller3.docx
@@ -1,6 +1,6 @@
 
 <file path=word/document.xml><?xml version="1.0" encoding="utf-8"?>
-<w:document xmlns:wpc="http://schemas.microsoft.com/office/word/2010/wordprocessingCanvas" xmlns:cx="http://schemas.microsoft.com/office/drawing/2014/chartex" xmlns:cx1="http://schemas.microsoft.com/office/drawing/2015/9/8/chartex" xmlns:cx2="http://schemas.microsoft.com/office/drawing/2015/10/21/chartex" xmlns:cx3="http://schemas.microsoft.com/office/drawing/2016/5/9/chartex" xmlns:cx4="http://schemas.microsoft.com/office/drawing/2016/5/10/chartex" xmlns:cx5="http://schemas.microsoft.com/office/drawing/2016/5/11/chartex" xmlns:cx6="http://schemas.microsoft.com/office/drawing/2016/5/12/chartex" xmlns:cx7="http://schemas.microsoft.com/office/drawing/2016/5/13/chartex" xmlns:cx8="http://schemas.microsoft.com/office/drawing/2016/5/14/chartex" xmlns:mc="http://schemas.openxmlformats.org/markup-compatibility/2006" xmlns:aink="http://schemas.microsoft.com/office/drawing/2016/ink" xmlns:am3d="http://schemas.microsoft.com/office/drawing/2017/model3d" xmlns:o="urn:schemas-microsoft-com:office:office" xmlns:oel="http://schemas.microsoft.com/office/2019/extlst" xmlns:r="http://schemas.openxmlformats.org/officeDocument/2006/relationships" xmlns:m="http://schemas.openxmlformats.org/officeDocument/2006/math" xmlns:v="urn:schemas-microsoft-com:vml" xmlns:wp14="http://schemas.microsoft.com/office/word/2010/wordprocessingDrawing" xmlns:wp="http://schemas.openxmlformats.org/drawingml/2006/wordprocessingDrawing" xmlns:w10="urn:schemas-microsoft-com:office:word" xmlns:w="http://schemas.openxmlformats.org/wordprocessingml/2006/main" xmlns:w14="http://schemas.microsoft.com/office/word/2010/wordml" xmlns:w15="http://schemas.microsoft.com/office/word/2012/wordml" xmlns:w16cex="http://schemas.microsoft.com/office/word/2018/wordml/cex" xmlns:w16cid="http://schemas.microsoft.com/office/word/2016/wordml/cid" xmlns:w16="http://schemas.microsoft.com/office/word/2018/wordml" xmlns:w16sdtdh="http://schemas.microsoft.com/office/word/2020/wordml/sdtdatahash" xmlns:w16se="http://schemas.microsoft.com/office/word/2015/wordml/symex" xmlns:wpg="http://schemas.microsoft.com/office/word/2010/wordprocessingGroup" xmlns:wpi="http://schemas.microsoft.com/office/word/2010/wordprocessingInk" xmlns:wne="http://schemas.microsoft.com/office/word/2006/wordml" xmlns:wps="http://schemas.microsoft.com/office/word/2010/wordprocessingShape" mc:Ignorable="w14 w15 w16se w16cid w16 w16cex w16sdtdh wp14">
+<w:document xmlns:wpc="http://schemas.microsoft.com/office/word/2010/wordprocessingCanvas" xmlns:cx="http://schemas.microsoft.com/office/drawing/2014/chartex" xmlns:cx1="http://schemas.microsoft.com/office/drawing/2015/9/8/chartex" xmlns:cx2="http://schemas.microsoft.com/office/drawing/2015/10/21/chartex" xmlns:cx3="http://schemas.microsoft.com/office/drawing/2016/5/9/chartex" xmlns:cx4="http://schemas.microsoft.com/office/drawing/2016/5/10/chartex" xmlns:cx5="http://schemas.microsoft.com/office/drawing/2016/5/11/chartex" xmlns:cx6="http://schemas.microsoft.com/office/drawing/2016/5/12/chartex" xmlns:cx7="http://schemas.microsoft.com/office/drawing/2016/5/13/chartex" xmlns:cx8="http://schemas.microsoft.com/office/drawing/2016/5/14/chartex" xmlns:mc="http://schemas.openxmlformats.org/markup-compatibility/2006" xmlns:aink="http://schemas.microsoft.com/office/drawing/2016/ink" xmlns:am3d="http://schemas.microsoft.com/office/drawing/2017/model3d" xmlns:o="urn:schemas-microsoft-com:office:office" xmlns:oel="http://schemas.microsoft.com/office/2019/extlst" xmlns:r="http://schemas.openxmlformats.org/officeDocument/2006/relationships" xmlns:m="http://schemas.openxmlformats.org/officeDocument/2006/math" xmlns:v="urn:schemas-microsoft-com:vml" xmlns:wp14="http://schemas.microsoft.com/office/word/2010/wordprocessingDrawing" xmlns:wp="http://schemas.openxmlformats.org/drawingml/2006/wordprocessingDrawing" xmlns:w10="urn:schemas-microsoft-com:office:word" xmlns:w="http://schemas.openxmlformats.org/wordprocessingml/2006/main" xmlns:w14="http://schemas.microsoft.com/office/word/2010/wordml" xmlns:w15="http://schemas.microsoft.com/office/word/2012/wordml" xmlns:w16cex="http://schemas.microsoft.com/office/word/2018/wordml/cex" xmlns:w16cid="http://schemas.microsoft.com/office/word/2016/wordml/cid" xmlns:w16="http://schemas.microsoft.com/office/word/2018/wordml" xmlns:w16du="http://schemas.microsoft.com/office/word/2023/wordml/word16du" xmlns:w16sdtdh="http://schemas.microsoft.com/office/word/2020/wordml/sdtdatahash" xmlns:w16sdtfl="http://schemas.microsoft.com/office/word/2024/wordml/sdtformatlock" xmlns:w16se="http://schemas.microsoft.com/office/word/2015/wordml/symex" xmlns:wpg="http://schemas.microsoft.com/office/word/2010/wordprocessingGroup" xmlns:wpi="http://schemas.microsoft.com/office/word/2010/wordprocessingInk" xmlns:wne="http://schemas.microsoft.com/office/word/2006/wordml" xmlns:wps="http://schemas.microsoft.com/office/word/2010/wordprocessingShape" mc:Ignorable="w14 w15 w16se w16cid w16 w16cex w16sdtdh w16sdtfl w16du wp14">
   <w:body>
     <w:p>
       <w:pPr>
@@ -15,7 +15,7 @@
           <w:sz w:val="28"/>
           <w:szCs w:val="28"/>
         </w:rPr>
-        <w:t>Guía de Materiales:</w:t>
+        <w:t>Taller 3: Tarea N-Back</w:t>
       </w:r>
     </w:p>
     <w:p>
@@ -28,10 +28,8 @@
           <w:i/>
           <w:iCs/>
           <w:color w:val="000000"/>
-          <w:sz w:val="26"/>
-          <w:szCs w:val="26"/>
-        </w:rPr>
-        <w:t>Taller 3 — Tarea N-Back</w:t>
+        </w:rPr>
+        <w:t>Guía de materiales y uso del repositorio</w:t>
       </w:r>
     </w:p>
     <w:p>
@@ -47,37 +45,35 @@
         </w:rPr>
         <w:t>Investigación e Intervención desde las Neurociencias Aplicadas</w:t>
       </w:r>
-    </w:p>
-    <w:p>
-      <w:pPr>
-        <w:spacing w:after="280" w:line="276" w:lineRule="auto"/>
-        <w:jc w:val="center"/>
-      </w:pPr>
       <w:r>
         <w:rPr>
           <w:color w:val="000000"/>
           <w:sz w:val="22"/>
           <w:szCs w:val="22"/>
         </w:rPr>
-        <w:t xml:space="preserve">Universidad de </w:t>
-      </w:r>
-      <w:proofErr w:type="gramStart"/>
+        <w:t xml:space="preserve"> | </w:t>
+      </w:r>
       <w:r>
         <w:rPr>
           <w:color w:val="000000"/>
           <w:sz w:val="22"/>
           <w:szCs w:val="22"/>
         </w:rPr>
-        <w:t>Lima  ·</w:t>
-      </w:r>
-      <w:proofErr w:type="gramEnd"/>
-      <w:r>
-        <w:rPr>
-          <w:color w:val="000000"/>
-          <w:sz w:val="22"/>
-          <w:szCs w:val="22"/>
-        </w:rPr>
-        <w:t xml:space="preserve">  2026-1</w:t>
+        <w:t>2026-1</w:t>
+      </w:r>
+    </w:p>
+    <w:p>
+      <w:pPr>
+        <w:spacing w:before="360" w:after="120" w:line="276" w:lineRule="auto"/>
+        <w:jc w:val="both"/>
+      </w:pPr>
+      <w:r>
+        <w:rPr>
+          <w:b/>
+          <w:bCs/>
+          <w:color w:val="000000"/>
+        </w:rPr>
+        <w:t>1. Descripción</w:t>
       </w:r>
     </w:p>
     <w:p>
@@ -137,6 +133,7 @@
     <w:p>
       <w:pPr>
         <w:spacing w:before="80"/>
+        <w:jc w:val="both"/>
       </w:pPr>
     </w:p>
     <w:tbl>
@@ -160,12 +157,6 @@
         <w:gridCol w:w="9026"/>
       </w:tblGrid>
       <w:tr>
-        <w:tblPrEx>
-          <w:tblCellMar>
-            <w:top w:w="0" w:type="dxa"/>
-            <w:bottom w:w="0" w:type="dxa"/>
-          </w:tblCellMar>
-        </w:tblPrEx>
         <w:tc>
           <w:tcPr>
             <w:tcW w:w="9026" w:type="dxa"/>
@@ -249,7 +240,7 @@
           <w:bCs/>
           <w:color w:val="000000"/>
         </w:rPr>
-        <w:t>1. Cómo descargar los materiales</w:t>
+        <w:t>2. Cómo descargar los materiales</w:t>
       </w:r>
     </w:p>
     <w:p>
@@ -289,21 +280,7 @@
           <w:color w:val="000000"/>
         </w:rPr>
         <w:tab/>
-        <w:t xml:space="preserve">Hacer clic en el botón verde </w:t>
-      </w:r>
-      <w:proofErr w:type="spellStart"/>
-      <w:r>
-        <w:rPr>
-          <w:color w:val="000000"/>
-        </w:rPr>
-        <w:t>Code</w:t>
-      </w:r>
-      <w:proofErr w:type="spellEnd"/>
-      <w:r>
-        <w:rPr>
-          <w:color w:val="000000"/>
-        </w:rPr>
-        <w:t xml:space="preserve"> en la parte superior de la página.</w:t>
+        <w:t>Hacer clic en el botón verde Code en la parte superior de la página.</w:t>
       </w:r>
     </w:p>
     <w:p>
@@ -405,7 +382,20 @@
         <w:rPr>
           <w:color w:val="000000"/>
         </w:rPr>
-        <w:t xml:space="preserve"> y cargar el archivo </w:t>
+        <w:t xml:space="preserve"> y cargar el </w:t>
+      </w:r>
+      <w:r>
+        <w:rPr>
+          <w:color w:val="000000"/>
+          <w:u w:val="single"/>
+        </w:rPr>
+        <w:t>archivo</w:t>
+      </w:r>
+      <w:r>
+        <w:rPr>
+          <w:color w:val="000000"/>
+        </w:rPr>
+        <w:t xml:space="preserve"> </w:t>
       </w:r>
       <w:proofErr w:type="spellStart"/>
       <w:r>
@@ -433,6 +423,7 @@
     <w:p>
       <w:pPr>
         <w:spacing w:before="80"/>
+        <w:jc w:val="both"/>
       </w:pPr>
     </w:p>
     <w:tbl>
@@ -456,12 +447,6 @@
         <w:gridCol w:w="9026"/>
       </w:tblGrid>
       <w:tr>
-        <w:tblPrEx>
-          <w:tblCellMar>
-            <w:top w:w="0" w:type="dxa"/>
-            <w:bottom w:w="0" w:type="dxa"/>
-          </w:tblCellMar>
-        </w:tblPrEx>
         <w:tc>
           <w:tcPr>
             <w:tcW w:w="9026" w:type="dxa"/>
@@ -527,20 +512,29 @@
     <w:p>
       <w:pPr>
         <w:spacing w:before="360" w:after="120" w:line="276" w:lineRule="auto"/>
-      </w:pPr>
-      <w:r>
         <w:rPr>
           <w:b/>
           <w:bCs/>
           <w:color w:val="000000"/>
         </w:rPr>
-        <w:t>2. Estructura del repositorio</w:t>
-      </w:r>
-    </w:p>
-    <w:p>
-      <w:pPr>
-        <w:spacing w:before="80"/>
-      </w:pPr>
+      </w:pPr>
+      <w:r>
+        <w:rPr>
+          <w:b/>
+          <w:bCs/>
+          <w:color w:val="000000"/>
+        </w:rPr>
+        <w:t>3. Estructura del repositorio</w:t>
+      </w:r>
+    </w:p>
+    <w:p>
+      <w:pPr>
+        <w:spacing w:after="120" w:line="276" w:lineRule="auto"/>
+        <w:jc w:val="both"/>
+      </w:pPr>
+      <w:r>
+        <w:t>Una vez descomprimido el archivo ZIP, la estructura de carpetas debe ser la siguiente:</w:t>
+      </w:r>
     </w:p>
     <w:tbl>
       <w:tblPr>
@@ -563,12 +557,6 @@
         <w:gridCol w:w="9026"/>
       </w:tblGrid>
       <w:tr>
-        <w:tblPrEx>
-          <w:tblCellMar>
-            <w:top w:w="0" w:type="dxa"/>
-            <w:bottom w:w="0" w:type="dxa"/>
-          </w:tblCellMar>
-        </w:tblPrEx>
         <w:tc>
           <w:tcPr>
             <w:tcW w:w="9026" w:type="dxa"/>
@@ -589,6 +577,9 @@
           <w:p>
             <w:pPr>
               <w:spacing w:before="20" w:after="20"/>
+              <w:rPr>
+                <w:lang w:val="en-US"/>
+              </w:rPr>
             </w:pPr>
             <w:r>
               <w:rPr>
@@ -596,8 +587,568 @@
                 <w:color w:val="000000"/>
                 <w:sz w:val="20"/>
                 <w:szCs w:val="20"/>
+                <w:lang w:val="en-US"/>
               </w:rPr>
               <w:t>taller_3_memoria/</w:t>
+            </w:r>
+          </w:p>
+          <w:p>
+            <w:pPr>
+              <w:spacing w:before="20" w:after="20"/>
+              <w:rPr>
+                <w:lang w:val="en-US"/>
+              </w:rPr>
+            </w:pPr>
+            <w:r>
+              <w:rPr>
+                <w:rFonts w:ascii="Courier New" w:eastAsia="Courier New" w:hAnsi="Courier New" w:cs="Courier New"/>
+                <w:color w:val="000000"/>
+                <w:sz w:val="20"/>
+                <w:szCs w:val="20"/>
+                <w:lang w:val="en-US"/>
+              </w:rPr>
+              <w:t>│</w:t>
+            </w:r>
+          </w:p>
+          <w:p>
+            <w:pPr>
+              <w:spacing w:before="20" w:after="20"/>
+              <w:rPr>
+                <w:lang w:val="en-US"/>
+              </w:rPr>
+            </w:pPr>
+            <w:r>
+              <w:rPr>
+                <w:rFonts w:ascii="Courier New" w:eastAsia="Courier New" w:hAnsi="Courier New" w:cs="Courier New"/>
+                <w:color w:val="000000"/>
+                <w:sz w:val="20"/>
+                <w:szCs w:val="20"/>
+                <w:lang w:val="en-US"/>
+              </w:rPr>
+              <w:t xml:space="preserve">├── </w:t>
+            </w:r>
+            <w:proofErr w:type="spellStart"/>
+            <w:r>
+              <w:rPr>
+                <w:rFonts w:ascii="Courier New" w:eastAsia="Courier New" w:hAnsi="Courier New" w:cs="Courier New"/>
+                <w:color w:val="000000"/>
+                <w:sz w:val="20"/>
+                <w:szCs w:val="20"/>
+                <w:lang w:val="en-US"/>
+              </w:rPr>
+              <w:t>nBack_</w:t>
+            </w:r>
+            <w:proofErr w:type="gramStart"/>
+            <w:r>
+              <w:rPr>
+                <w:rFonts w:ascii="Courier New" w:eastAsia="Courier New" w:hAnsi="Courier New" w:cs="Courier New"/>
+                <w:color w:val="000000"/>
+                <w:sz w:val="20"/>
+                <w:szCs w:val="20"/>
+                <w:lang w:val="en-US"/>
+              </w:rPr>
+              <w:t>task.psyexp</w:t>
+            </w:r>
+            <w:proofErr w:type="spellEnd"/>
+            <w:proofErr w:type="gramEnd"/>
+          </w:p>
+          <w:p>
+            <w:pPr>
+              <w:spacing w:before="20" w:after="20"/>
+              <w:rPr>
+                <w:lang w:val="en-US"/>
+              </w:rPr>
+            </w:pPr>
+            <w:r>
+              <w:rPr>
+                <w:rFonts w:ascii="Courier New" w:eastAsia="Courier New" w:hAnsi="Courier New" w:cs="Courier New"/>
+                <w:color w:val="000000"/>
+                <w:sz w:val="20"/>
+                <w:szCs w:val="20"/>
+                <w:lang w:val="en-US"/>
+              </w:rPr>
+              <w:t>│</w:t>
+            </w:r>
+          </w:p>
+          <w:p>
+            <w:pPr>
+              <w:spacing w:before="20" w:after="20"/>
+              <w:rPr>
+                <w:lang w:val="en-US"/>
+              </w:rPr>
+            </w:pPr>
+            <w:r>
+              <w:rPr>
+                <w:rFonts w:ascii="Courier New" w:eastAsia="Courier New" w:hAnsi="Courier New" w:cs="Courier New"/>
+                <w:color w:val="000000"/>
+                <w:sz w:val="20"/>
+                <w:szCs w:val="20"/>
+                <w:lang w:val="en-US"/>
+              </w:rPr>
+              <w:t>├── conditions/</w:t>
+            </w:r>
+          </w:p>
+          <w:p>
+            <w:pPr>
+              <w:spacing w:before="20" w:after="20"/>
+              <w:rPr>
+                <w:lang w:val="en-US"/>
+              </w:rPr>
+            </w:pPr>
+            <w:r>
+              <w:rPr>
+                <w:rFonts w:ascii="Courier New" w:eastAsia="Courier New" w:hAnsi="Courier New" w:cs="Courier New"/>
+                <w:color w:val="000000"/>
+                <w:sz w:val="20"/>
+                <w:szCs w:val="20"/>
+                <w:lang w:val="en-US"/>
+              </w:rPr>
+              <w:t>│   ├── experimental/</w:t>
+            </w:r>
+          </w:p>
+          <w:p>
+            <w:pPr>
+              <w:spacing w:before="20" w:after="20"/>
+              <w:rPr>
+                <w:lang w:val="en-US"/>
+              </w:rPr>
+            </w:pPr>
+            <w:r>
+              <w:rPr>
+                <w:rFonts w:ascii="Courier New" w:eastAsia="Courier New" w:hAnsi="Courier New" w:cs="Courier New"/>
+                <w:color w:val="000000"/>
+                <w:sz w:val="20"/>
+                <w:szCs w:val="20"/>
+                <w:lang w:val="en-US"/>
+              </w:rPr>
+              <w:t xml:space="preserve">│   │   ├── </w:t>
+            </w:r>
+            <w:r>
+              <w:rPr>
+                <w:rFonts w:ascii="Courier New" w:eastAsia="Courier New" w:hAnsi="Courier New" w:cs="Courier New"/>
+                <w:color w:val="000000"/>
+                <w:sz w:val="20"/>
+                <w:szCs w:val="20"/>
+                <w:lang w:val="en-US"/>
+              </w:rPr>
+              <w:t>condiciones_</w:t>
+            </w:r>
+            <w:r>
+              <w:rPr>
+                <w:rFonts w:ascii="Courier New" w:eastAsia="Courier New" w:hAnsi="Courier New" w:cs="Courier New"/>
+                <w:color w:val="000000"/>
+                <w:sz w:val="20"/>
+                <w:szCs w:val="20"/>
+                <w:lang w:val="en-US"/>
+              </w:rPr>
+              <w:t>experimental_1back.xlsx</w:t>
+            </w:r>
+            <w:proofErr w:type="gramStart"/>
+            <w:r>
+              <w:rPr>
+                <w:rFonts w:ascii="Courier New" w:eastAsia="Courier New" w:hAnsi="Courier New" w:cs="Courier New"/>
+                <w:color w:val="000000"/>
+                <w:sz w:val="20"/>
+                <w:szCs w:val="20"/>
+                <w:lang w:val="en-US"/>
+              </w:rPr>
+              <w:t xml:space="preserve">   (</w:t>
+            </w:r>
+            <w:proofErr w:type="gramEnd"/>
+            <w:r>
+              <w:rPr>
+                <w:rFonts w:ascii="Courier New" w:eastAsia="Courier New" w:hAnsi="Courier New" w:cs="Courier New"/>
+                <w:color w:val="000000"/>
+                <w:sz w:val="20"/>
+                <w:szCs w:val="20"/>
+                <w:lang w:val="en-US"/>
+              </w:rPr>
+              <w:t>20 trials — 1-back experimental)</w:t>
+            </w:r>
+          </w:p>
+          <w:p>
+            <w:pPr>
+              <w:spacing w:before="20" w:after="20"/>
+              <w:rPr>
+                <w:lang w:val="en-US"/>
+              </w:rPr>
+            </w:pPr>
+            <w:r>
+              <w:rPr>
+                <w:rFonts w:ascii="Courier New" w:eastAsia="Courier New" w:hAnsi="Courier New" w:cs="Courier New"/>
+                <w:color w:val="000000"/>
+                <w:sz w:val="20"/>
+                <w:szCs w:val="20"/>
+                <w:lang w:val="en-US"/>
+              </w:rPr>
+              <w:t xml:space="preserve">│   │   ├── </w:t>
+            </w:r>
+            <w:r>
+              <w:rPr>
+                <w:rFonts w:ascii="Courier New" w:eastAsia="Courier New" w:hAnsi="Courier New" w:cs="Courier New"/>
+                <w:color w:val="000000"/>
+                <w:sz w:val="20"/>
+                <w:szCs w:val="20"/>
+                <w:lang w:val="en-US"/>
+              </w:rPr>
+              <w:t>condiciones_</w:t>
+            </w:r>
+            <w:r>
+              <w:rPr>
+                <w:rFonts w:ascii="Courier New" w:eastAsia="Courier New" w:hAnsi="Courier New" w:cs="Courier New"/>
+                <w:color w:val="000000"/>
+                <w:sz w:val="20"/>
+                <w:szCs w:val="20"/>
+                <w:lang w:val="en-US"/>
+              </w:rPr>
+              <w:t>experimental_2back.xlsx</w:t>
+            </w:r>
+            <w:proofErr w:type="gramStart"/>
+            <w:r>
+              <w:rPr>
+                <w:rFonts w:ascii="Courier New" w:eastAsia="Courier New" w:hAnsi="Courier New" w:cs="Courier New"/>
+                <w:color w:val="000000"/>
+                <w:sz w:val="20"/>
+                <w:szCs w:val="20"/>
+                <w:lang w:val="en-US"/>
+              </w:rPr>
+              <w:t xml:space="preserve">   (</w:t>
+            </w:r>
+            <w:proofErr w:type="gramEnd"/>
+            <w:r>
+              <w:rPr>
+                <w:rFonts w:ascii="Courier New" w:eastAsia="Courier New" w:hAnsi="Courier New" w:cs="Courier New"/>
+                <w:color w:val="000000"/>
+                <w:sz w:val="20"/>
+                <w:szCs w:val="20"/>
+                <w:lang w:val="en-US"/>
+              </w:rPr>
+              <w:t>20 trials — 2-back experimental)</w:t>
+            </w:r>
+          </w:p>
+          <w:p>
+            <w:pPr>
+              <w:spacing w:before="20" w:after="20"/>
+              <w:rPr>
+                <w:lang w:val="en-US"/>
+              </w:rPr>
+            </w:pPr>
+            <w:r>
+              <w:rPr>
+                <w:rFonts w:ascii="Courier New" w:eastAsia="Courier New" w:hAnsi="Courier New" w:cs="Courier New"/>
+                <w:color w:val="000000"/>
+                <w:sz w:val="20"/>
+                <w:szCs w:val="20"/>
+                <w:lang w:val="en-US"/>
+              </w:rPr>
+              <w:t xml:space="preserve">│   │   └── </w:t>
+            </w:r>
+            <w:r>
+              <w:rPr>
+                <w:rFonts w:ascii="Courier New" w:eastAsia="Courier New" w:hAnsi="Courier New" w:cs="Courier New"/>
+                <w:color w:val="000000"/>
+                <w:sz w:val="20"/>
+                <w:szCs w:val="20"/>
+                <w:lang w:val="en-US"/>
+              </w:rPr>
+              <w:t>condiciones_</w:t>
+            </w:r>
+            <w:r>
+              <w:rPr>
+                <w:rFonts w:ascii="Courier New" w:eastAsia="Courier New" w:hAnsi="Courier New" w:cs="Courier New"/>
+                <w:color w:val="000000"/>
+                <w:sz w:val="20"/>
+                <w:szCs w:val="20"/>
+                <w:lang w:val="en-US"/>
+              </w:rPr>
+              <w:t>experimental_3back.xlsx</w:t>
+            </w:r>
+            <w:proofErr w:type="gramStart"/>
+            <w:r>
+              <w:rPr>
+                <w:rFonts w:ascii="Courier New" w:eastAsia="Courier New" w:hAnsi="Courier New" w:cs="Courier New"/>
+                <w:color w:val="000000"/>
+                <w:sz w:val="20"/>
+                <w:szCs w:val="20"/>
+                <w:lang w:val="en-US"/>
+              </w:rPr>
+              <w:t xml:space="preserve">   (</w:t>
+            </w:r>
+            <w:proofErr w:type="gramEnd"/>
+            <w:r>
+              <w:rPr>
+                <w:rFonts w:ascii="Courier New" w:eastAsia="Courier New" w:hAnsi="Courier New" w:cs="Courier New"/>
+                <w:color w:val="000000"/>
+                <w:sz w:val="20"/>
+                <w:szCs w:val="20"/>
+                <w:lang w:val="en-US"/>
+              </w:rPr>
+              <w:t>20 trials — 3-back experimental)</w:t>
+            </w:r>
+          </w:p>
+          <w:p>
+            <w:pPr>
+              <w:spacing w:before="20" w:after="20"/>
+              <w:rPr>
+                <w:lang w:val="en-US"/>
+              </w:rPr>
+            </w:pPr>
+            <w:r>
+              <w:rPr>
+                <w:rFonts w:ascii="Courier New" w:eastAsia="Courier New" w:hAnsi="Courier New" w:cs="Courier New"/>
+                <w:color w:val="000000"/>
+                <w:sz w:val="20"/>
+                <w:szCs w:val="20"/>
+                <w:lang w:val="en-US"/>
+              </w:rPr>
+              <w:t>│   └── practica/</w:t>
+            </w:r>
+          </w:p>
+          <w:p>
+            <w:pPr>
+              <w:spacing w:before="20" w:after="20"/>
+              <w:rPr>
+                <w:lang w:val="en-US"/>
+              </w:rPr>
+            </w:pPr>
+            <w:r>
+              <w:rPr>
+                <w:rFonts w:ascii="Courier New" w:eastAsia="Courier New" w:hAnsi="Courier New" w:cs="Courier New"/>
+                <w:color w:val="000000"/>
+                <w:sz w:val="20"/>
+                <w:szCs w:val="20"/>
+                <w:lang w:val="en-US"/>
+              </w:rPr>
+              <w:t xml:space="preserve">│       ├── </w:t>
+            </w:r>
+            <w:r>
+              <w:rPr>
+                <w:rFonts w:ascii="Courier New" w:eastAsia="Courier New" w:hAnsi="Courier New" w:cs="Courier New"/>
+                <w:color w:val="000000"/>
+                <w:sz w:val="20"/>
+                <w:szCs w:val="20"/>
+                <w:lang w:val="en-US"/>
+              </w:rPr>
+              <w:t>condiciones_</w:t>
+            </w:r>
+            <w:r>
+              <w:rPr>
+                <w:rFonts w:ascii="Courier New" w:eastAsia="Courier New" w:hAnsi="Courier New" w:cs="Courier New"/>
+                <w:color w:val="000000"/>
+                <w:sz w:val="20"/>
+                <w:szCs w:val="20"/>
+                <w:lang w:val="en-US"/>
+              </w:rPr>
+              <w:t xml:space="preserve">practica_1back.xlsx     </w:t>
+            </w:r>
+            <w:proofErr w:type="gramStart"/>
+            <w:r>
+              <w:rPr>
+                <w:rFonts w:ascii="Courier New" w:eastAsia="Courier New" w:hAnsi="Courier New" w:cs="Courier New"/>
+                <w:color w:val="000000"/>
+                <w:sz w:val="20"/>
+                <w:szCs w:val="20"/>
+                <w:lang w:val="en-US"/>
+              </w:rPr>
+              <w:t xml:space="preserve">   (</w:t>
+            </w:r>
+            <w:proofErr w:type="gramEnd"/>
+            <w:r>
+              <w:rPr>
+                <w:rFonts w:ascii="Courier New" w:eastAsia="Courier New" w:hAnsi="Courier New" w:cs="Courier New"/>
+                <w:color w:val="000000"/>
+                <w:sz w:val="20"/>
+                <w:szCs w:val="20"/>
+                <w:lang w:val="en-US"/>
+              </w:rPr>
+              <w:t xml:space="preserve">8 trials — 1-back </w:t>
+            </w:r>
+            <w:proofErr w:type="spellStart"/>
+            <w:r>
+              <w:rPr>
+                <w:rFonts w:ascii="Courier New" w:eastAsia="Courier New" w:hAnsi="Courier New" w:cs="Courier New"/>
+                <w:color w:val="000000"/>
+                <w:sz w:val="20"/>
+                <w:szCs w:val="20"/>
+                <w:lang w:val="en-US"/>
+              </w:rPr>
+              <w:t>práctica</w:t>
+            </w:r>
+            <w:proofErr w:type="spellEnd"/>
+            <w:r>
+              <w:rPr>
+                <w:rFonts w:ascii="Courier New" w:eastAsia="Courier New" w:hAnsi="Courier New" w:cs="Courier New"/>
+                <w:color w:val="000000"/>
+                <w:sz w:val="20"/>
+                <w:szCs w:val="20"/>
+                <w:lang w:val="en-US"/>
+              </w:rPr>
+              <w:t>)</w:t>
+            </w:r>
+          </w:p>
+          <w:p>
+            <w:pPr>
+              <w:spacing w:before="20" w:after="20"/>
+              <w:rPr>
+                <w:lang w:val="en-US"/>
+              </w:rPr>
+            </w:pPr>
+            <w:r>
+              <w:rPr>
+                <w:rFonts w:ascii="Courier New" w:eastAsia="Courier New" w:hAnsi="Courier New" w:cs="Courier New"/>
+                <w:color w:val="000000"/>
+                <w:sz w:val="20"/>
+                <w:szCs w:val="20"/>
+                <w:lang w:val="en-US"/>
+              </w:rPr>
+              <w:lastRenderedPageBreak/>
+              <w:t xml:space="preserve">│       ├── </w:t>
+            </w:r>
+            <w:r>
+              <w:rPr>
+                <w:rFonts w:ascii="Courier New" w:eastAsia="Courier New" w:hAnsi="Courier New" w:cs="Courier New"/>
+                <w:color w:val="000000"/>
+                <w:sz w:val="20"/>
+                <w:szCs w:val="20"/>
+                <w:lang w:val="en-US"/>
+              </w:rPr>
+              <w:t>condiciones_</w:t>
+            </w:r>
+            <w:r>
+              <w:rPr>
+                <w:rFonts w:ascii="Courier New" w:eastAsia="Courier New" w:hAnsi="Courier New" w:cs="Courier New"/>
+                <w:color w:val="000000"/>
+                <w:sz w:val="20"/>
+                <w:szCs w:val="20"/>
+                <w:lang w:val="en-US"/>
+              </w:rPr>
+              <w:t xml:space="preserve">practica_2back.xlsx     </w:t>
+            </w:r>
+            <w:proofErr w:type="gramStart"/>
+            <w:r>
+              <w:rPr>
+                <w:rFonts w:ascii="Courier New" w:eastAsia="Courier New" w:hAnsi="Courier New" w:cs="Courier New"/>
+                <w:color w:val="000000"/>
+                <w:sz w:val="20"/>
+                <w:szCs w:val="20"/>
+                <w:lang w:val="en-US"/>
+              </w:rPr>
+              <w:t xml:space="preserve">   (</w:t>
+            </w:r>
+            <w:proofErr w:type="gramEnd"/>
+            <w:r>
+              <w:rPr>
+                <w:rFonts w:ascii="Courier New" w:eastAsia="Courier New" w:hAnsi="Courier New" w:cs="Courier New"/>
+                <w:color w:val="000000"/>
+                <w:sz w:val="20"/>
+                <w:szCs w:val="20"/>
+                <w:lang w:val="en-US"/>
+              </w:rPr>
+              <w:t xml:space="preserve">8 trials — 2-back </w:t>
+            </w:r>
+            <w:proofErr w:type="spellStart"/>
+            <w:r>
+              <w:rPr>
+                <w:rFonts w:ascii="Courier New" w:eastAsia="Courier New" w:hAnsi="Courier New" w:cs="Courier New"/>
+                <w:color w:val="000000"/>
+                <w:sz w:val="20"/>
+                <w:szCs w:val="20"/>
+                <w:lang w:val="en-US"/>
+              </w:rPr>
+              <w:t>práctica</w:t>
+            </w:r>
+            <w:proofErr w:type="spellEnd"/>
+            <w:r>
+              <w:rPr>
+                <w:rFonts w:ascii="Courier New" w:eastAsia="Courier New" w:hAnsi="Courier New" w:cs="Courier New"/>
+                <w:color w:val="000000"/>
+                <w:sz w:val="20"/>
+                <w:szCs w:val="20"/>
+                <w:lang w:val="en-US"/>
+              </w:rPr>
+              <w:t>)</w:t>
+            </w:r>
+          </w:p>
+          <w:p>
+            <w:pPr>
+              <w:spacing w:before="20" w:after="20"/>
+              <w:rPr>
+                <w:lang w:val="en-US"/>
+              </w:rPr>
+            </w:pPr>
+            <w:r>
+              <w:rPr>
+                <w:rFonts w:ascii="Courier New" w:eastAsia="Courier New" w:hAnsi="Courier New" w:cs="Courier New"/>
+                <w:color w:val="000000"/>
+                <w:sz w:val="20"/>
+                <w:szCs w:val="20"/>
+                <w:lang w:val="en-US"/>
+              </w:rPr>
+              <w:t xml:space="preserve">│       └── </w:t>
+            </w:r>
+            <w:r>
+              <w:rPr>
+                <w:rFonts w:ascii="Courier New" w:eastAsia="Courier New" w:hAnsi="Courier New" w:cs="Courier New"/>
+                <w:color w:val="000000"/>
+                <w:sz w:val="20"/>
+                <w:szCs w:val="20"/>
+                <w:lang w:val="en-US"/>
+              </w:rPr>
+              <w:t>condiciones_</w:t>
+            </w:r>
+            <w:r>
+              <w:rPr>
+                <w:rFonts w:ascii="Courier New" w:eastAsia="Courier New" w:hAnsi="Courier New" w:cs="Courier New"/>
+                <w:color w:val="000000"/>
+                <w:sz w:val="20"/>
+                <w:szCs w:val="20"/>
+                <w:lang w:val="en-US"/>
+              </w:rPr>
+              <w:t xml:space="preserve">practica_3back.xlsx     </w:t>
+            </w:r>
+            <w:proofErr w:type="gramStart"/>
+            <w:r>
+              <w:rPr>
+                <w:rFonts w:ascii="Courier New" w:eastAsia="Courier New" w:hAnsi="Courier New" w:cs="Courier New"/>
+                <w:color w:val="000000"/>
+                <w:sz w:val="20"/>
+                <w:szCs w:val="20"/>
+                <w:lang w:val="en-US"/>
+              </w:rPr>
+              <w:t xml:space="preserve">   (</w:t>
+            </w:r>
+            <w:proofErr w:type="gramEnd"/>
+            <w:r>
+              <w:rPr>
+                <w:rFonts w:ascii="Courier New" w:eastAsia="Courier New" w:hAnsi="Courier New" w:cs="Courier New"/>
+                <w:color w:val="000000"/>
+                <w:sz w:val="20"/>
+                <w:szCs w:val="20"/>
+                <w:lang w:val="en-US"/>
+              </w:rPr>
+              <w:t xml:space="preserve">8 trials — 3-back </w:t>
+            </w:r>
+            <w:proofErr w:type="spellStart"/>
+            <w:r>
+              <w:rPr>
+                <w:rFonts w:ascii="Courier New" w:eastAsia="Courier New" w:hAnsi="Courier New" w:cs="Courier New"/>
+                <w:color w:val="000000"/>
+                <w:sz w:val="20"/>
+                <w:szCs w:val="20"/>
+                <w:lang w:val="en-US"/>
+              </w:rPr>
+              <w:t>práctica</w:t>
+            </w:r>
+            <w:proofErr w:type="spellEnd"/>
+            <w:r>
+              <w:rPr>
+                <w:rFonts w:ascii="Courier New" w:eastAsia="Courier New" w:hAnsi="Courier New" w:cs="Courier New"/>
+                <w:color w:val="000000"/>
+                <w:sz w:val="20"/>
+                <w:szCs w:val="20"/>
+                <w:lang w:val="en-US"/>
+              </w:rPr>
+              <w:t>)</w:t>
             </w:r>
           </w:p>
           <w:p>
@@ -635,9 +1186,9 @@
                 <w:sz w:val="20"/>
                 <w:szCs w:val="20"/>
               </w:rPr>
-              <w:t>nBack_</w:t>
-            </w:r>
-            <w:proofErr w:type="gramStart"/>
+              <w:t>docs</w:t>
+            </w:r>
+            <w:proofErr w:type="spellEnd"/>
             <w:r>
               <w:rPr>
                 <w:rFonts w:ascii="Courier New" w:eastAsia="Courier New" w:hAnsi="Courier New" w:cs="Courier New"/>
@@ -645,10 +1196,8 @@
                 <w:sz w:val="20"/>
                 <w:szCs w:val="20"/>
               </w:rPr>
-              <w:t>task.psyexp</w:t>
-            </w:r>
-            <w:proofErr w:type="spellEnd"/>
-            <w:proofErr w:type="gramEnd"/>
+              <w:t>/</w:t>
+            </w:r>
           </w:p>
           <w:p>
             <w:pPr>
@@ -661,7 +1210,7 @@
                 <w:sz w:val="20"/>
                 <w:szCs w:val="20"/>
               </w:rPr>
-              <w:t>│</w:t>
+              <w:t>│   ├── instrucciones_nback.docx</w:t>
             </w:r>
           </w:p>
           <w:p>
@@ -675,27 +1224,7 @@
                 <w:sz w:val="20"/>
                 <w:szCs w:val="20"/>
               </w:rPr>
-              <w:t xml:space="preserve">├── </w:t>
-            </w:r>
-            <w:proofErr w:type="spellStart"/>
-            <w:r>
-              <w:rPr>
-                <w:rFonts w:ascii="Courier New" w:eastAsia="Courier New" w:hAnsi="Courier New" w:cs="Courier New"/>
-                <w:color w:val="000000"/>
-                <w:sz w:val="20"/>
-                <w:szCs w:val="20"/>
-              </w:rPr>
-              <w:t>conditions</w:t>
-            </w:r>
-            <w:proofErr w:type="spellEnd"/>
-            <w:r>
-              <w:rPr>
-                <w:rFonts w:ascii="Courier New" w:eastAsia="Courier New" w:hAnsi="Courier New" w:cs="Courier New"/>
-                <w:color w:val="000000"/>
-                <w:sz w:val="20"/>
-                <w:szCs w:val="20"/>
-              </w:rPr>
-              <w:t>/</w:t>
+              <w:t>│   └── guia_materiales_taller3.docx</w:t>
             </w:r>
           </w:p>
           <w:p>
@@ -709,7 +1238,7 @@
                 <w:sz w:val="20"/>
                 <w:szCs w:val="20"/>
               </w:rPr>
-              <w:t>│   ├── experimental/</w:t>
+              <w:t>│</w:t>
             </w:r>
           </w:p>
           <w:p>
@@ -723,435 +1252,6 @@
                 <w:sz w:val="20"/>
                 <w:szCs w:val="20"/>
               </w:rPr>
-              <w:t>│   │   ├── experimental_1back.xlsx</w:t>
-            </w:r>
-            <w:proofErr w:type="gramStart"/>
-            <w:r>
-              <w:rPr>
-                <w:rFonts w:ascii="Courier New" w:eastAsia="Courier New" w:hAnsi="Courier New" w:cs="Courier New"/>
-                <w:color w:val="000000"/>
-                <w:sz w:val="20"/>
-                <w:szCs w:val="20"/>
-              </w:rPr>
-              <w:t xml:space="preserve">   (</w:t>
-            </w:r>
-            <w:proofErr w:type="gramEnd"/>
-            <w:r>
-              <w:rPr>
-                <w:rFonts w:ascii="Courier New" w:eastAsia="Courier New" w:hAnsi="Courier New" w:cs="Courier New"/>
-                <w:color w:val="000000"/>
-                <w:sz w:val="20"/>
-                <w:szCs w:val="20"/>
-              </w:rPr>
-              <w:t xml:space="preserve">20 </w:t>
-            </w:r>
-            <w:proofErr w:type="spellStart"/>
-            <w:r>
-              <w:rPr>
-                <w:rFonts w:ascii="Courier New" w:eastAsia="Courier New" w:hAnsi="Courier New" w:cs="Courier New"/>
-                <w:color w:val="000000"/>
-                <w:sz w:val="20"/>
-                <w:szCs w:val="20"/>
-              </w:rPr>
-              <w:t>trials</w:t>
-            </w:r>
-            <w:proofErr w:type="spellEnd"/>
-            <w:r>
-              <w:rPr>
-                <w:rFonts w:ascii="Courier New" w:eastAsia="Courier New" w:hAnsi="Courier New" w:cs="Courier New"/>
-                <w:color w:val="000000"/>
-                <w:sz w:val="20"/>
-                <w:szCs w:val="20"/>
-              </w:rPr>
-              <w:t xml:space="preserve"> — 1-back experimental)</w:t>
-            </w:r>
-          </w:p>
-          <w:p>
-            <w:pPr>
-              <w:spacing w:before="20" w:after="20"/>
-            </w:pPr>
-            <w:r>
-              <w:rPr>
-                <w:rFonts w:ascii="Courier New" w:eastAsia="Courier New" w:hAnsi="Courier New" w:cs="Courier New"/>
-                <w:color w:val="000000"/>
-                <w:sz w:val="20"/>
-                <w:szCs w:val="20"/>
-              </w:rPr>
-              <w:t>│   │   ├── experimental_2back.xlsx</w:t>
-            </w:r>
-            <w:proofErr w:type="gramStart"/>
-            <w:r>
-              <w:rPr>
-                <w:rFonts w:ascii="Courier New" w:eastAsia="Courier New" w:hAnsi="Courier New" w:cs="Courier New"/>
-                <w:color w:val="000000"/>
-                <w:sz w:val="20"/>
-                <w:szCs w:val="20"/>
-              </w:rPr>
-              <w:t xml:space="preserve">   (</w:t>
-            </w:r>
-            <w:proofErr w:type="gramEnd"/>
-            <w:r>
-              <w:rPr>
-                <w:rFonts w:ascii="Courier New" w:eastAsia="Courier New" w:hAnsi="Courier New" w:cs="Courier New"/>
-                <w:color w:val="000000"/>
-                <w:sz w:val="20"/>
-                <w:szCs w:val="20"/>
-              </w:rPr>
-              <w:t xml:space="preserve">20 </w:t>
-            </w:r>
-            <w:proofErr w:type="spellStart"/>
-            <w:r>
-              <w:rPr>
-                <w:rFonts w:ascii="Courier New" w:eastAsia="Courier New" w:hAnsi="Courier New" w:cs="Courier New"/>
-                <w:color w:val="000000"/>
-                <w:sz w:val="20"/>
-                <w:szCs w:val="20"/>
-              </w:rPr>
-              <w:t>trials</w:t>
-            </w:r>
-            <w:proofErr w:type="spellEnd"/>
-            <w:r>
-              <w:rPr>
-                <w:rFonts w:ascii="Courier New" w:eastAsia="Courier New" w:hAnsi="Courier New" w:cs="Courier New"/>
-                <w:color w:val="000000"/>
-                <w:sz w:val="20"/>
-                <w:szCs w:val="20"/>
-              </w:rPr>
-              <w:t xml:space="preserve"> — 2-back experimental)</w:t>
-            </w:r>
-          </w:p>
-          <w:p>
-            <w:pPr>
-              <w:spacing w:before="20" w:after="20"/>
-            </w:pPr>
-            <w:r>
-              <w:rPr>
-                <w:rFonts w:ascii="Courier New" w:eastAsia="Courier New" w:hAnsi="Courier New" w:cs="Courier New"/>
-                <w:color w:val="000000"/>
-                <w:sz w:val="20"/>
-                <w:szCs w:val="20"/>
-              </w:rPr>
-              <w:t>│   │   └── experimental_3back.xlsx</w:t>
-            </w:r>
-            <w:proofErr w:type="gramStart"/>
-            <w:r>
-              <w:rPr>
-                <w:rFonts w:ascii="Courier New" w:eastAsia="Courier New" w:hAnsi="Courier New" w:cs="Courier New"/>
-                <w:color w:val="000000"/>
-                <w:sz w:val="20"/>
-                <w:szCs w:val="20"/>
-              </w:rPr>
-              <w:t xml:space="preserve">   (</w:t>
-            </w:r>
-            <w:proofErr w:type="gramEnd"/>
-            <w:r>
-              <w:rPr>
-                <w:rFonts w:ascii="Courier New" w:eastAsia="Courier New" w:hAnsi="Courier New" w:cs="Courier New"/>
-                <w:color w:val="000000"/>
-                <w:sz w:val="20"/>
-                <w:szCs w:val="20"/>
-              </w:rPr>
-              <w:t xml:space="preserve">20 </w:t>
-            </w:r>
-            <w:proofErr w:type="spellStart"/>
-            <w:r>
-              <w:rPr>
-                <w:rFonts w:ascii="Courier New" w:eastAsia="Courier New" w:hAnsi="Courier New" w:cs="Courier New"/>
-                <w:color w:val="000000"/>
-                <w:sz w:val="20"/>
-                <w:szCs w:val="20"/>
-              </w:rPr>
-              <w:t>trials</w:t>
-            </w:r>
-            <w:proofErr w:type="spellEnd"/>
-            <w:r>
-              <w:rPr>
-                <w:rFonts w:ascii="Courier New" w:eastAsia="Courier New" w:hAnsi="Courier New" w:cs="Courier New"/>
-                <w:color w:val="000000"/>
-                <w:sz w:val="20"/>
-                <w:szCs w:val="20"/>
-              </w:rPr>
-              <w:t xml:space="preserve"> — 3-back experimental)</w:t>
-            </w:r>
-          </w:p>
-          <w:p>
-            <w:pPr>
-              <w:spacing w:before="20" w:after="20"/>
-            </w:pPr>
-            <w:r>
-              <w:rPr>
-                <w:rFonts w:ascii="Courier New" w:eastAsia="Courier New" w:hAnsi="Courier New" w:cs="Courier New"/>
-                <w:color w:val="000000"/>
-                <w:sz w:val="20"/>
-                <w:szCs w:val="20"/>
-              </w:rPr>
-              <w:t>│   └── practica/</w:t>
-            </w:r>
-          </w:p>
-          <w:p>
-            <w:pPr>
-              <w:spacing w:before="20" w:after="20"/>
-            </w:pPr>
-            <w:r>
-              <w:rPr>
-                <w:rFonts w:ascii="Courier New" w:eastAsia="Courier New" w:hAnsi="Courier New" w:cs="Courier New"/>
-                <w:color w:val="000000"/>
-                <w:sz w:val="20"/>
-                <w:szCs w:val="20"/>
-              </w:rPr>
-              <w:t xml:space="preserve">│       ├── practica_1back.xlsx     </w:t>
-            </w:r>
-            <w:proofErr w:type="gramStart"/>
-            <w:r>
-              <w:rPr>
-                <w:rFonts w:ascii="Courier New" w:eastAsia="Courier New" w:hAnsi="Courier New" w:cs="Courier New"/>
-                <w:color w:val="000000"/>
-                <w:sz w:val="20"/>
-                <w:szCs w:val="20"/>
-              </w:rPr>
-              <w:t xml:space="preserve">   (</w:t>
-            </w:r>
-            <w:proofErr w:type="gramEnd"/>
-            <w:r>
-              <w:rPr>
-                <w:rFonts w:ascii="Courier New" w:eastAsia="Courier New" w:hAnsi="Courier New" w:cs="Courier New"/>
-                <w:color w:val="000000"/>
-                <w:sz w:val="20"/>
-                <w:szCs w:val="20"/>
-              </w:rPr>
-              <w:t xml:space="preserve">8 </w:t>
-            </w:r>
-            <w:proofErr w:type="spellStart"/>
-            <w:r>
-              <w:rPr>
-                <w:rFonts w:ascii="Courier New" w:eastAsia="Courier New" w:hAnsi="Courier New" w:cs="Courier New"/>
-                <w:color w:val="000000"/>
-                <w:sz w:val="20"/>
-                <w:szCs w:val="20"/>
-              </w:rPr>
-              <w:t>trials</w:t>
-            </w:r>
-            <w:proofErr w:type="spellEnd"/>
-            <w:r>
-              <w:rPr>
-                <w:rFonts w:ascii="Courier New" w:eastAsia="Courier New" w:hAnsi="Courier New" w:cs="Courier New"/>
-                <w:color w:val="000000"/>
-                <w:sz w:val="20"/>
-                <w:szCs w:val="20"/>
-              </w:rPr>
-              <w:t xml:space="preserve"> — 1-back práctica)</w:t>
-            </w:r>
-          </w:p>
-          <w:p>
-            <w:pPr>
-              <w:spacing w:before="20" w:after="20"/>
-            </w:pPr>
-            <w:r>
-              <w:rPr>
-                <w:rFonts w:ascii="Courier New" w:eastAsia="Courier New" w:hAnsi="Courier New" w:cs="Courier New"/>
-                <w:color w:val="000000"/>
-                <w:sz w:val="20"/>
-                <w:szCs w:val="20"/>
-              </w:rPr>
-              <w:t xml:space="preserve">│       ├── practica_2back.xlsx     </w:t>
-            </w:r>
-            <w:proofErr w:type="gramStart"/>
-            <w:r>
-              <w:rPr>
-                <w:rFonts w:ascii="Courier New" w:eastAsia="Courier New" w:hAnsi="Courier New" w:cs="Courier New"/>
-                <w:color w:val="000000"/>
-                <w:sz w:val="20"/>
-                <w:szCs w:val="20"/>
-              </w:rPr>
-              <w:t xml:space="preserve">   (</w:t>
-            </w:r>
-            <w:proofErr w:type="gramEnd"/>
-            <w:r>
-              <w:rPr>
-                <w:rFonts w:ascii="Courier New" w:eastAsia="Courier New" w:hAnsi="Courier New" w:cs="Courier New"/>
-                <w:color w:val="000000"/>
-                <w:sz w:val="20"/>
-                <w:szCs w:val="20"/>
-              </w:rPr>
-              <w:t xml:space="preserve">8 </w:t>
-            </w:r>
-            <w:proofErr w:type="spellStart"/>
-            <w:r>
-              <w:rPr>
-                <w:rFonts w:ascii="Courier New" w:eastAsia="Courier New" w:hAnsi="Courier New" w:cs="Courier New"/>
-                <w:color w:val="000000"/>
-                <w:sz w:val="20"/>
-                <w:szCs w:val="20"/>
-              </w:rPr>
-              <w:t>trials</w:t>
-            </w:r>
-            <w:proofErr w:type="spellEnd"/>
-            <w:r>
-              <w:rPr>
-                <w:rFonts w:ascii="Courier New" w:eastAsia="Courier New" w:hAnsi="Courier New" w:cs="Courier New"/>
-                <w:color w:val="000000"/>
-                <w:sz w:val="20"/>
-                <w:szCs w:val="20"/>
-              </w:rPr>
-              <w:t xml:space="preserve"> — 2-back práctica)</w:t>
-            </w:r>
-          </w:p>
-          <w:p>
-            <w:pPr>
-              <w:spacing w:before="20" w:after="20"/>
-            </w:pPr>
-            <w:r>
-              <w:rPr>
-                <w:rFonts w:ascii="Courier New" w:eastAsia="Courier New" w:hAnsi="Courier New" w:cs="Courier New"/>
-                <w:color w:val="000000"/>
-                <w:sz w:val="20"/>
-                <w:szCs w:val="20"/>
-              </w:rPr>
-              <w:t xml:space="preserve">│       └── practica_3back.xlsx     </w:t>
-            </w:r>
-            <w:proofErr w:type="gramStart"/>
-            <w:r>
-              <w:rPr>
-                <w:rFonts w:ascii="Courier New" w:eastAsia="Courier New" w:hAnsi="Courier New" w:cs="Courier New"/>
-                <w:color w:val="000000"/>
-                <w:sz w:val="20"/>
-                <w:szCs w:val="20"/>
-              </w:rPr>
-              <w:t xml:space="preserve">   (</w:t>
-            </w:r>
-            <w:proofErr w:type="gramEnd"/>
-            <w:r>
-              <w:rPr>
-                <w:rFonts w:ascii="Courier New" w:eastAsia="Courier New" w:hAnsi="Courier New" w:cs="Courier New"/>
-                <w:color w:val="000000"/>
-                <w:sz w:val="20"/>
-                <w:szCs w:val="20"/>
-              </w:rPr>
-              <w:t xml:space="preserve">8 </w:t>
-            </w:r>
-            <w:proofErr w:type="spellStart"/>
-            <w:r>
-              <w:rPr>
-                <w:rFonts w:ascii="Courier New" w:eastAsia="Courier New" w:hAnsi="Courier New" w:cs="Courier New"/>
-                <w:color w:val="000000"/>
-                <w:sz w:val="20"/>
-                <w:szCs w:val="20"/>
-              </w:rPr>
-              <w:t>trials</w:t>
-            </w:r>
-            <w:proofErr w:type="spellEnd"/>
-            <w:r>
-              <w:rPr>
-                <w:rFonts w:ascii="Courier New" w:eastAsia="Courier New" w:hAnsi="Courier New" w:cs="Courier New"/>
-                <w:color w:val="000000"/>
-                <w:sz w:val="20"/>
-                <w:szCs w:val="20"/>
-              </w:rPr>
-              <w:t xml:space="preserve"> — 3-back práctica)</w:t>
-            </w:r>
-          </w:p>
-          <w:p>
-            <w:pPr>
-              <w:spacing w:before="20" w:after="20"/>
-            </w:pPr>
-            <w:r>
-              <w:rPr>
-                <w:rFonts w:ascii="Courier New" w:eastAsia="Courier New" w:hAnsi="Courier New" w:cs="Courier New"/>
-                <w:color w:val="000000"/>
-                <w:sz w:val="20"/>
-                <w:szCs w:val="20"/>
-              </w:rPr>
-              <w:t>│</w:t>
-            </w:r>
-          </w:p>
-          <w:p>
-            <w:pPr>
-              <w:spacing w:before="20" w:after="20"/>
-            </w:pPr>
-            <w:r>
-              <w:rPr>
-                <w:rFonts w:ascii="Courier New" w:eastAsia="Courier New" w:hAnsi="Courier New" w:cs="Courier New"/>
-                <w:color w:val="000000"/>
-                <w:sz w:val="20"/>
-                <w:szCs w:val="20"/>
-              </w:rPr>
-              <w:lastRenderedPageBreak/>
-              <w:t xml:space="preserve">├── </w:t>
-            </w:r>
-            <w:proofErr w:type="spellStart"/>
-            <w:r>
-              <w:rPr>
-                <w:rFonts w:ascii="Courier New" w:eastAsia="Courier New" w:hAnsi="Courier New" w:cs="Courier New"/>
-                <w:color w:val="000000"/>
-                <w:sz w:val="20"/>
-                <w:szCs w:val="20"/>
-              </w:rPr>
-              <w:t>docs</w:t>
-            </w:r>
-            <w:proofErr w:type="spellEnd"/>
-            <w:r>
-              <w:rPr>
-                <w:rFonts w:ascii="Courier New" w:eastAsia="Courier New" w:hAnsi="Courier New" w:cs="Courier New"/>
-                <w:color w:val="000000"/>
-                <w:sz w:val="20"/>
-                <w:szCs w:val="20"/>
-              </w:rPr>
-              <w:t>/</w:t>
-            </w:r>
-          </w:p>
-          <w:p>
-            <w:pPr>
-              <w:spacing w:before="20" w:after="20"/>
-            </w:pPr>
-            <w:r>
-              <w:rPr>
-                <w:rFonts w:ascii="Courier New" w:eastAsia="Courier New" w:hAnsi="Courier New" w:cs="Courier New"/>
-                <w:color w:val="000000"/>
-                <w:sz w:val="20"/>
-                <w:szCs w:val="20"/>
-              </w:rPr>
-              <w:t>│   ├── instrucciones_nback.docx</w:t>
-            </w:r>
-          </w:p>
-          <w:p>
-            <w:pPr>
-              <w:spacing w:before="20" w:after="20"/>
-            </w:pPr>
-            <w:r>
-              <w:rPr>
-                <w:rFonts w:ascii="Courier New" w:eastAsia="Courier New" w:hAnsi="Courier New" w:cs="Courier New"/>
-                <w:color w:val="000000"/>
-                <w:sz w:val="20"/>
-                <w:szCs w:val="20"/>
-              </w:rPr>
-              <w:t>│   └── guia_materiales_taller3.docx</w:t>
-            </w:r>
-          </w:p>
-          <w:p>
-            <w:pPr>
-              <w:spacing w:before="20" w:after="20"/>
-            </w:pPr>
-            <w:r>
-              <w:rPr>
-                <w:rFonts w:ascii="Courier New" w:eastAsia="Courier New" w:hAnsi="Courier New" w:cs="Courier New"/>
-                <w:color w:val="000000"/>
-                <w:sz w:val="20"/>
-                <w:szCs w:val="20"/>
-              </w:rPr>
-              <w:t>│</w:t>
-            </w:r>
-          </w:p>
-          <w:p>
-            <w:pPr>
-              <w:spacing w:before="20" w:after="20"/>
-            </w:pPr>
-            <w:r>
-              <w:rPr>
-                <w:rFonts w:ascii="Courier New" w:eastAsia="Courier New" w:hAnsi="Courier New" w:cs="Courier New"/>
-                <w:color w:val="000000"/>
-                <w:sz w:val="20"/>
-                <w:szCs w:val="20"/>
-              </w:rPr>
               <w:t>└── README.md</w:t>
             </w:r>
           </w:p>
@@ -1169,13 +1269,8 @@
           <w:color w:val="000000"/>
         </w:rPr>
         <w:lastRenderedPageBreak/>
-        <w:t>3. Diseño de la tarea</w:t>
-      </w:r>
-    </w:p>
-    <w:p>
-      <w:pPr>
-        <w:spacing w:before="80"/>
-      </w:pPr>
+        <w:t>4. Diseño de la tarea</w:t>
+      </w:r>
     </w:p>
     <w:p>
       <w:r>
@@ -1222,12 +1317,6 @@
         <w:gridCol w:w="4826"/>
       </w:tblGrid>
       <w:tr>
-        <w:tblPrEx>
-          <w:tblCellMar>
-            <w:top w:w="0" w:type="dxa"/>
-            <w:bottom w:w="0" w:type="dxa"/>
-          </w:tblCellMar>
-        </w:tblPrEx>
         <w:tc>
           <w:tcPr>
             <w:tcW w:w="4200" w:type="dxa"/>
@@ -1304,12 +1393,6 @@
         </w:tc>
       </w:tr>
       <w:tr>
-        <w:tblPrEx>
-          <w:tblCellMar>
-            <w:top w:w="0" w:type="dxa"/>
-            <w:bottom w:w="0" w:type="dxa"/>
-          </w:tblCellMar>
-        </w:tblPrEx>
         <w:tc>
           <w:tcPr>
             <w:tcW w:w="4200" w:type="dxa"/>
@@ -1368,12 +1451,6 @@
         </w:tc>
       </w:tr>
       <w:tr>
-        <w:tblPrEx>
-          <w:tblCellMar>
-            <w:top w:w="0" w:type="dxa"/>
-            <w:bottom w:w="0" w:type="dxa"/>
-          </w:tblCellMar>
-        </w:tblPrEx>
         <w:tc>
           <w:tcPr>
             <w:tcW w:w="4200" w:type="dxa"/>
@@ -1432,12 +1509,6 @@
         </w:tc>
       </w:tr>
       <w:tr>
-        <w:tblPrEx>
-          <w:tblCellMar>
-            <w:top w:w="0" w:type="dxa"/>
-            <w:bottom w:w="0" w:type="dxa"/>
-          </w:tblCellMar>
-        </w:tblPrEx>
         <w:tc>
           <w:tcPr>
             <w:tcW w:w="4200" w:type="dxa"/>
@@ -1496,12 +1567,6 @@
         </w:tc>
       </w:tr>
       <w:tr>
-        <w:tblPrEx>
-          <w:tblCellMar>
-            <w:top w:w="0" w:type="dxa"/>
-            <w:bottom w:w="0" w:type="dxa"/>
-          </w:tblCellMar>
-        </w:tblPrEx>
         <w:tc>
           <w:tcPr>
             <w:tcW w:w="4200" w:type="dxa"/>
@@ -1572,18 +1637,30 @@
                 <w:sz w:val="22"/>
                 <w:szCs w:val="22"/>
               </w:rPr>
-              <w:t xml:space="preserve">  A (no coincide — non-target)</w:t>
+              <w:t xml:space="preserve">  A (no coincide — non-</w:t>
+            </w:r>
+            <w:proofErr w:type="gramStart"/>
+            <w:r>
+              <w:rPr>
+                <w:color w:val="000000"/>
+                <w:sz w:val="22"/>
+                <w:szCs w:val="22"/>
+              </w:rPr>
+              <w:t>target</w:t>
+            </w:r>
+            <w:proofErr w:type="gramEnd"/>
+            <w:r>
+              <w:rPr>
+                <w:color w:val="000000"/>
+                <w:sz w:val="22"/>
+                <w:szCs w:val="22"/>
+              </w:rPr>
+              <w:t>)</w:t>
             </w:r>
           </w:p>
         </w:tc>
       </w:tr>
       <w:tr>
-        <w:tblPrEx>
-          <w:tblCellMar>
-            <w:top w:w="0" w:type="dxa"/>
-            <w:bottom w:w="0" w:type="dxa"/>
-          </w:tblCellMar>
-        </w:tblPrEx>
         <w:tc>
           <w:tcPr>
             <w:tcW w:w="4200" w:type="dxa"/>
@@ -1640,24 +1717,64 @@
             </w:tcMar>
           </w:tcPr>
           <w:p>
-            <w:r>
-              <w:rPr>
-                <w:color w:val="000000"/>
-                <w:sz w:val="22"/>
-                <w:szCs w:val="22"/>
-              </w:rPr>
-              <w:t>8 por nivel (3 targets, 5 non-targets)</w:t>
+            <w:pPr>
+              <w:rPr>
+                <w:lang w:val="en-US"/>
+              </w:rPr>
+            </w:pPr>
+            <w:r>
+              <w:rPr>
+                <w:color w:val="000000"/>
+                <w:sz w:val="22"/>
+                <w:szCs w:val="22"/>
+                <w:lang w:val="en-US"/>
+              </w:rPr>
+              <w:t xml:space="preserve">8 </w:t>
+            </w:r>
+            <w:proofErr w:type="spellStart"/>
+            <w:r>
+              <w:rPr>
+                <w:color w:val="000000"/>
+                <w:sz w:val="22"/>
+                <w:szCs w:val="22"/>
+                <w:lang w:val="en-US"/>
+              </w:rPr>
+              <w:t>por</w:t>
+            </w:r>
+            <w:proofErr w:type="spellEnd"/>
+            <w:r>
+              <w:rPr>
+                <w:color w:val="000000"/>
+                <w:sz w:val="22"/>
+                <w:szCs w:val="22"/>
+                <w:lang w:val="en-US"/>
+              </w:rPr>
+              <w:t xml:space="preserve"> </w:t>
+            </w:r>
+            <w:proofErr w:type="spellStart"/>
+            <w:r>
+              <w:rPr>
+                <w:color w:val="000000"/>
+                <w:sz w:val="22"/>
+                <w:szCs w:val="22"/>
+                <w:lang w:val="en-US"/>
+              </w:rPr>
+              <w:t>nivel</w:t>
+            </w:r>
+            <w:proofErr w:type="spellEnd"/>
+            <w:r>
+              <w:rPr>
+                <w:color w:val="000000"/>
+                <w:sz w:val="22"/>
+                <w:szCs w:val="22"/>
+                <w:lang w:val="en-US"/>
+              </w:rPr>
+              <w:t xml:space="preserve"> (3 targets, 5 non-targets)</w:t>
             </w:r>
           </w:p>
         </w:tc>
       </w:tr>
       <w:tr>
-        <w:tblPrEx>
-          <w:tblCellMar>
-            <w:top w:w="0" w:type="dxa"/>
-            <w:bottom w:w="0" w:type="dxa"/>
-          </w:tblCellMar>
-        </w:tblPrEx>
         <w:tc>
           <w:tcPr>
             <w:tcW w:w="4200" w:type="dxa"/>
@@ -1714,24 +1831,64 @@
             </w:tcMar>
           </w:tcPr>
           <w:p>
-            <w:r>
-              <w:rPr>
-                <w:color w:val="000000"/>
-                <w:sz w:val="22"/>
-                <w:szCs w:val="22"/>
-              </w:rPr>
-              <w:t>20 por nivel (6 targets, 14 non-targets — 30% targets)</w:t>
+            <w:pPr>
+              <w:rPr>
+                <w:lang w:val="en-US"/>
+              </w:rPr>
+            </w:pPr>
+            <w:r>
+              <w:rPr>
+                <w:color w:val="000000"/>
+                <w:sz w:val="22"/>
+                <w:szCs w:val="22"/>
+                <w:lang w:val="en-US"/>
+              </w:rPr>
+              <w:t xml:space="preserve">20 </w:t>
+            </w:r>
+            <w:proofErr w:type="spellStart"/>
+            <w:r>
+              <w:rPr>
+                <w:color w:val="000000"/>
+                <w:sz w:val="22"/>
+                <w:szCs w:val="22"/>
+                <w:lang w:val="en-US"/>
+              </w:rPr>
+              <w:t>por</w:t>
+            </w:r>
+            <w:proofErr w:type="spellEnd"/>
+            <w:r>
+              <w:rPr>
+                <w:color w:val="000000"/>
+                <w:sz w:val="22"/>
+                <w:szCs w:val="22"/>
+                <w:lang w:val="en-US"/>
+              </w:rPr>
+              <w:t xml:space="preserve"> </w:t>
+            </w:r>
+            <w:proofErr w:type="spellStart"/>
+            <w:r>
+              <w:rPr>
+                <w:color w:val="000000"/>
+                <w:sz w:val="22"/>
+                <w:szCs w:val="22"/>
+                <w:lang w:val="en-US"/>
+              </w:rPr>
+              <w:t>nivel</w:t>
+            </w:r>
+            <w:proofErr w:type="spellEnd"/>
+            <w:r>
+              <w:rPr>
+                <w:color w:val="000000"/>
+                <w:sz w:val="22"/>
+                <w:szCs w:val="22"/>
+                <w:lang w:val="en-US"/>
+              </w:rPr>
+              <w:t xml:space="preserve"> (6 targets, 14 non-targets — 30% targets)</w:t>
             </w:r>
           </w:p>
         </w:tc>
       </w:tr>
       <w:tr>
-        <w:tblPrEx>
-          <w:tblCellMar>
-            <w:top w:w="0" w:type="dxa"/>
-            <w:bottom w:w="0" w:type="dxa"/>
-          </w:tblCellMar>
-        </w:tblPrEx>
         <w:tc>
           <w:tcPr>
             <w:tcW w:w="4200" w:type="dxa"/>
@@ -1790,12 +1947,6 @@
         </w:tc>
       </w:tr>
       <w:tr>
-        <w:tblPrEx>
-          <w:tblCellMar>
-            <w:top w:w="0" w:type="dxa"/>
-            <w:bottom w:w="0" w:type="dxa"/>
-          </w:tblCellMar>
-        </w:tblPrEx>
         <w:tc>
           <w:tcPr>
             <w:tcW w:w="4200" w:type="dxa"/>
@@ -1872,12 +2023,6 @@
         </w:tc>
       </w:tr>
       <w:tr>
-        <w:tblPrEx>
-          <w:tblCellMar>
-            <w:top w:w="0" w:type="dxa"/>
-            <w:bottom w:w="0" w:type="dxa"/>
-          </w:tblCellMar>
-        </w:tblPrEx>
         <w:tc>
           <w:tcPr>
             <w:tcW w:w="4200" w:type="dxa"/>
@@ -1938,12 +2083,6 @@
         </w:tc>
       </w:tr>
       <w:tr>
-        <w:tblPrEx>
-          <w:tblCellMar>
-            <w:top w:w="0" w:type="dxa"/>
-            <w:bottom w:w="0" w:type="dxa"/>
-          </w:tblCellMar>
-        </w:tblPrEx>
         <w:tc>
           <w:tcPr>
             <w:tcW w:w="4200" w:type="dxa"/>
@@ -1968,7 +2107,15 @@
                 <w:sz w:val="22"/>
                 <w:szCs w:val="22"/>
               </w:rPr>
-              <w:t>Variables dependientes</w:t>
+              <w:t xml:space="preserve">Variables </w:t>
+            </w:r>
+            <w:r>
+              <w:rPr>
+                <w:color w:val="000000"/>
+                <w:sz w:val="22"/>
+                <w:szCs w:val="22"/>
+              </w:rPr>
+              <w:t>de la tarea</w:t>
             </w:r>
           </w:p>
         </w:tc>
@@ -2005,6 +2152,7 @@
     <w:p>
       <w:pPr>
         <w:spacing w:before="80" w:after="200"/>
+        <w:jc w:val="both"/>
       </w:pPr>
       <w:r>
         <w:rPr>
@@ -2082,14 +2230,1137 @@
     <w:p>
       <w:pPr>
         <w:spacing w:before="200" w:after="80" w:line="276" w:lineRule="auto"/>
-      </w:pPr>
-      <w:r>
         <w:rPr>
           <w:i/>
           <w:iCs/>
           <w:color w:val="000000"/>
         </w:rPr>
+      </w:pPr>
+      <w:r>
+        <w:rPr>
+          <w:i/>
+          <w:iCs/>
+          <w:color w:val="000000"/>
+        </w:rPr>
         <w:t>Flujo de la tarea</w:t>
+      </w:r>
+    </w:p>
+    <w:p>
+      <w:r>
+        <w:rPr>
+          <w:b/>
+          <w:bCs/>
+          <w:color w:val="000000"/>
+        </w:rPr>
+        <w:t>Figura 1</w:t>
+      </w:r>
+    </w:p>
+    <w:p>
+      <w:pPr>
+        <w:spacing w:after="120"/>
+      </w:pPr>
+      <w:r>
+        <w:rPr>
+          <w:i/>
+          <w:iCs/>
+          <w:color w:val="000000"/>
+        </w:rPr>
+        <w:t xml:space="preserve">Gráfico del flujo de </w:t>
+      </w:r>
+      <w:proofErr w:type="spellStart"/>
+      <w:r>
+        <w:rPr>
+          <w:i/>
+          <w:iCs/>
+          <w:color w:val="000000"/>
+        </w:rPr>
+        <w:t>routines</w:t>
+      </w:r>
+      <w:proofErr w:type="spellEnd"/>
+      <w:r>
+        <w:rPr>
+          <w:i/>
+          <w:iCs/>
+          <w:color w:val="000000"/>
+        </w:rPr>
+        <w:t xml:space="preserve"> de la tarea N-Back</w:t>
+      </w:r>
+    </w:p>
+    <w:p>
+      <w:pPr>
+        <w:spacing w:before="200" w:after="80" w:line="276" w:lineRule="auto"/>
+      </w:pPr>
+      <w:r>
+        <w:rPr>
+          <w:noProof/>
+        </w:rPr>
+        <w:drawing>
+          <wp:inline distT="0" distB="0" distL="0" distR="0" wp14:anchorId="15ACFD0F" wp14:editId="0EF72933">
+            <wp:extent cx="5731510" cy="857885"/>
+            <wp:effectExtent l="0" t="0" r="2540" b="0"/>
+            <wp:docPr id="1001604368" name="Imagen 1"/>
+            <wp:cNvGraphicFramePr>
+              <a:graphicFrameLocks xmlns:a="http://schemas.openxmlformats.org/drawingml/2006/main" noChangeAspect="1"/>
+            </wp:cNvGraphicFramePr>
+            <a:graphic xmlns:a="http://schemas.openxmlformats.org/drawingml/2006/main">
+              <a:graphicData uri="http://schemas.openxmlformats.org/drawingml/2006/picture">
+                <pic:pic xmlns:pic="http://schemas.openxmlformats.org/drawingml/2006/picture">
+                  <pic:nvPicPr>
+                    <pic:cNvPr id="1001604368" name="Imagen 1001604368"/>
+                    <pic:cNvPicPr/>
+                  </pic:nvPicPr>
+                  <pic:blipFill>
+                    <a:blip r:embed="rId7" cstate="print">
+                      <a:extLst>
+                        <a:ext uri="{28A0092B-C50C-407E-A947-70E740481C1C}">
+                          <a14:useLocalDpi xmlns:a14="http://schemas.microsoft.com/office/drawing/2010/main" val="0"/>
+                        </a:ext>
+                      </a:extLst>
+                    </a:blip>
+                    <a:stretch>
+                      <a:fillRect/>
+                    </a:stretch>
+                  </pic:blipFill>
+                  <pic:spPr>
+                    <a:xfrm>
+                      <a:off x="0" y="0"/>
+                      <a:ext cx="5731510" cy="857885"/>
+                    </a:xfrm>
+                    <a:prstGeom prst="rect">
+                      <a:avLst/>
+                    </a:prstGeom>
+                  </pic:spPr>
+                </pic:pic>
+              </a:graphicData>
+            </a:graphic>
+          </wp:inline>
+        </w:drawing>
+      </w:r>
+    </w:p>
+    <w:p>
+      <w:pPr>
+        <w:spacing w:before="360" w:after="120" w:line="276" w:lineRule="auto"/>
+        <w:jc w:val="both"/>
+      </w:pPr>
+      <w:r>
+        <w:rPr>
+          <w:b/>
+          <w:bCs/>
+          <w:color w:val="000000"/>
+        </w:rPr>
+        <w:t>5. Archivo de condiciones</w:t>
+      </w:r>
+    </w:p>
+    <w:p>
+      <w:pPr>
+        <w:spacing w:after="120" w:line="276" w:lineRule="auto"/>
+        <w:jc w:val="both"/>
+      </w:pPr>
+      <w:r>
+        <w:rPr>
+          <w:color w:val="000000"/>
+        </w:rPr>
+        <w:t xml:space="preserve">La tarea usa seis archivos de condiciones: tres de práctica y tres experimentales, uno por nivel. A diferencia de las tareas anteriores, el orden de los </w:t>
+      </w:r>
+      <w:proofErr w:type="spellStart"/>
+      <w:r>
+        <w:rPr>
+          <w:color w:val="000000"/>
+        </w:rPr>
+        <w:t>trials</w:t>
+      </w:r>
+      <w:proofErr w:type="spellEnd"/>
+      <w:r>
+        <w:rPr>
+          <w:color w:val="000000"/>
+        </w:rPr>
+        <w:t xml:space="preserve"> es crítico y no debe aleatorizarse.</w:t>
+      </w:r>
+    </w:p>
+    <w:p>
+      <w:r>
+        <w:rPr>
+          <w:b/>
+          <w:bCs/>
+          <w:color w:val="000000"/>
+        </w:rPr>
+        <w:lastRenderedPageBreak/>
+        <w:t>Tabla 2</w:t>
+      </w:r>
+    </w:p>
+    <w:p>
+      <w:pPr>
+        <w:spacing w:after="120"/>
+      </w:pPr>
+      <w:r>
+        <w:rPr>
+          <w:i/>
+          <w:iCs/>
+          <w:color w:val="000000"/>
+        </w:rPr>
+        <w:t xml:space="preserve">Columnas del archivo </w:t>
+      </w:r>
+      <w:r>
+        <w:rPr>
+          <w:i/>
+          <w:iCs/>
+          <w:color w:val="000000"/>
+        </w:rPr>
+        <w:t>“</w:t>
+      </w:r>
+      <w:r>
+        <w:rPr>
+          <w:i/>
+          <w:iCs/>
+          <w:color w:val="000000"/>
+        </w:rPr>
+        <w:t>condiciones_practica_Xback.xlsx”</w:t>
+      </w:r>
+      <w:r>
+        <w:rPr>
+          <w:i/>
+          <w:iCs/>
+          <w:color w:val="000000"/>
+        </w:rPr>
+        <w:t xml:space="preserve"> </w:t>
+      </w:r>
+      <w:r>
+        <w:rPr>
+          <w:i/>
+          <w:iCs/>
+          <w:color w:val="000000"/>
+        </w:rPr>
+        <w:t>(X = 1, 2 o 3)</w:t>
+      </w:r>
+    </w:p>
+    <w:tbl>
+      <w:tblPr>
+        <w:tblW w:w="9026" w:type="dxa"/>
+        <w:tblBorders>
+          <w:top w:val="single" w:sz="4" w:space="0" w:color="auto"/>
+          <w:left w:val="single" w:sz="4" w:space="0" w:color="auto"/>
+          <w:bottom w:val="single" w:sz="4" w:space="0" w:color="auto"/>
+          <w:right w:val="single" w:sz="4" w:space="0" w:color="auto"/>
+          <w:insideH w:val="single" w:sz="4" w:space="0" w:color="auto"/>
+          <w:insideV w:val="single" w:sz="4" w:space="0" w:color="auto"/>
+        </w:tblBorders>
+        <w:tblCellMar>
+          <w:left w:w="10" w:type="dxa"/>
+          <w:right w:w="10" w:type="dxa"/>
+        </w:tblCellMar>
+        <w:tblLook w:val="0000" w:firstRow="0" w:lastRow="0" w:firstColumn="0" w:lastColumn="0" w:noHBand="0" w:noVBand="0"/>
+      </w:tblPr>
+      <w:tblGrid>
+        <w:gridCol w:w="4200"/>
+        <w:gridCol w:w="4826"/>
+      </w:tblGrid>
+      <w:tr>
+        <w:tc>
+          <w:tcPr>
+            <w:tcW w:w="4200" w:type="dxa"/>
+            <w:tcBorders>
+              <w:top w:val="single" w:sz="12" w:space="0" w:color="000000"/>
+              <w:left w:val="none" w:sz="0" w:space="0" w:color="FFFFFF"/>
+              <w:bottom w:val="single" w:sz="4" w:space="0" w:color="000000"/>
+              <w:right w:val="none" w:sz="0" w:space="0" w:color="FFFFFF"/>
+            </w:tcBorders>
+            <w:shd w:val="clear" w:color="auto" w:fill="FFFFFF"/>
+            <w:tcMar>
+              <w:top w:w="80" w:type="dxa"/>
+              <w:left w:w="0" w:type="dxa"/>
+              <w:bottom w:w="80" w:type="dxa"/>
+              <w:right w:w="120" w:type="dxa"/>
+            </w:tcMar>
+          </w:tcPr>
+          <w:p>
+            <w:pPr>
+              <w:jc w:val="center"/>
+              <w:rPr>
+                <w:b/>
+                <w:bCs/>
+              </w:rPr>
+            </w:pPr>
+            <w:r>
+              <w:rPr>
+                <w:b/>
+                <w:bCs/>
+                <w:color w:val="000000"/>
+                <w:sz w:val="22"/>
+                <w:szCs w:val="22"/>
+              </w:rPr>
+              <w:t>Columna</w:t>
+            </w:r>
+          </w:p>
+        </w:tc>
+        <w:tc>
+          <w:tcPr>
+            <w:tcW w:w="4826" w:type="dxa"/>
+            <w:tcBorders>
+              <w:top w:val="single" w:sz="12" w:space="0" w:color="000000"/>
+              <w:left w:val="none" w:sz="0" w:space="0" w:color="FFFFFF"/>
+              <w:bottom w:val="single" w:sz="4" w:space="0" w:color="000000"/>
+              <w:right w:val="none" w:sz="0" w:space="0" w:color="FFFFFF"/>
+            </w:tcBorders>
+            <w:shd w:val="clear" w:color="auto" w:fill="FFFFFF"/>
+            <w:tcMar>
+              <w:top w:w="80" w:type="dxa"/>
+              <w:left w:w="0" w:type="dxa"/>
+              <w:bottom w:w="80" w:type="dxa"/>
+              <w:right w:w="120" w:type="dxa"/>
+            </w:tcMar>
+          </w:tcPr>
+          <w:p>
+            <w:pPr>
+              <w:jc w:val="center"/>
+              <w:rPr>
+                <w:b/>
+                <w:bCs/>
+              </w:rPr>
+            </w:pPr>
+            <w:r>
+              <w:rPr>
+                <w:b/>
+                <w:bCs/>
+                <w:color w:val="000000"/>
+                <w:sz w:val="22"/>
+                <w:szCs w:val="22"/>
+              </w:rPr>
+              <w:t>Descripción</w:t>
+            </w:r>
+          </w:p>
+        </w:tc>
+      </w:tr>
+      <w:tr>
+        <w:tc>
+          <w:tcPr>
+            <w:tcW w:w="4200" w:type="dxa"/>
+            <w:tcBorders>
+              <w:top w:val="none" w:sz="0" w:space="0" w:color="FFFFFF"/>
+              <w:left w:val="none" w:sz="0" w:space="0" w:color="FFFFFF"/>
+              <w:bottom w:val="none" w:sz="0" w:space="0" w:color="FFFFFF"/>
+              <w:right w:val="none" w:sz="0" w:space="0" w:color="FFFFFF"/>
+            </w:tcBorders>
+            <w:shd w:val="clear" w:color="auto" w:fill="FFFFFF"/>
+            <w:tcMar>
+              <w:top w:w="60" w:type="dxa"/>
+              <w:left w:w="0" w:type="dxa"/>
+              <w:bottom w:w="60" w:type="dxa"/>
+              <w:right w:w="120" w:type="dxa"/>
+            </w:tcMar>
+          </w:tcPr>
+          <w:p>
+            <w:proofErr w:type="spellStart"/>
+            <w:r>
+              <w:t>id_p</w:t>
+            </w:r>
+            <w:proofErr w:type="spellEnd"/>
+          </w:p>
+        </w:tc>
+        <w:tc>
+          <w:tcPr>
+            <w:tcW w:w="4826" w:type="dxa"/>
+            <w:tcBorders>
+              <w:top w:val="none" w:sz="0" w:space="0" w:color="FFFFFF"/>
+              <w:left w:val="none" w:sz="0" w:space="0" w:color="FFFFFF"/>
+              <w:bottom w:val="none" w:sz="0" w:space="0" w:color="FFFFFF"/>
+              <w:right w:val="none" w:sz="0" w:space="0" w:color="FFFFFF"/>
+            </w:tcBorders>
+            <w:shd w:val="clear" w:color="auto" w:fill="FFFFFF"/>
+            <w:tcMar>
+              <w:top w:w="60" w:type="dxa"/>
+              <w:left w:w="0" w:type="dxa"/>
+              <w:bottom w:w="60" w:type="dxa"/>
+              <w:right w:w="120" w:type="dxa"/>
+            </w:tcMar>
+          </w:tcPr>
+          <w:p>
+            <w:r>
+              <w:t>Identificador numérico único del trial de práctica</w:t>
+            </w:r>
+          </w:p>
+        </w:tc>
+      </w:tr>
+      <w:tr>
+        <w:tc>
+          <w:tcPr>
+            <w:tcW w:w="4200" w:type="dxa"/>
+            <w:tcBorders>
+              <w:top w:val="none" w:sz="0" w:space="0" w:color="FFFFFF"/>
+              <w:left w:val="none" w:sz="0" w:space="0" w:color="FFFFFF"/>
+              <w:bottom w:val="none" w:sz="0" w:space="0" w:color="FFFFFF"/>
+              <w:right w:val="none" w:sz="0" w:space="0" w:color="FFFFFF"/>
+            </w:tcBorders>
+            <w:shd w:val="clear" w:color="auto" w:fill="FFFFFF"/>
+            <w:tcMar>
+              <w:top w:w="60" w:type="dxa"/>
+              <w:left w:w="0" w:type="dxa"/>
+              <w:bottom w:w="60" w:type="dxa"/>
+              <w:right w:w="120" w:type="dxa"/>
+            </w:tcMar>
+          </w:tcPr>
+          <w:p>
+            <w:proofErr w:type="spellStart"/>
+            <w:r>
+              <w:rPr>
+                <w:color w:val="000000"/>
+                <w:sz w:val="22"/>
+                <w:szCs w:val="22"/>
+              </w:rPr>
+              <w:t>letra</w:t>
+            </w:r>
+            <w:r>
+              <w:rPr>
+                <w:color w:val="000000"/>
+                <w:sz w:val="22"/>
+                <w:szCs w:val="22"/>
+              </w:rPr>
+              <w:t>_p</w:t>
+            </w:r>
+            <w:proofErr w:type="spellEnd"/>
+          </w:p>
+        </w:tc>
+        <w:tc>
+          <w:tcPr>
+            <w:tcW w:w="4826" w:type="dxa"/>
+            <w:tcBorders>
+              <w:top w:val="none" w:sz="0" w:space="0" w:color="FFFFFF"/>
+              <w:left w:val="none" w:sz="0" w:space="0" w:color="FFFFFF"/>
+              <w:bottom w:val="none" w:sz="0" w:space="0" w:color="FFFFFF"/>
+              <w:right w:val="none" w:sz="0" w:space="0" w:color="FFFFFF"/>
+            </w:tcBorders>
+            <w:shd w:val="clear" w:color="auto" w:fill="FFFFFF"/>
+            <w:tcMar>
+              <w:top w:w="60" w:type="dxa"/>
+              <w:left w:w="0" w:type="dxa"/>
+              <w:bottom w:w="60" w:type="dxa"/>
+              <w:right w:w="120" w:type="dxa"/>
+            </w:tcMar>
+          </w:tcPr>
+          <w:p>
+            <w:r>
+              <w:t>Letra presentada en pantalla en ese trial</w:t>
+            </w:r>
+          </w:p>
+        </w:tc>
+      </w:tr>
+      <w:tr>
+        <w:tc>
+          <w:tcPr>
+            <w:tcW w:w="4200" w:type="dxa"/>
+            <w:tcBorders>
+              <w:top w:val="none" w:sz="0" w:space="0" w:color="FFFFFF"/>
+              <w:left w:val="none" w:sz="0" w:space="0" w:color="FFFFFF"/>
+              <w:bottom w:val="none" w:sz="0" w:space="0" w:color="FFFFFF"/>
+              <w:right w:val="none" w:sz="0" w:space="0" w:color="FFFFFF"/>
+            </w:tcBorders>
+            <w:shd w:val="clear" w:color="auto" w:fill="FFFFFF"/>
+            <w:tcMar>
+              <w:top w:w="60" w:type="dxa"/>
+              <w:left w:w="0" w:type="dxa"/>
+              <w:bottom w:w="60" w:type="dxa"/>
+              <w:right w:w="120" w:type="dxa"/>
+            </w:tcMar>
+          </w:tcPr>
+          <w:p>
+            <w:proofErr w:type="spellStart"/>
+            <w:r>
+              <w:rPr>
+                <w:color w:val="000000"/>
+                <w:sz w:val="22"/>
+                <w:szCs w:val="22"/>
+              </w:rPr>
+              <w:t>es_</w:t>
+            </w:r>
+            <w:proofErr w:type="gramStart"/>
+            <w:r>
+              <w:rPr>
+                <w:color w:val="000000"/>
+                <w:sz w:val="22"/>
+                <w:szCs w:val="22"/>
+              </w:rPr>
+              <w:t>target</w:t>
+            </w:r>
+            <w:proofErr w:type="gramEnd"/>
+            <w:r>
+              <w:rPr>
+                <w:color w:val="000000"/>
+                <w:sz w:val="22"/>
+                <w:szCs w:val="22"/>
+              </w:rPr>
+              <w:t>_p</w:t>
+            </w:r>
+            <w:proofErr w:type="spellEnd"/>
+          </w:p>
+        </w:tc>
+        <w:tc>
+          <w:tcPr>
+            <w:tcW w:w="4826" w:type="dxa"/>
+            <w:tcBorders>
+              <w:top w:val="none" w:sz="0" w:space="0" w:color="FFFFFF"/>
+              <w:left w:val="none" w:sz="0" w:space="0" w:color="FFFFFF"/>
+              <w:bottom w:val="none" w:sz="0" w:space="0" w:color="FFFFFF"/>
+              <w:right w:val="none" w:sz="0" w:space="0" w:color="FFFFFF"/>
+            </w:tcBorders>
+            <w:shd w:val="clear" w:color="auto" w:fill="FFFFFF"/>
+            <w:tcMar>
+              <w:top w:w="60" w:type="dxa"/>
+              <w:left w:w="0" w:type="dxa"/>
+              <w:bottom w:w="60" w:type="dxa"/>
+              <w:right w:w="120" w:type="dxa"/>
+            </w:tcMar>
+          </w:tcPr>
+          <w:p>
+            <w:r>
+              <w:t xml:space="preserve">Indica si el trial es </w:t>
+            </w:r>
+            <w:proofErr w:type="gramStart"/>
+            <w:r>
+              <w:t>target</w:t>
+            </w:r>
+            <w:proofErr w:type="gramEnd"/>
+            <w:r>
+              <w:t xml:space="preserve"> (1) o no-</w:t>
+            </w:r>
+            <w:proofErr w:type="gramStart"/>
+            <w:r>
+              <w:t>target</w:t>
+            </w:r>
+            <w:proofErr w:type="gramEnd"/>
+            <w:r>
+              <w:t xml:space="preserve"> (0) según el nivel N</w:t>
+            </w:r>
+          </w:p>
+        </w:tc>
+      </w:tr>
+      <w:tr>
+        <w:tc>
+          <w:tcPr>
+            <w:tcW w:w="4200" w:type="dxa"/>
+            <w:tcBorders>
+              <w:top w:val="none" w:sz="0" w:space="0" w:color="FFFFFF"/>
+              <w:left w:val="none" w:sz="0" w:space="0" w:color="FFFFFF"/>
+              <w:bottom w:val="single" w:sz="12" w:space="0" w:color="000000"/>
+              <w:right w:val="none" w:sz="0" w:space="0" w:color="FFFFFF"/>
+            </w:tcBorders>
+            <w:shd w:val="clear" w:color="auto" w:fill="FFFFFF"/>
+            <w:tcMar>
+              <w:top w:w="60" w:type="dxa"/>
+              <w:left w:w="0" w:type="dxa"/>
+              <w:bottom w:w="60" w:type="dxa"/>
+              <w:right w:w="120" w:type="dxa"/>
+            </w:tcMar>
+          </w:tcPr>
+          <w:p>
+            <w:proofErr w:type="spellStart"/>
+            <w:r>
+              <w:rPr>
+                <w:color w:val="000000"/>
+                <w:sz w:val="22"/>
+                <w:szCs w:val="22"/>
+              </w:rPr>
+              <w:t>tecla_correcta_p</w:t>
+            </w:r>
+            <w:proofErr w:type="spellEnd"/>
+          </w:p>
+        </w:tc>
+        <w:tc>
+          <w:tcPr>
+            <w:tcW w:w="4826" w:type="dxa"/>
+            <w:tcBorders>
+              <w:top w:val="none" w:sz="0" w:space="0" w:color="FFFFFF"/>
+              <w:left w:val="none" w:sz="0" w:space="0" w:color="FFFFFF"/>
+              <w:bottom w:val="single" w:sz="12" w:space="0" w:color="000000"/>
+              <w:right w:val="none" w:sz="0" w:space="0" w:color="FFFFFF"/>
+            </w:tcBorders>
+            <w:shd w:val="clear" w:color="auto" w:fill="FFFFFF"/>
+            <w:tcMar>
+              <w:top w:w="60" w:type="dxa"/>
+              <w:left w:w="0" w:type="dxa"/>
+              <w:bottom w:w="60" w:type="dxa"/>
+              <w:right w:w="120" w:type="dxa"/>
+            </w:tcMar>
+          </w:tcPr>
+          <w:p>
+            <w:r>
+              <w:t xml:space="preserve">Tecla válida para ese trial (A si es </w:t>
+            </w:r>
+            <w:proofErr w:type="gramStart"/>
+            <w:r>
+              <w:t>target</w:t>
+            </w:r>
+            <w:proofErr w:type="gramEnd"/>
+            <w:r>
+              <w:t>, L si es no-</w:t>
+            </w:r>
+            <w:proofErr w:type="gramStart"/>
+            <w:r>
+              <w:t>target</w:t>
+            </w:r>
+            <w:proofErr w:type="gramEnd"/>
+            <w:r>
+              <w:t>)</w:t>
+            </w:r>
+          </w:p>
+        </w:tc>
+      </w:tr>
+    </w:tbl>
+    <w:p>
+      <w:pPr>
+        <w:spacing w:before="80" w:after="200"/>
+        <w:jc w:val="both"/>
+      </w:pPr>
+      <w:r>
+        <w:rPr>
+          <w:i/>
+          <w:iCs/>
+          <w:color w:val="000000"/>
+          <w:sz w:val="20"/>
+          <w:szCs w:val="20"/>
+        </w:rPr>
+        <w:t xml:space="preserve">Nota. </w:t>
+      </w:r>
+      <w:r>
+        <w:rPr>
+          <w:i/>
+          <w:iCs/>
+          <w:color w:val="000000"/>
+          <w:sz w:val="20"/>
+          <w:szCs w:val="20"/>
+        </w:rPr>
+        <w:t>Nota.</w:t>
+      </w:r>
+      <w:r>
+        <w:rPr>
+          <w:color w:val="000000"/>
+          <w:sz w:val="20"/>
+          <w:szCs w:val="20"/>
+        </w:rPr>
+        <w:t xml:space="preserve"> El componente Text debe tener: Text = $</w:t>
+      </w:r>
+      <w:proofErr w:type="spellStart"/>
+      <w:r>
+        <w:rPr>
+          <w:color w:val="000000"/>
+          <w:sz w:val="20"/>
+          <w:szCs w:val="20"/>
+        </w:rPr>
+        <w:t>letra_p</w:t>
+      </w:r>
+      <w:proofErr w:type="spellEnd"/>
+      <w:r>
+        <w:rPr>
+          <w:color w:val="000000"/>
+          <w:sz w:val="20"/>
+          <w:szCs w:val="20"/>
+        </w:rPr>
+        <w:t xml:space="preserve"> | Set </w:t>
+      </w:r>
+      <w:proofErr w:type="spellStart"/>
+      <w:r>
+        <w:rPr>
+          <w:color w:val="000000"/>
+          <w:sz w:val="20"/>
+          <w:szCs w:val="20"/>
+        </w:rPr>
+        <w:t>every</w:t>
+      </w:r>
+      <w:proofErr w:type="spellEnd"/>
+      <w:r>
+        <w:rPr>
+          <w:color w:val="000000"/>
+          <w:sz w:val="20"/>
+          <w:szCs w:val="20"/>
+        </w:rPr>
+        <w:t xml:space="preserve"> </w:t>
+      </w:r>
+      <w:proofErr w:type="spellStart"/>
+      <w:r>
+        <w:rPr>
+          <w:color w:val="000000"/>
+          <w:sz w:val="20"/>
+          <w:szCs w:val="20"/>
+        </w:rPr>
+        <w:t>repeat</w:t>
+      </w:r>
+      <w:proofErr w:type="spellEnd"/>
+      <w:r>
+        <w:rPr>
+          <w:color w:val="000000"/>
+          <w:sz w:val="20"/>
+          <w:szCs w:val="20"/>
+        </w:rPr>
+        <w:t xml:space="preserve"> activado.</w:t>
+      </w:r>
+    </w:p>
+    <w:p>
+      <w:r>
+        <w:rPr>
+          <w:b/>
+          <w:bCs/>
+          <w:color w:val="000000"/>
+        </w:rPr>
+        <w:t>Tabla 3</w:t>
+      </w:r>
+    </w:p>
+    <w:p>
+      <w:pPr>
+        <w:spacing w:after="120"/>
+      </w:pPr>
+      <w:r>
+        <w:rPr>
+          <w:i/>
+          <w:iCs/>
+          <w:color w:val="000000"/>
+        </w:rPr>
+        <w:t xml:space="preserve">Columnas del archivo </w:t>
+      </w:r>
+      <w:r>
+        <w:rPr>
+          <w:i/>
+          <w:iCs/>
+          <w:color w:val="000000"/>
+        </w:rPr>
+        <w:t>“</w:t>
+      </w:r>
+      <w:r>
+        <w:rPr>
+          <w:i/>
+          <w:iCs/>
+          <w:color w:val="000000"/>
+        </w:rPr>
+        <w:t>condiciones_experimental_Xback.xlsx</w:t>
+      </w:r>
+      <w:r>
+        <w:rPr>
+          <w:i/>
+          <w:iCs/>
+          <w:color w:val="000000"/>
+        </w:rPr>
+        <w:t xml:space="preserve">” </w:t>
+      </w:r>
+      <w:r>
+        <w:rPr>
+          <w:i/>
+          <w:iCs/>
+          <w:color w:val="000000"/>
+        </w:rPr>
+        <w:t>(X = 1, 2 o 3)</w:t>
+      </w:r>
+    </w:p>
+    <w:tbl>
+      <w:tblPr>
+        <w:tblW w:w="9026" w:type="dxa"/>
+        <w:tblBorders>
+          <w:top w:val="single" w:sz="4" w:space="0" w:color="auto"/>
+          <w:left w:val="single" w:sz="4" w:space="0" w:color="auto"/>
+          <w:bottom w:val="single" w:sz="4" w:space="0" w:color="auto"/>
+          <w:right w:val="single" w:sz="4" w:space="0" w:color="auto"/>
+          <w:insideH w:val="single" w:sz="4" w:space="0" w:color="auto"/>
+          <w:insideV w:val="single" w:sz="4" w:space="0" w:color="auto"/>
+        </w:tblBorders>
+        <w:tblCellMar>
+          <w:left w:w="10" w:type="dxa"/>
+          <w:right w:w="10" w:type="dxa"/>
+        </w:tblCellMar>
+        <w:tblLook w:val="0000" w:firstRow="0" w:lastRow="0" w:firstColumn="0" w:lastColumn="0" w:noHBand="0" w:noVBand="0"/>
+      </w:tblPr>
+      <w:tblGrid>
+        <w:gridCol w:w="4200"/>
+        <w:gridCol w:w="4826"/>
+      </w:tblGrid>
+      <w:tr>
+        <w:tc>
+          <w:tcPr>
+            <w:tcW w:w="4200" w:type="dxa"/>
+            <w:tcBorders>
+              <w:top w:val="single" w:sz="12" w:space="0" w:color="000000"/>
+              <w:left w:val="none" w:sz="0" w:space="0" w:color="FFFFFF"/>
+              <w:bottom w:val="single" w:sz="4" w:space="0" w:color="000000"/>
+              <w:right w:val="none" w:sz="0" w:space="0" w:color="FFFFFF"/>
+            </w:tcBorders>
+            <w:shd w:val="clear" w:color="auto" w:fill="FFFFFF"/>
+            <w:tcMar>
+              <w:top w:w="80" w:type="dxa"/>
+              <w:left w:w="0" w:type="dxa"/>
+              <w:bottom w:w="80" w:type="dxa"/>
+              <w:right w:w="120" w:type="dxa"/>
+            </w:tcMar>
+          </w:tcPr>
+          <w:p>
+            <w:pPr>
+              <w:jc w:val="center"/>
+              <w:rPr>
+                <w:b/>
+                <w:bCs/>
+              </w:rPr>
+            </w:pPr>
+            <w:r>
+              <w:rPr>
+                <w:b/>
+                <w:bCs/>
+                <w:color w:val="000000"/>
+                <w:sz w:val="22"/>
+                <w:szCs w:val="22"/>
+              </w:rPr>
+              <w:t>Columna</w:t>
+            </w:r>
+          </w:p>
+        </w:tc>
+        <w:tc>
+          <w:tcPr>
+            <w:tcW w:w="4826" w:type="dxa"/>
+            <w:tcBorders>
+              <w:top w:val="single" w:sz="12" w:space="0" w:color="000000"/>
+              <w:left w:val="none" w:sz="0" w:space="0" w:color="FFFFFF"/>
+              <w:bottom w:val="single" w:sz="4" w:space="0" w:color="000000"/>
+              <w:right w:val="none" w:sz="0" w:space="0" w:color="FFFFFF"/>
+            </w:tcBorders>
+            <w:shd w:val="clear" w:color="auto" w:fill="FFFFFF"/>
+            <w:tcMar>
+              <w:top w:w="80" w:type="dxa"/>
+              <w:left w:w="0" w:type="dxa"/>
+              <w:bottom w:w="80" w:type="dxa"/>
+              <w:right w:w="120" w:type="dxa"/>
+            </w:tcMar>
+          </w:tcPr>
+          <w:p>
+            <w:pPr>
+              <w:jc w:val="center"/>
+              <w:rPr>
+                <w:b/>
+                <w:bCs/>
+              </w:rPr>
+            </w:pPr>
+            <w:r>
+              <w:rPr>
+                <w:b/>
+                <w:bCs/>
+                <w:color w:val="000000"/>
+                <w:sz w:val="22"/>
+                <w:szCs w:val="22"/>
+              </w:rPr>
+              <w:t>Valor</w:t>
+            </w:r>
+          </w:p>
+        </w:tc>
+      </w:tr>
+      <w:tr>
+        <w:tc>
+          <w:tcPr>
+            <w:tcW w:w="4200" w:type="dxa"/>
+            <w:tcBorders>
+              <w:top w:val="none" w:sz="0" w:space="0" w:color="FFFFFF"/>
+              <w:left w:val="none" w:sz="0" w:space="0" w:color="FFFFFF"/>
+              <w:bottom w:val="none" w:sz="0" w:space="0" w:color="FFFFFF"/>
+              <w:right w:val="none" w:sz="0" w:space="0" w:color="FFFFFF"/>
+            </w:tcBorders>
+            <w:shd w:val="clear" w:color="auto" w:fill="FFFFFF"/>
+            <w:tcMar>
+              <w:top w:w="60" w:type="dxa"/>
+              <w:left w:w="0" w:type="dxa"/>
+              <w:bottom w:w="60" w:type="dxa"/>
+              <w:right w:w="120" w:type="dxa"/>
+            </w:tcMar>
+          </w:tcPr>
+          <w:p>
+            <w:r>
+              <w:rPr>
+                <w:color w:val="000000"/>
+                <w:sz w:val="22"/>
+                <w:szCs w:val="22"/>
+              </w:rPr>
+              <w:t>id</w:t>
+            </w:r>
+          </w:p>
+        </w:tc>
+        <w:tc>
+          <w:tcPr>
+            <w:tcW w:w="4826" w:type="dxa"/>
+            <w:tcBorders>
+              <w:top w:val="none" w:sz="0" w:space="0" w:color="FFFFFF"/>
+              <w:left w:val="none" w:sz="0" w:space="0" w:color="FFFFFF"/>
+              <w:bottom w:val="none" w:sz="0" w:space="0" w:color="FFFFFF"/>
+              <w:right w:val="none" w:sz="0" w:space="0" w:color="FFFFFF"/>
+            </w:tcBorders>
+            <w:shd w:val="clear" w:color="auto" w:fill="FFFFFF"/>
+            <w:tcMar>
+              <w:top w:w="60" w:type="dxa"/>
+              <w:left w:w="0" w:type="dxa"/>
+              <w:bottom w:w="60" w:type="dxa"/>
+              <w:right w:w="120" w:type="dxa"/>
+            </w:tcMar>
+          </w:tcPr>
+          <w:p>
+            <w:r>
+              <w:t>Identificador numérico único del trial experimental</w:t>
+            </w:r>
+          </w:p>
+        </w:tc>
+      </w:tr>
+      <w:tr>
+        <w:tc>
+          <w:tcPr>
+            <w:tcW w:w="4200" w:type="dxa"/>
+            <w:tcBorders>
+              <w:top w:val="none" w:sz="0" w:space="0" w:color="FFFFFF"/>
+              <w:left w:val="none" w:sz="0" w:space="0" w:color="FFFFFF"/>
+              <w:bottom w:val="none" w:sz="0" w:space="0" w:color="FFFFFF"/>
+              <w:right w:val="none" w:sz="0" w:space="0" w:color="FFFFFF"/>
+            </w:tcBorders>
+            <w:shd w:val="clear" w:color="auto" w:fill="FFFFFF"/>
+            <w:tcMar>
+              <w:top w:w="60" w:type="dxa"/>
+              <w:left w:w="0" w:type="dxa"/>
+              <w:bottom w:w="60" w:type="dxa"/>
+              <w:right w:w="120" w:type="dxa"/>
+            </w:tcMar>
+          </w:tcPr>
+          <w:p>
+            <w:r>
+              <w:rPr>
+                <w:color w:val="000000"/>
+                <w:sz w:val="22"/>
+                <w:szCs w:val="22"/>
+              </w:rPr>
+              <w:t>letra</w:t>
+            </w:r>
+          </w:p>
+        </w:tc>
+        <w:tc>
+          <w:tcPr>
+            <w:tcW w:w="4826" w:type="dxa"/>
+            <w:tcBorders>
+              <w:top w:val="none" w:sz="0" w:space="0" w:color="FFFFFF"/>
+              <w:left w:val="none" w:sz="0" w:space="0" w:color="FFFFFF"/>
+              <w:bottom w:val="none" w:sz="0" w:space="0" w:color="FFFFFF"/>
+              <w:right w:val="none" w:sz="0" w:space="0" w:color="FFFFFF"/>
+            </w:tcBorders>
+            <w:shd w:val="clear" w:color="auto" w:fill="FFFFFF"/>
+            <w:tcMar>
+              <w:top w:w="60" w:type="dxa"/>
+              <w:left w:w="0" w:type="dxa"/>
+              <w:bottom w:w="60" w:type="dxa"/>
+              <w:right w:w="120" w:type="dxa"/>
+            </w:tcMar>
+          </w:tcPr>
+          <w:p>
+            <w:r>
+              <w:t>Letra presentada en pantalla en ese trial</w:t>
+            </w:r>
+          </w:p>
+        </w:tc>
+      </w:tr>
+      <w:tr>
+        <w:tc>
+          <w:tcPr>
+            <w:tcW w:w="4200" w:type="dxa"/>
+            <w:tcBorders>
+              <w:top w:val="none" w:sz="0" w:space="0" w:color="FFFFFF"/>
+              <w:left w:val="none" w:sz="0" w:space="0" w:color="FFFFFF"/>
+              <w:bottom w:val="none" w:sz="0" w:space="0" w:color="FFFFFF"/>
+              <w:right w:val="none" w:sz="0" w:space="0" w:color="FFFFFF"/>
+            </w:tcBorders>
+            <w:shd w:val="clear" w:color="auto" w:fill="FFFFFF"/>
+            <w:tcMar>
+              <w:top w:w="60" w:type="dxa"/>
+              <w:left w:w="0" w:type="dxa"/>
+              <w:bottom w:w="60" w:type="dxa"/>
+              <w:right w:w="120" w:type="dxa"/>
+            </w:tcMar>
+          </w:tcPr>
+          <w:p>
+            <w:proofErr w:type="spellStart"/>
+            <w:r>
+              <w:rPr>
+                <w:color w:val="000000"/>
+                <w:sz w:val="22"/>
+                <w:szCs w:val="22"/>
+              </w:rPr>
+              <w:t>es_</w:t>
+            </w:r>
+            <w:proofErr w:type="gramStart"/>
+            <w:r>
+              <w:rPr>
+                <w:color w:val="000000"/>
+                <w:sz w:val="22"/>
+                <w:szCs w:val="22"/>
+              </w:rPr>
+              <w:t>target</w:t>
+            </w:r>
+            <w:proofErr w:type="spellEnd"/>
+            <w:proofErr w:type="gramEnd"/>
+          </w:p>
+        </w:tc>
+        <w:tc>
+          <w:tcPr>
+            <w:tcW w:w="4826" w:type="dxa"/>
+            <w:tcBorders>
+              <w:top w:val="none" w:sz="0" w:space="0" w:color="FFFFFF"/>
+              <w:left w:val="none" w:sz="0" w:space="0" w:color="FFFFFF"/>
+              <w:bottom w:val="none" w:sz="0" w:space="0" w:color="FFFFFF"/>
+              <w:right w:val="none" w:sz="0" w:space="0" w:color="FFFFFF"/>
+            </w:tcBorders>
+            <w:shd w:val="clear" w:color="auto" w:fill="FFFFFF"/>
+            <w:tcMar>
+              <w:top w:w="60" w:type="dxa"/>
+              <w:left w:w="0" w:type="dxa"/>
+              <w:bottom w:w="60" w:type="dxa"/>
+              <w:right w:w="120" w:type="dxa"/>
+            </w:tcMar>
+          </w:tcPr>
+          <w:p>
+            <w:r>
+              <w:t xml:space="preserve">Indica si el trial es </w:t>
+            </w:r>
+            <w:proofErr w:type="gramStart"/>
+            <w:r>
+              <w:t>target</w:t>
+            </w:r>
+            <w:proofErr w:type="gramEnd"/>
+            <w:r>
+              <w:t xml:space="preserve"> (1) o no-</w:t>
+            </w:r>
+            <w:proofErr w:type="gramStart"/>
+            <w:r>
+              <w:t>target</w:t>
+            </w:r>
+            <w:proofErr w:type="gramEnd"/>
+            <w:r>
+              <w:t xml:space="preserve"> (0) según el nivel N</w:t>
+            </w:r>
+          </w:p>
+        </w:tc>
+      </w:tr>
+      <w:tr>
+        <w:tc>
+          <w:tcPr>
+            <w:tcW w:w="4200" w:type="dxa"/>
+            <w:tcBorders>
+              <w:top w:val="none" w:sz="0" w:space="0" w:color="FFFFFF"/>
+              <w:left w:val="none" w:sz="0" w:space="0" w:color="FFFFFF"/>
+              <w:bottom w:val="single" w:sz="12" w:space="0" w:color="000000"/>
+              <w:right w:val="none" w:sz="0" w:space="0" w:color="FFFFFF"/>
+            </w:tcBorders>
+            <w:shd w:val="clear" w:color="auto" w:fill="FFFFFF"/>
+            <w:tcMar>
+              <w:top w:w="60" w:type="dxa"/>
+              <w:left w:w="0" w:type="dxa"/>
+              <w:bottom w:w="60" w:type="dxa"/>
+              <w:right w:w="120" w:type="dxa"/>
+            </w:tcMar>
+          </w:tcPr>
+          <w:p>
+            <w:proofErr w:type="spellStart"/>
+            <w:r>
+              <w:rPr>
+                <w:color w:val="000000"/>
+                <w:sz w:val="22"/>
+                <w:szCs w:val="22"/>
+              </w:rPr>
+              <w:t>tecla_correcta</w:t>
+            </w:r>
+            <w:proofErr w:type="spellEnd"/>
+          </w:p>
+        </w:tc>
+        <w:tc>
+          <w:tcPr>
+            <w:tcW w:w="4826" w:type="dxa"/>
+            <w:tcBorders>
+              <w:top w:val="none" w:sz="0" w:space="0" w:color="FFFFFF"/>
+              <w:left w:val="none" w:sz="0" w:space="0" w:color="FFFFFF"/>
+              <w:bottom w:val="single" w:sz="12" w:space="0" w:color="000000"/>
+              <w:right w:val="none" w:sz="0" w:space="0" w:color="FFFFFF"/>
+            </w:tcBorders>
+            <w:shd w:val="clear" w:color="auto" w:fill="FFFFFF"/>
+            <w:tcMar>
+              <w:top w:w="60" w:type="dxa"/>
+              <w:left w:w="0" w:type="dxa"/>
+              <w:bottom w:w="60" w:type="dxa"/>
+              <w:right w:w="120" w:type="dxa"/>
+            </w:tcMar>
+          </w:tcPr>
+          <w:p>
+            <w:r>
+              <w:t xml:space="preserve">Tecla válida para ese trial (A si es </w:t>
+            </w:r>
+            <w:proofErr w:type="gramStart"/>
+            <w:r>
+              <w:t>target</w:t>
+            </w:r>
+            <w:proofErr w:type="gramEnd"/>
+            <w:r>
+              <w:t>, L si es no-</w:t>
+            </w:r>
+            <w:proofErr w:type="gramStart"/>
+            <w:r>
+              <w:t>target</w:t>
+            </w:r>
+            <w:proofErr w:type="gramEnd"/>
+            <w:r>
+              <w:t>)</w:t>
+            </w:r>
+          </w:p>
+        </w:tc>
+      </w:tr>
+    </w:tbl>
+    <w:p>
+      <w:pPr>
+        <w:spacing w:before="80" w:after="200"/>
+        <w:jc w:val="both"/>
+      </w:pPr>
+      <w:r>
+        <w:rPr>
+          <w:i/>
+          <w:iCs/>
+          <w:color w:val="000000"/>
+          <w:sz w:val="20"/>
+          <w:szCs w:val="20"/>
+        </w:rPr>
+        <w:t xml:space="preserve">Nota. </w:t>
+      </w:r>
+      <w:r>
+        <w:rPr>
+          <w:color w:val="000000"/>
+          <w:sz w:val="20"/>
+          <w:szCs w:val="20"/>
+        </w:rPr>
+        <w:t xml:space="preserve">El componente Text debe tener: Text = $letra | Set </w:t>
+      </w:r>
+      <w:proofErr w:type="spellStart"/>
+      <w:r>
+        <w:rPr>
+          <w:color w:val="000000"/>
+          <w:sz w:val="20"/>
+          <w:szCs w:val="20"/>
+        </w:rPr>
+        <w:t>every</w:t>
+      </w:r>
+      <w:proofErr w:type="spellEnd"/>
+      <w:r>
+        <w:rPr>
+          <w:color w:val="000000"/>
+          <w:sz w:val="20"/>
+          <w:szCs w:val="20"/>
+        </w:rPr>
+        <w:t xml:space="preserve"> </w:t>
+      </w:r>
+      <w:proofErr w:type="spellStart"/>
+      <w:r>
+        <w:rPr>
+          <w:color w:val="000000"/>
+          <w:sz w:val="20"/>
+          <w:szCs w:val="20"/>
+        </w:rPr>
+        <w:t>repeat</w:t>
+      </w:r>
+      <w:proofErr w:type="spellEnd"/>
+      <w:r>
+        <w:rPr>
+          <w:color w:val="000000"/>
+          <w:sz w:val="20"/>
+          <w:szCs w:val="20"/>
+        </w:rPr>
+        <w:t xml:space="preserve"> activado.</w:t>
       </w:r>
     </w:p>
     <w:tbl>
@@ -2113,12 +3384,6 @@
         <w:gridCol w:w="9026"/>
       </w:tblGrid>
       <w:tr>
-        <w:tblPrEx>
-          <w:tblCellMar>
-            <w:top w:w="0" w:type="dxa"/>
-            <w:bottom w:w="0" w:type="dxa"/>
-          </w:tblCellMar>
-        </w:tblPrEx>
         <w:tc>
           <w:tcPr>
             <w:tcW w:w="9026" w:type="dxa"/>
@@ -2128,476 +3393,119 @@
               <w:bottom w:val="single" w:sz="4" w:space="0" w:color="AAAAAA"/>
               <w:right w:val="single" w:sz="4" w:space="0" w:color="AAAAAA"/>
             </w:tcBorders>
-            <w:shd w:val="clear" w:color="auto" w:fill="F5F5F5"/>
+            <w:shd w:val="clear" w:color="auto" w:fill="FFFFFF"/>
             <w:tcMar>
-              <w:top w:w="140" w:type="dxa"/>
-              <w:left w:w="280" w:type="dxa"/>
-              <w:bottom w:w="140" w:type="dxa"/>
-              <w:right w:w="280" w:type="dxa"/>
+              <w:top w:w="120" w:type="dxa"/>
+              <w:left w:w="240" w:type="dxa"/>
+              <w:bottom w:w="120" w:type="dxa"/>
+              <w:right w:w="240" w:type="dxa"/>
             </w:tcMar>
           </w:tcPr>
           <w:p>
             <w:pPr>
-              <w:spacing w:before="20" w:after="20"/>
+              <w:spacing w:line="276" w:lineRule="auto"/>
+              <w:jc w:val="both"/>
             </w:pPr>
+            <w:r>
+              <w:rPr>
+                <w:b/>
+                <w:bCs/>
+                <w:color w:val="000000"/>
+                <w:sz w:val="22"/>
+                <w:szCs w:val="22"/>
+              </w:rPr>
+              <w:t xml:space="preserve">Nota. </w:t>
+            </w:r>
+            <w:r>
+              <w:rPr>
+                <w:color w:val="000000"/>
+                <w:sz w:val="22"/>
+                <w:szCs w:val="22"/>
+              </w:rPr>
+              <w:t xml:space="preserve">Los primeros n </w:t>
+            </w:r>
             <w:proofErr w:type="spellStart"/>
             <w:r>
               <w:rPr>
-                <w:rFonts w:ascii="Courier New" w:eastAsia="Courier New" w:hAnsi="Courier New" w:cs="Courier New"/>
-                <w:color w:val="000000"/>
-                <w:sz w:val="20"/>
-                <w:szCs w:val="20"/>
-              </w:rPr>
-              <w:t>instrucciones_generales</w:t>
+                <w:color w:val="000000"/>
+                <w:sz w:val="22"/>
+                <w:szCs w:val="22"/>
+              </w:rPr>
+              <w:t>trials</w:t>
             </w:r>
             <w:proofErr w:type="spellEnd"/>
-          </w:p>
-          <w:p>
-            <w:pPr>
-              <w:spacing w:before="20" w:after="20"/>
-            </w:pPr>
-          </w:p>
-          <w:p>
-            <w:pPr>
-              <w:spacing w:before="20" w:after="20"/>
-            </w:pPr>
-            <w:r>
-              <w:rPr>
-                <w:rFonts w:ascii="Courier New" w:eastAsia="Courier New" w:hAnsi="Courier New" w:cs="Courier New"/>
-                <w:color w:val="000000"/>
-                <w:sz w:val="20"/>
-                <w:szCs w:val="20"/>
-              </w:rPr>
-              <w:t>instrucciones_nb1_practica</w:t>
-            </w:r>
-          </w:p>
-          <w:p>
-            <w:pPr>
-              <w:spacing w:before="20" w:after="20"/>
-            </w:pPr>
-            <w:r>
-              <w:rPr>
-                <w:rFonts w:ascii="Courier New" w:eastAsia="Courier New" w:hAnsi="Courier New" w:cs="Courier New"/>
-                <w:color w:val="000000"/>
-                <w:sz w:val="20"/>
-                <w:szCs w:val="20"/>
-              </w:rPr>
-              <w:t xml:space="preserve">  → [loop_practica_NB1: </w:t>
+            <w:r>
+              <w:rPr>
+                <w:color w:val="000000"/>
+                <w:sz w:val="22"/>
+                <w:szCs w:val="22"/>
+              </w:rPr>
+              <w:t xml:space="preserve"> de cada bloque tienen </w:t>
             </w:r>
             <w:proofErr w:type="spellStart"/>
             <w:r>
               <w:rPr>
-                <w:rFonts w:ascii="Courier New" w:eastAsia="Courier New" w:hAnsi="Courier New" w:cs="Courier New"/>
-                <w:color w:val="000000"/>
-                <w:sz w:val="20"/>
-                <w:szCs w:val="20"/>
-              </w:rPr>
-              <w:t>estimulo_practica</w:t>
+                <w:color w:val="000000"/>
+                <w:sz w:val="22"/>
+                <w:szCs w:val="22"/>
+              </w:rPr>
+              <w:t>es_</w:t>
+            </w:r>
+            <w:proofErr w:type="gramStart"/>
+            <w:r>
+              <w:rPr>
+                <w:color w:val="000000"/>
+                <w:sz w:val="22"/>
+                <w:szCs w:val="22"/>
+              </w:rPr>
+              <w:t>target</w:t>
             </w:r>
             <w:proofErr w:type="spellEnd"/>
-            <w:r>
-              <w:rPr>
-                <w:rFonts w:ascii="Courier New" w:eastAsia="Courier New" w:hAnsi="Courier New" w:cs="Courier New"/>
-                <w:color w:val="000000"/>
-                <w:sz w:val="20"/>
-                <w:szCs w:val="20"/>
-              </w:rPr>
-              <w:t xml:space="preserve"> + </w:t>
+            <w:proofErr w:type="gramEnd"/>
+            <w:r>
+              <w:rPr>
+                <w:color w:val="000000"/>
+                <w:sz w:val="22"/>
+                <w:szCs w:val="22"/>
+              </w:rPr>
+              <w:t xml:space="preserve"> = 0 porque no existe referencia n posiciones atrás. Para 1-back: primer trial. Para 2-back: primeros 2 </w:t>
             </w:r>
             <w:proofErr w:type="spellStart"/>
             <w:r>
               <w:rPr>
-                <w:rFonts w:ascii="Courier New" w:eastAsia="Courier New" w:hAnsi="Courier New" w:cs="Courier New"/>
-                <w:color w:val="000000"/>
-                <w:sz w:val="20"/>
-                <w:szCs w:val="20"/>
-              </w:rPr>
-              <w:t>respuesta_practica</w:t>
+                <w:color w:val="000000"/>
+                <w:sz w:val="22"/>
+                <w:szCs w:val="22"/>
+              </w:rPr>
+              <w:t>trials</w:t>
             </w:r>
             <w:proofErr w:type="spellEnd"/>
             <w:r>
               <w:rPr>
-                <w:rFonts w:ascii="Courier New" w:eastAsia="Courier New" w:hAnsi="Courier New" w:cs="Courier New"/>
-                <w:color w:val="000000"/>
-                <w:sz w:val="20"/>
-                <w:szCs w:val="20"/>
-              </w:rPr>
-              <w:t xml:space="preserve"> + </w:t>
+                <w:color w:val="000000"/>
+                <w:sz w:val="22"/>
+                <w:szCs w:val="22"/>
+              </w:rPr>
+              <w:t xml:space="preserve">. Para 3-back: primeros 3 </w:t>
             </w:r>
             <w:proofErr w:type="spellStart"/>
             <w:r>
               <w:rPr>
-                <w:rFonts w:ascii="Courier New" w:eastAsia="Courier New" w:hAnsi="Courier New" w:cs="Courier New"/>
-                <w:color w:val="000000"/>
-                <w:sz w:val="20"/>
-                <w:szCs w:val="20"/>
-              </w:rPr>
-              <w:t>feedback_practica</w:t>
+                <w:color w:val="000000"/>
+                <w:sz w:val="22"/>
+                <w:szCs w:val="22"/>
+              </w:rPr>
+              <w:t>trials</w:t>
             </w:r>
             <w:proofErr w:type="spellEnd"/>
             <w:r>
               <w:rPr>
-                <w:rFonts w:ascii="Courier New" w:eastAsia="Courier New" w:hAnsi="Courier New" w:cs="Courier New"/>
-                <w:color w:val="000000"/>
-                <w:sz w:val="20"/>
-                <w:szCs w:val="20"/>
-              </w:rPr>
-              <w:t>]</w:t>
-            </w:r>
-          </w:p>
-          <w:p>
-            <w:pPr>
-              <w:spacing w:before="20" w:after="20"/>
-            </w:pPr>
-            <w:r>
-              <w:rPr>
-                <w:rFonts w:ascii="Courier New" w:eastAsia="Courier New" w:hAnsi="Courier New" w:cs="Courier New"/>
-                <w:color w:val="000000"/>
-                <w:sz w:val="20"/>
-                <w:szCs w:val="20"/>
-              </w:rPr>
-              <w:t>instrucciones_nb2_practica</w:t>
-            </w:r>
-          </w:p>
-          <w:p>
-            <w:pPr>
-              <w:spacing w:before="20" w:after="20"/>
-            </w:pPr>
-            <w:r>
-              <w:rPr>
-                <w:rFonts w:ascii="Courier New" w:eastAsia="Courier New" w:hAnsi="Courier New" w:cs="Courier New"/>
-                <w:color w:val="000000"/>
-                <w:sz w:val="20"/>
-                <w:szCs w:val="20"/>
-              </w:rPr>
-              <w:t xml:space="preserve">  → [loop_practica_NB2: </w:t>
-            </w:r>
-            <w:proofErr w:type="spellStart"/>
-            <w:r>
-              <w:rPr>
-                <w:rFonts w:ascii="Courier New" w:eastAsia="Courier New" w:hAnsi="Courier New" w:cs="Courier New"/>
-                <w:color w:val="000000"/>
-                <w:sz w:val="20"/>
-                <w:szCs w:val="20"/>
-              </w:rPr>
-              <w:t>estimulo_practica</w:t>
-            </w:r>
-            <w:proofErr w:type="spellEnd"/>
-            <w:r>
-              <w:rPr>
-                <w:rFonts w:ascii="Courier New" w:eastAsia="Courier New" w:hAnsi="Courier New" w:cs="Courier New"/>
-                <w:color w:val="000000"/>
-                <w:sz w:val="20"/>
-                <w:szCs w:val="20"/>
-              </w:rPr>
-              <w:t xml:space="preserve"> + </w:t>
-            </w:r>
-            <w:proofErr w:type="spellStart"/>
-            <w:r>
-              <w:rPr>
-                <w:rFonts w:ascii="Courier New" w:eastAsia="Courier New" w:hAnsi="Courier New" w:cs="Courier New"/>
-                <w:color w:val="000000"/>
-                <w:sz w:val="20"/>
-                <w:szCs w:val="20"/>
-              </w:rPr>
-              <w:t>respuesta_practica</w:t>
-            </w:r>
-            <w:proofErr w:type="spellEnd"/>
-            <w:r>
-              <w:rPr>
-                <w:rFonts w:ascii="Courier New" w:eastAsia="Courier New" w:hAnsi="Courier New" w:cs="Courier New"/>
-                <w:color w:val="000000"/>
-                <w:sz w:val="20"/>
-                <w:szCs w:val="20"/>
-              </w:rPr>
-              <w:t xml:space="preserve"> + </w:t>
-            </w:r>
-            <w:proofErr w:type="spellStart"/>
-            <w:r>
-              <w:rPr>
-                <w:rFonts w:ascii="Courier New" w:eastAsia="Courier New" w:hAnsi="Courier New" w:cs="Courier New"/>
-                <w:color w:val="000000"/>
-                <w:sz w:val="20"/>
-                <w:szCs w:val="20"/>
-              </w:rPr>
-              <w:t>feedback_practica</w:t>
-            </w:r>
-            <w:proofErr w:type="spellEnd"/>
-            <w:r>
-              <w:rPr>
-                <w:rFonts w:ascii="Courier New" w:eastAsia="Courier New" w:hAnsi="Courier New" w:cs="Courier New"/>
-                <w:color w:val="000000"/>
-                <w:sz w:val="20"/>
-                <w:szCs w:val="20"/>
-              </w:rPr>
-              <w:t>]</w:t>
-            </w:r>
-          </w:p>
-          <w:p>
-            <w:pPr>
-              <w:spacing w:before="20" w:after="20"/>
-            </w:pPr>
-            <w:r>
-              <w:rPr>
-                <w:rFonts w:ascii="Courier New" w:eastAsia="Courier New" w:hAnsi="Courier New" w:cs="Courier New"/>
-                <w:color w:val="000000"/>
-                <w:sz w:val="20"/>
-                <w:szCs w:val="20"/>
-              </w:rPr>
-              <w:t>instrucciones_nb3_practica</w:t>
-            </w:r>
-          </w:p>
-          <w:p>
-            <w:pPr>
-              <w:spacing w:before="20" w:after="20"/>
-            </w:pPr>
-            <w:r>
-              <w:rPr>
-                <w:rFonts w:ascii="Courier New" w:eastAsia="Courier New" w:hAnsi="Courier New" w:cs="Courier New"/>
-                <w:color w:val="000000"/>
-                <w:sz w:val="20"/>
-                <w:szCs w:val="20"/>
-              </w:rPr>
-              <w:t xml:space="preserve">  → [loop_practica_NB3: </w:t>
-            </w:r>
-            <w:proofErr w:type="spellStart"/>
-            <w:r>
-              <w:rPr>
-                <w:rFonts w:ascii="Courier New" w:eastAsia="Courier New" w:hAnsi="Courier New" w:cs="Courier New"/>
-                <w:color w:val="000000"/>
-                <w:sz w:val="20"/>
-                <w:szCs w:val="20"/>
-              </w:rPr>
-              <w:t>estimulo_practica</w:t>
-            </w:r>
-            <w:proofErr w:type="spellEnd"/>
-            <w:r>
-              <w:rPr>
-                <w:rFonts w:ascii="Courier New" w:eastAsia="Courier New" w:hAnsi="Courier New" w:cs="Courier New"/>
-                <w:color w:val="000000"/>
-                <w:sz w:val="20"/>
-                <w:szCs w:val="20"/>
-              </w:rPr>
-              <w:t xml:space="preserve"> + </w:t>
-            </w:r>
-            <w:proofErr w:type="spellStart"/>
-            <w:r>
-              <w:rPr>
-                <w:rFonts w:ascii="Courier New" w:eastAsia="Courier New" w:hAnsi="Courier New" w:cs="Courier New"/>
-                <w:color w:val="000000"/>
-                <w:sz w:val="20"/>
-                <w:szCs w:val="20"/>
-              </w:rPr>
-              <w:t>respuesta_practica</w:t>
-            </w:r>
-            <w:proofErr w:type="spellEnd"/>
-            <w:r>
-              <w:rPr>
-                <w:rFonts w:ascii="Courier New" w:eastAsia="Courier New" w:hAnsi="Courier New" w:cs="Courier New"/>
-                <w:color w:val="000000"/>
-                <w:sz w:val="20"/>
-                <w:szCs w:val="20"/>
-              </w:rPr>
-              <w:t xml:space="preserve"> + </w:t>
-            </w:r>
-            <w:proofErr w:type="spellStart"/>
-            <w:r>
-              <w:rPr>
-                <w:rFonts w:ascii="Courier New" w:eastAsia="Courier New" w:hAnsi="Courier New" w:cs="Courier New"/>
-                <w:color w:val="000000"/>
-                <w:sz w:val="20"/>
-                <w:szCs w:val="20"/>
-              </w:rPr>
-              <w:t>feedback_practica</w:t>
-            </w:r>
-            <w:proofErr w:type="spellEnd"/>
-            <w:r>
-              <w:rPr>
-                <w:rFonts w:ascii="Courier New" w:eastAsia="Courier New" w:hAnsi="Courier New" w:cs="Courier New"/>
-                <w:color w:val="000000"/>
-                <w:sz w:val="20"/>
-                <w:szCs w:val="20"/>
-              </w:rPr>
-              <w:t>]</w:t>
-            </w:r>
-          </w:p>
-          <w:p>
-            <w:pPr>
-              <w:spacing w:before="20" w:after="20"/>
-            </w:pPr>
-          </w:p>
-          <w:p>
-            <w:pPr>
-              <w:spacing w:before="20" w:after="20"/>
-            </w:pPr>
-            <w:proofErr w:type="spellStart"/>
-            <w:r>
-              <w:rPr>
-                <w:rFonts w:ascii="Courier New" w:eastAsia="Courier New" w:hAnsi="Courier New" w:cs="Courier New"/>
-                <w:color w:val="000000"/>
-                <w:sz w:val="20"/>
-                <w:szCs w:val="20"/>
-              </w:rPr>
-              <w:t>fin_</w:t>
-            </w:r>
-            <w:proofErr w:type="gramStart"/>
-            <w:r>
-              <w:rPr>
-                <w:rFonts w:ascii="Courier New" w:eastAsia="Courier New" w:hAnsi="Courier New" w:cs="Courier New"/>
-                <w:color w:val="000000"/>
-                <w:sz w:val="20"/>
-                <w:szCs w:val="20"/>
-              </w:rPr>
-              <w:t>practica</w:t>
-            </w:r>
-            <w:proofErr w:type="spellEnd"/>
-            <w:r>
-              <w:rPr>
-                <w:rFonts w:ascii="Courier New" w:eastAsia="Courier New" w:hAnsi="Courier New" w:cs="Courier New"/>
-                <w:color w:val="000000"/>
-                <w:sz w:val="20"/>
-                <w:szCs w:val="20"/>
-              </w:rPr>
-              <w:t xml:space="preserve">  →</w:t>
-            </w:r>
-            <w:proofErr w:type="gramEnd"/>
-            <w:r>
-              <w:rPr>
-                <w:rFonts w:ascii="Courier New" w:eastAsia="Courier New" w:hAnsi="Courier New" w:cs="Courier New"/>
-                <w:color w:val="000000"/>
-                <w:sz w:val="20"/>
-                <w:szCs w:val="20"/>
-              </w:rPr>
-              <w:t xml:space="preserve">  descanso (60 s)</w:t>
-            </w:r>
-          </w:p>
-          <w:p>
-            <w:pPr>
-              <w:spacing w:before="20" w:after="20"/>
-            </w:pPr>
-          </w:p>
-          <w:p>
-            <w:pPr>
-              <w:spacing w:before="20" w:after="20"/>
-            </w:pPr>
-            <w:r>
-              <w:rPr>
-                <w:rFonts w:ascii="Courier New" w:eastAsia="Courier New" w:hAnsi="Courier New" w:cs="Courier New"/>
-                <w:color w:val="000000"/>
-                <w:sz w:val="20"/>
-                <w:szCs w:val="20"/>
-              </w:rPr>
-              <w:t>instrucciones_nb</w:t>
-            </w:r>
-            <w:proofErr w:type="gramStart"/>
-            <w:r>
-              <w:rPr>
-                <w:rFonts w:ascii="Courier New" w:eastAsia="Courier New" w:hAnsi="Courier New" w:cs="Courier New"/>
-                <w:color w:val="000000"/>
-                <w:sz w:val="20"/>
-                <w:szCs w:val="20"/>
-              </w:rPr>
-              <w:t>1  →</w:t>
-            </w:r>
-            <w:proofErr w:type="gramEnd"/>
-            <w:r>
-              <w:rPr>
-                <w:rFonts w:ascii="Courier New" w:eastAsia="Courier New" w:hAnsi="Courier New" w:cs="Courier New"/>
-                <w:color w:val="000000"/>
-                <w:sz w:val="20"/>
-                <w:szCs w:val="20"/>
-              </w:rPr>
-              <w:t xml:space="preserve">  [loop_NB1: estimulo + respuesta]</w:t>
-            </w:r>
-          </w:p>
-          <w:p>
-            <w:pPr>
-              <w:spacing w:before="20" w:after="20"/>
-            </w:pPr>
-            <w:r>
-              <w:rPr>
-                <w:rFonts w:ascii="Courier New" w:eastAsia="Courier New" w:hAnsi="Courier New" w:cs="Courier New"/>
-                <w:color w:val="000000"/>
-                <w:sz w:val="20"/>
-                <w:szCs w:val="20"/>
-              </w:rPr>
-              <w:t>instrucciones_nb</w:t>
-            </w:r>
-            <w:proofErr w:type="gramStart"/>
-            <w:r>
-              <w:rPr>
-                <w:rFonts w:ascii="Courier New" w:eastAsia="Courier New" w:hAnsi="Courier New" w:cs="Courier New"/>
-                <w:color w:val="000000"/>
-                <w:sz w:val="20"/>
-                <w:szCs w:val="20"/>
-              </w:rPr>
-              <w:t>2  →</w:t>
-            </w:r>
-            <w:proofErr w:type="gramEnd"/>
-            <w:r>
-              <w:rPr>
-                <w:rFonts w:ascii="Courier New" w:eastAsia="Courier New" w:hAnsi="Courier New" w:cs="Courier New"/>
-                <w:color w:val="000000"/>
-                <w:sz w:val="20"/>
-                <w:szCs w:val="20"/>
-              </w:rPr>
-              <w:t xml:space="preserve">  [loop_NB2: estimulo + respuesta]</w:t>
-            </w:r>
-          </w:p>
-          <w:p>
-            <w:pPr>
-              <w:spacing w:before="20" w:after="20"/>
-            </w:pPr>
-            <w:r>
-              <w:rPr>
-                <w:rFonts w:ascii="Courier New" w:eastAsia="Courier New" w:hAnsi="Courier New" w:cs="Courier New"/>
-                <w:color w:val="000000"/>
-                <w:sz w:val="20"/>
-                <w:szCs w:val="20"/>
-              </w:rPr>
-              <w:t>instrucciones_nb</w:t>
-            </w:r>
-            <w:proofErr w:type="gramStart"/>
-            <w:r>
-              <w:rPr>
-                <w:rFonts w:ascii="Courier New" w:eastAsia="Courier New" w:hAnsi="Courier New" w:cs="Courier New"/>
-                <w:color w:val="000000"/>
-                <w:sz w:val="20"/>
-                <w:szCs w:val="20"/>
-              </w:rPr>
-              <w:t>3  →</w:t>
-            </w:r>
-            <w:proofErr w:type="gramEnd"/>
-            <w:r>
-              <w:rPr>
-                <w:rFonts w:ascii="Courier New" w:eastAsia="Courier New" w:hAnsi="Courier New" w:cs="Courier New"/>
-                <w:color w:val="000000"/>
-                <w:sz w:val="20"/>
-                <w:szCs w:val="20"/>
-              </w:rPr>
-              <w:t xml:space="preserve">  [loop_NB3: estimulo + respuesta]</w:t>
-            </w:r>
-          </w:p>
-          <w:p>
-            <w:pPr>
-              <w:spacing w:before="20" w:after="20"/>
-            </w:pPr>
-          </w:p>
-          <w:p>
-            <w:pPr>
-              <w:spacing w:before="20" w:after="20"/>
-            </w:pPr>
-            <w:proofErr w:type="spellStart"/>
-            <w:r>
-              <w:rPr>
-                <w:rFonts w:ascii="Courier New" w:eastAsia="Courier New" w:hAnsi="Courier New" w:cs="Courier New"/>
-                <w:color w:val="000000"/>
-                <w:sz w:val="20"/>
-                <w:szCs w:val="20"/>
-              </w:rPr>
-              <w:t>fin_experimento</w:t>
-            </w:r>
-            <w:proofErr w:type="spellEnd"/>
+                <w:color w:val="000000"/>
+                <w:sz w:val="22"/>
+                <w:szCs w:val="22"/>
+              </w:rPr>
+              <w:t>.</w:t>
+            </w:r>
           </w:p>
         </w:tc>
       </w:tr>
@@ -2613,8 +3521,7 @@
           <w:bCs/>
           <w:color w:val="000000"/>
         </w:rPr>
-        <w:lastRenderedPageBreak/>
-        <w:t>4. Archivo de condiciones</w:t>
+        <w:t>6. Instrucciones de la tarea</w:t>
       </w:r>
     </w:p>
     <w:p>
@@ -2626,26 +3533,151 @@
         <w:rPr>
           <w:color w:val="000000"/>
         </w:rPr>
-        <w:t xml:space="preserve">La tarea usa seis archivos de condiciones: tres de práctica y tres experimentales, uno por nivel. A diferencia de las tareas anteriores, el orden de los </w:t>
+        <w:t xml:space="preserve">Las instrucciones de cada pantalla están disponibles en el archivo instrucciones_nback.docx. Existen dos formas de mostrarlas en </w:t>
       </w:r>
       <w:proofErr w:type="spellStart"/>
       <w:r>
         <w:rPr>
           <w:color w:val="000000"/>
         </w:rPr>
-        <w:t>trials</w:t>
+        <w:t>PsychoPy</w:t>
       </w:r>
       <w:proofErr w:type="spellEnd"/>
       <w:r>
         <w:rPr>
           <w:color w:val="000000"/>
         </w:rPr>
-        <w:t xml:space="preserve"> es crítico y no debe aleatorizarse.</w:t>
+        <w:t xml:space="preserve"> </w:t>
+      </w:r>
+      <w:proofErr w:type="spellStart"/>
+      <w:r>
+        <w:rPr>
+          <w:color w:val="000000"/>
+        </w:rPr>
+        <w:t>Builder</w:t>
+      </w:r>
+      <w:proofErr w:type="spellEnd"/>
+      <w:r>
+        <w:rPr>
+          <w:color w:val="000000"/>
+        </w:rPr>
+        <w:t>:</w:t>
+      </w:r>
+    </w:p>
+    <w:p>
+      <w:pPr>
+        <w:spacing w:before="40" w:after="40" w:line="276" w:lineRule="auto"/>
+        <w:ind w:left="720" w:hanging="360"/>
+        <w:jc w:val="both"/>
+      </w:pPr>
+      <w:r>
+        <w:rPr>
+          <w:color w:val="000000"/>
+        </w:rPr>
+        <w:t>•</w:t>
+      </w:r>
+      <w:r>
+        <w:rPr>
+          <w:color w:val="000000"/>
+        </w:rPr>
+        <w:tab/>
+        <w:t xml:space="preserve">Componente Text: copiar el texto directamente en un componente Text de </w:t>
+      </w:r>
+      <w:proofErr w:type="spellStart"/>
+      <w:r>
+        <w:rPr>
+          <w:color w:val="000000"/>
+        </w:rPr>
+        <w:t>PsychoPy</w:t>
+      </w:r>
+      <w:proofErr w:type="spellEnd"/>
+      <w:r>
+        <w:rPr>
+          <w:color w:val="000000"/>
+        </w:rPr>
+        <w:t>. Es la opción más rápida y no requiere archivos adicionales.</w:t>
+      </w:r>
+    </w:p>
+    <w:p>
+      <w:pPr>
+        <w:spacing w:before="40" w:after="40" w:line="276" w:lineRule="auto"/>
+        <w:ind w:left="720" w:hanging="360"/>
+        <w:jc w:val="both"/>
+      </w:pPr>
+      <w:r>
+        <w:rPr>
+          <w:color w:val="000000"/>
+        </w:rPr>
+        <w:t>•</w:t>
+      </w:r>
+      <w:r>
+        <w:rPr>
+          <w:color w:val="000000"/>
+        </w:rPr>
+        <w:tab/>
+        <w:t xml:space="preserve">Componente </w:t>
+      </w:r>
+      <w:proofErr w:type="spellStart"/>
+      <w:r>
+        <w:rPr>
+          <w:color w:val="000000"/>
+        </w:rPr>
+        <w:t>Image</w:t>
+      </w:r>
+      <w:proofErr w:type="spellEnd"/>
+      <w:r>
+        <w:rPr>
+          <w:color w:val="000000"/>
+        </w:rPr>
+        <w:t xml:space="preserve"> con imagen de </w:t>
+      </w:r>
+      <w:proofErr w:type="spellStart"/>
+      <w:r>
+        <w:rPr>
+          <w:color w:val="000000"/>
+        </w:rPr>
+        <w:t>Canva</w:t>
+      </w:r>
+      <w:proofErr w:type="spellEnd"/>
+      <w:r>
+        <w:rPr>
+          <w:color w:val="000000"/>
+        </w:rPr>
+        <w:t xml:space="preserve">: preparar una imagen .png en </w:t>
+      </w:r>
+      <w:proofErr w:type="spellStart"/>
+      <w:r>
+        <w:rPr>
+          <w:color w:val="000000"/>
+        </w:rPr>
+        <w:t>Canva</w:t>
+      </w:r>
+      <w:proofErr w:type="spellEnd"/>
+      <w:r>
+        <w:rPr>
+          <w:color w:val="000000"/>
+        </w:rPr>
+        <w:t xml:space="preserve"> con diseño visual (colores, ejemplos de secuencia) y cargarla con un componente </w:t>
+      </w:r>
+      <w:proofErr w:type="spellStart"/>
+      <w:r>
+        <w:rPr>
+          <w:color w:val="000000"/>
+        </w:rPr>
+        <w:t>Image</w:t>
+      </w:r>
+      <w:proofErr w:type="spellEnd"/>
+      <w:r>
+        <w:rPr>
+          <w:color w:val="000000"/>
+        </w:rPr>
+        <w:t>. Permite mayor claridad visual para el participante.</w:t>
       </w:r>
     </w:p>
     <w:p>
       <w:pPr>
         <w:spacing w:before="80"/>
+        <w:jc w:val="both"/>
       </w:pPr>
     </w:p>
     <w:tbl>
@@ -2669,12 +3701,6 @@
         <w:gridCol w:w="9026"/>
       </w:tblGrid>
       <w:tr>
-        <w:tblPrEx>
-          <w:tblCellMar>
-            <w:top w:w="0" w:type="dxa"/>
-            <w:bottom w:w="0" w:type="dxa"/>
-          </w:tblCellMar>
-        </w:tblPrEx>
         <w:tc>
           <w:tcPr>
             <w:tcW w:w="9026" w:type="dxa"/>
@@ -2684,325 +3710,282 @@
               <w:bottom w:val="single" w:sz="4" w:space="0" w:color="AAAAAA"/>
               <w:right w:val="single" w:sz="4" w:space="0" w:color="AAAAAA"/>
             </w:tcBorders>
-            <w:shd w:val="clear" w:color="auto" w:fill="F5F5F5"/>
+            <w:shd w:val="clear" w:color="auto" w:fill="FFFFFF"/>
             <w:tcMar>
-              <w:top w:w="140" w:type="dxa"/>
-              <w:left w:w="280" w:type="dxa"/>
-              <w:bottom w:w="140" w:type="dxa"/>
-              <w:right w:w="280" w:type="dxa"/>
+              <w:top w:w="120" w:type="dxa"/>
+              <w:left w:w="240" w:type="dxa"/>
+              <w:bottom w:w="120" w:type="dxa"/>
+              <w:right w:w="240" w:type="dxa"/>
             </w:tcMar>
           </w:tcPr>
           <w:p>
             <w:pPr>
-              <w:spacing w:before="20" w:after="20"/>
+              <w:spacing w:line="276" w:lineRule="auto"/>
+              <w:jc w:val="both"/>
             </w:pPr>
             <w:r>
               <w:rPr>
-                <w:rFonts w:ascii="Courier New" w:eastAsia="Courier New" w:hAnsi="Courier New" w:cs="Courier New"/>
-                <w:color w:val="000000"/>
-                <w:sz w:val="20"/>
-                <w:szCs w:val="20"/>
-              </w:rPr>
-              <w:t>Columnas de cada archivo:</w:t>
-            </w:r>
-          </w:p>
-          <w:p>
-            <w:pPr>
-              <w:spacing w:before="20" w:after="20"/>
-            </w:pPr>
-            <w:r>
-              <w:rPr>
-                <w:rFonts w:ascii="Courier New" w:eastAsia="Courier New" w:hAnsi="Courier New" w:cs="Courier New"/>
-                <w:color w:val="000000"/>
-                <w:sz w:val="20"/>
-                <w:szCs w:val="20"/>
-              </w:rPr>
-              <w:t xml:space="preserve">  id             Número de trial</w:t>
-            </w:r>
-          </w:p>
-          <w:p>
-            <w:pPr>
-              <w:spacing w:before="20" w:after="20"/>
-            </w:pPr>
-            <w:r>
-              <w:rPr>
-                <w:rFonts w:ascii="Courier New" w:eastAsia="Courier New" w:hAnsi="Courier New" w:cs="Courier New"/>
-                <w:color w:val="000000"/>
-                <w:sz w:val="20"/>
-                <w:szCs w:val="20"/>
-              </w:rPr>
-              <w:t xml:space="preserve">  letra          </w:t>
+                <w:b/>
+                <w:bCs/>
+                <w:color w:val="000000"/>
+                <w:sz w:val="22"/>
+                <w:szCs w:val="22"/>
+              </w:rPr>
+              <w:t xml:space="preserve">Nota. </w:t>
+            </w:r>
+            <w:r>
+              <w:rPr>
+                <w:color w:val="000000"/>
+                <w:sz w:val="22"/>
+                <w:szCs w:val="22"/>
+              </w:rPr>
+              <w:t xml:space="preserve">Si se usa la opción de imagen </w:t>
             </w:r>
             <w:proofErr w:type="spellStart"/>
             <w:r>
               <w:rPr>
-                <w:rFonts w:ascii="Courier New" w:eastAsia="Courier New" w:hAnsi="Courier New" w:cs="Courier New"/>
-                <w:color w:val="000000"/>
-                <w:sz w:val="20"/>
-                <w:szCs w:val="20"/>
-              </w:rPr>
-              <w:t>Letra</w:t>
+                <w:color w:val="000000"/>
+                <w:sz w:val="22"/>
+                <w:szCs w:val="22"/>
+              </w:rPr>
+              <w:t>Canva</w:t>
             </w:r>
             <w:proofErr w:type="spellEnd"/>
             <w:r>
               <w:rPr>
-                <w:rFonts w:ascii="Courier New" w:eastAsia="Courier New" w:hAnsi="Courier New" w:cs="Courier New"/>
-                <w:color w:val="000000"/>
-                <w:sz w:val="20"/>
-                <w:szCs w:val="20"/>
-              </w:rPr>
-              <w:t xml:space="preserve"> a presentar en pantalla ($letra)</w:t>
-            </w:r>
-          </w:p>
-          <w:p>
-            <w:pPr>
-              <w:spacing w:before="20" w:after="20"/>
-            </w:pPr>
-            <w:r>
-              <w:rPr>
-                <w:rFonts w:ascii="Courier New" w:eastAsia="Courier New" w:hAnsi="Courier New" w:cs="Courier New"/>
-                <w:color w:val="000000"/>
-                <w:sz w:val="20"/>
-                <w:szCs w:val="20"/>
-              </w:rPr>
-              <w:t xml:space="preserve">  </w:t>
+                <w:color w:val="000000"/>
+                <w:sz w:val="22"/>
+                <w:szCs w:val="22"/>
+              </w:rPr>
+              <w:t xml:space="preserve">, preparar una imagen distinta por nivel (NB1, NB2, NB3) indicando claramente el valor de N y el ejemplo de secuencia correspondiente. Si se usa componente Text, asegurarse de configurar Set </w:t>
             </w:r>
             <w:proofErr w:type="spellStart"/>
             <w:r>
               <w:rPr>
-                <w:rFonts w:ascii="Courier New" w:eastAsia="Courier New" w:hAnsi="Courier New" w:cs="Courier New"/>
-                <w:color w:val="000000"/>
-                <w:sz w:val="20"/>
-                <w:szCs w:val="20"/>
-              </w:rPr>
-              <w:t>es_target</w:t>
+                <w:color w:val="000000"/>
+                <w:sz w:val="22"/>
+                <w:szCs w:val="22"/>
+              </w:rPr>
+              <w:t>every</w:t>
             </w:r>
             <w:proofErr w:type="spellEnd"/>
             <w:r>
               <w:rPr>
-                <w:rFonts w:ascii="Courier New" w:eastAsia="Courier New" w:hAnsi="Courier New" w:cs="Courier New"/>
-                <w:color w:val="000000"/>
-                <w:sz w:val="20"/>
-                <w:szCs w:val="20"/>
-              </w:rPr>
-              <w:t xml:space="preserve">      1 = target (respuesta L) | 0 = non-target (respuesta A)</w:t>
-            </w:r>
-          </w:p>
-          <w:p>
-            <w:pPr>
-              <w:spacing w:before="20" w:after="20"/>
-            </w:pPr>
-            <w:r>
-              <w:rPr>
-                <w:rFonts w:ascii="Courier New" w:eastAsia="Courier New" w:hAnsi="Courier New" w:cs="Courier New"/>
-                <w:color w:val="000000"/>
-                <w:sz w:val="20"/>
-                <w:szCs w:val="20"/>
-              </w:rPr>
-              <w:t xml:space="preserve">  </w:t>
+                <w:color w:val="000000"/>
+                <w:sz w:val="22"/>
+                <w:szCs w:val="22"/>
+              </w:rPr>
+              <w:t xml:space="preserve"> </w:t>
             </w:r>
             <w:proofErr w:type="spellStart"/>
             <w:r>
               <w:rPr>
-                <w:rFonts w:ascii="Courier New" w:eastAsia="Courier New" w:hAnsi="Courier New" w:cs="Courier New"/>
-                <w:color w:val="000000"/>
-                <w:sz w:val="20"/>
-                <w:szCs w:val="20"/>
-              </w:rPr>
-              <w:t>tecla_correcta</w:t>
+                <w:color w:val="000000"/>
+                <w:sz w:val="22"/>
+                <w:szCs w:val="22"/>
+              </w:rPr>
+              <w:t>repeat</w:t>
             </w:r>
             <w:proofErr w:type="spellEnd"/>
             <w:r>
               <w:rPr>
-                <w:rFonts w:ascii="Courier New" w:eastAsia="Courier New" w:hAnsi="Courier New" w:cs="Courier New"/>
-                <w:color w:val="000000"/>
-                <w:sz w:val="20"/>
-                <w:szCs w:val="20"/>
-              </w:rPr>
-              <w:t xml:space="preserve"> Tecla esperada: 'l' o 'a'</w:t>
-            </w:r>
-          </w:p>
-          <w:p>
-            <w:pPr>
-              <w:spacing w:before="20" w:after="20"/>
-            </w:pPr>
-          </w:p>
-          <w:p>
-            <w:pPr>
-              <w:spacing w:before="20" w:after="20"/>
-            </w:pPr>
-            <w:r>
-              <w:rPr>
-                <w:rFonts w:ascii="Courier New" w:eastAsia="Courier New" w:hAnsi="Courier New" w:cs="Courier New"/>
-                <w:color w:val="000000"/>
-                <w:sz w:val="20"/>
-                <w:szCs w:val="20"/>
-              </w:rPr>
-              <w:t xml:space="preserve">Configuración del </w:t>
+                <w:color w:val="000000"/>
+                <w:sz w:val="22"/>
+                <w:szCs w:val="22"/>
+              </w:rPr>
+              <w:t xml:space="preserve"> desactivado para que el texto no cambie entre </w:t>
             </w:r>
             <w:proofErr w:type="spellStart"/>
             <w:r>
               <w:rPr>
-                <w:rFonts w:ascii="Courier New" w:eastAsia="Courier New" w:hAnsi="Courier New" w:cs="Courier New"/>
-                <w:color w:val="000000"/>
-                <w:sz w:val="20"/>
-                <w:szCs w:val="20"/>
-              </w:rPr>
-              <w:t>loop</w:t>
+                <w:color w:val="000000"/>
+                <w:sz w:val="22"/>
+                <w:szCs w:val="22"/>
+              </w:rPr>
+              <w:t>trials</w:t>
             </w:r>
             <w:proofErr w:type="spellEnd"/>
             <w:r>
               <w:rPr>
-                <w:rFonts w:ascii="Courier New" w:eastAsia="Courier New" w:hAnsi="Courier New" w:cs="Courier New"/>
-                <w:color w:val="000000"/>
-                <w:sz w:val="20"/>
-                <w:szCs w:val="20"/>
-              </w:rPr>
-              <w:t xml:space="preserve"> en </w:t>
-            </w:r>
-            <w:proofErr w:type="spellStart"/>
-            <w:r>
-              <w:rPr>
-                <w:rFonts w:ascii="Courier New" w:eastAsia="Courier New" w:hAnsi="Courier New" w:cs="Courier New"/>
-                <w:color w:val="000000"/>
-                <w:sz w:val="20"/>
-                <w:szCs w:val="20"/>
-              </w:rPr>
-              <w:t>PsychoPy</w:t>
-            </w:r>
-            <w:proofErr w:type="spellEnd"/>
-            <w:r>
-              <w:rPr>
-                <w:rFonts w:ascii="Courier New" w:eastAsia="Courier New" w:hAnsi="Courier New" w:cs="Courier New"/>
-                <w:color w:val="000000"/>
-                <w:sz w:val="20"/>
-                <w:szCs w:val="20"/>
-              </w:rPr>
-              <w:t xml:space="preserve"> </w:t>
-            </w:r>
-            <w:proofErr w:type="spellStart"/>
-            <w:r>
-              <w:rPr>
-                <w:rFonts w:ascii="Courier New" w:eastAsia="Courier New" w:hAnsi="Courier New" w:cs="Courier New"/>
-                <w:color w:val="000000"/>
-                <w:sz w:val="20"/>
-                <w:szCs w:val="20"/>
-              </w:rPr>
-              <w:t>Builder</w:t>
-            </w:r>
-            <w:proofErr w:type="spellEnd"/>
-            <w:r>
-              <w:rPr>
-                <w:rFonts w:ascii="Courier New" w:eastAsia="Courier New" w:hAnsi="Courier New" w:cs="Courier New"/>
-                <w:color w:val="000000"/>
-                <w:sz w:val="20"/>
-                <w:szCs w:val="20"/>
-              </w:rPr>
-              <w:t>:</w:t>
-            </w:r>
-          </w:p>
-          <w:p>
-            <w:pPr>
-              <w:spacing w:before="20" w:after="20"/>
-            </w:pPr>
-            <w:r>
-              <w:rPr>
-                <w:rFonts w:ascii="Courier New" w:eastAsia="Courier New" w:hAnsi="Courier New" w:cs="Courier New"/>
-                <w:color w:val="000000"/>
-                <w:sz w:val="20"/>
-                <w:szCs w:val="20"/>
-              </w:rPr>
-              <w:t xml:space="preserve">  </w:t>
-            </w:r>
-            <w:proofErr w:type="spellStart"/>
-            <w:r>
-              <w:rPr>
-                <w:rFonts w:ascii="Courier New" w:eastAsia="Courier New" w:hAnsi="Courier New" w:cs="Courier New"/>
-                <w:color w:val="000000"/>
-                <w:sz w:val="20"/>
-                <w:szCs w:val="20"/>
-              </w:rPr>
-              <w:t>loopType</w:t>
-            </w:r>
-            <w:proofErr w:type="spellEnd"/>
-            <w:r>
-              <w:rPr>
-                <w:rFonts w:ascii="Courier New" w:eastAsia="Courier New" w:hAnsi="Courier New" w:cs="Courier New"/>
-                <w:color w:val="000000"/>
-                <w:sz w:val="20"/>
-                <w:szCs w:val="20"/>
-              </w:rPr>
-              <w:t xml:space="preserve"> = </w:t>
-            </w:r>
-            <w:proofErr w:type="spellStart"/>
-            <w:r>
-              <w:rPr>
-                <w:rFonts w:ascii="Courier New" w:eastAsia="Courier New" w:hAnsi="Courier New" w:cs="Courier New"/>
-                <w:color w:val="000000"/>
-                <w:sz w:val="20"/>
-                <w:szCs w:val="20"/>
-              </w:rPr>
-              <w:t>sequential</w:t>
-            </w:r>
-            <w:proofErr w:type="spellEnd"/>
-            <w:r>
-              <w:rPr>
-                <w:rFonts w:ascii="Courier New" w:eastAsia="Courier New" w:hAnsi="Courier New" w:cs="Courier New"/>
-                <w:color w:val="000000"/>
-                <w:sz w:val="20"/>
-                <w:szCs w:val="20"/>
-              </w:rPr>
-              <w:t xml:space="preserve">   &lt;- OBLIGATORIO, no cambiar a </w:t>
-            </w:r>
-            <w:proofErr w:type="spellStart"/>
-            <w:r>
-              <w:rPr>
-                <w:rFonts w:ascii="Courier New" w:eastAsia="Courier New" w:hAnsi="Courier New" w:cs="Courier New"/>
-                <w:color w:val="000000"/>
-                <w:sz w:val="20"/>
-                <w:szCs w:val="20"/>
-              </w:rPr>
-              <w:t>random</w:t>
-            </w:r>
-            <w:proofErr w:type="spellEnd"/>
-          </w:p>
-          <w:p>
-            <w:pPr>
-              <w:spacing w:before="20" w:after="20"/>
-            </w:pPr>
-            <w:r>
-              <w:rPr>
-                <w:rFonts w:ascii="Courier New" w:eastAsia="Courier New" w:hAnsi="Courier New" w:cs="Courier New"/>
-                <w:color w:val="000000"/>
-                <w:sz w:val="20"/>
-                <w:szCs w:val="20"/>
-              </w:rPr>
-              <w:t xml:space="preserve">  </w:t>
-            </w:r>
-            <w:proofErr w:type="spellStart"/>
-            <w:r>
-              <w:rPr>
-                <w:rFonts w:ascii="Courier New" w:eastAsia="Courier New" w:hAnsi="Courier New" w:cs="Courier New"/>
-                <w:color w:val="000000"/>
-                <w:sz w:val="20"/>
-                <w:szCs w:val="20"/>
-              </w:rPr>
-              <w:t>nReps</w:t>
-            </w:r>
-            <w:proofErr w:type="spellEnd"/>
-            <w:r>
-              <w:rPr>
-                <w:rFonts w:ascii="Courier New" w:eastAsia="Courier New" w:hAnsi="Courier New" w:cs="Courier New"/>
-                <w:color w:val="000000"/>
-                <w:sz w:val="20"/>
-                <w:szCs w:val="20"/>
-              </w:rPr>
-              <w:t xml:space="preserve"> = 1</w:t>
+                <w:color w:val="000000"/>
+                <w:sz w:val="22"/>
+                <w:szCs w:val="22"/>
+              </w:rPr>
+              <w:t>.</w:t>
             </w:r>
           </w:p>
         </w:tc>
       </w:tr>
     </w:tbl>
+    <w:p>
+      <w:pPr>
+        <w:spacing w:before="360" w:after="120" w:line="276" w:lineRule="auto"/>
+        <w:jc w:val="both"/>
+      </w:pPr>
+      <w:r>
+        <w:rPr>
+          <w:b/>
+          <w:bCs/>
+          <w:color w:val="000000"/>
+        </w:rPr>
+        <w:lastRenderedPageBreak/>
+        <w:t>7. Análisis de resultados</w:t>
+      </w:r>
+    </w:p>
+    <w:p>
+      <w:pPr>
+        <w:spacing w:after="120" w:line="276" w:lineRule="auto"/>
+        <w:jc w:val="both"/>
+      </w:pPr>
+      <w:r>
+        <w:rPr>
+          <w:color w:val="000000"/>
+        </w:rPr>
+        <w:t xml:space="preserve">Una vez completada la tarea, el CSV generado por </w:t>
+      </w:r>
+      <w:proofErr w:type="spellStart"/>
+      <w:r>
+        <w:rPr>
+          <w:color w:val="000000"/>
+        </w:rPr>
+        <w:t>PsychoPy</w:t>
+      </w:r>
+      <w:proofErr w:type="spellEnd"/>
+      <w:r>
+        <w:rPr>
+          <w:color w:val="000000"/>
+        </w:rPr>
+        <w:t xml:space="preserve"> puede procesarse en la aplicación web del curso:</w:t>
+      </w:r>
+    </w:p>
+    <w:p>
+      <w:pPr>
+        <w:spacing w:before="80"/>
+      </w:pPr>
+    </w:p>
+    <w:p>
+      <w:pPr>
+        <w:spacing w:after="120" w:line="276" w:lineRule="auto"/>
+        <w:ind w:left="360"/>
+        <w:jc w:val="both"/>
+        <w:rPr>
+          <w:lang w:val="en-US"/>
+        </w:rPr>
+      </w:pPr>
+      <w:r>
+        <w:rPr>
+          <w:b/>
+          <w:bCs/>
+          <w:color w:val="000000"/>
+          <w:lang w:val="en-US"/>
+        </w:rPr>
+        <w:t xml:space="preserve">Enlace: </w:t>
+      </w:r>
+      <w:hyperlink r:id="rId8" w:history="1">
+        <w:r>
+          <w:rPr>
+            <w:color w:val="1A6B9E"/>
+            <w:u w:val="single"/>
+            <w:lang w:val="en-US"/>
+          </w:rPr>
+          <w:t>https://mlandaf.github.io/taller_3_resultados</w:t>
+        </w:r>
+      </w:hyperlink>
+    </w:p>
+    <w:p>
+      <w:pPr>
+        <w:spacing w:before="40" w:after="40" w:line="276" w:lineRule="auto"/>
+        <w:ind w:left="720" w:hanging="360"/>
+        <w:jc w:val="both"/>
+      </w:pPr>
+      <w:r>
+        <w:rPr>
+          <w:color w:val="000000"/>
+        </w:rPr>
+        <w:t>1.</w:t>
+      </w:r>
+      <w:r>
+        <w:rPr>
+          <w:color w:val="000000"/>
+        </w:rPr>
+        <w:tab/>
+        <w:t>Abrir el enlace en el navegador.</w:t>
+      </w:r>
+    </w:p>
+    <w:p>
+      <w:pPr>
+        <w:spacing w:before="40" w:after="40" w:line="276" w:lineRule="auto"/>
+        <w:ind w:left="720" w:hanging="360"/>
+        <w:jc w:val="both"/>
+      </w:pPr>
+      <w:r>
+        <w:rPr>
+          <w:color w:val="000000"/>
+        </w:rPr>
+        <w:t>2.</w:t>
+      </w:r>
+      <w:r>
+        <w:rPr>
+          <w:color w:val="000000"/>
+        </w:rPr>
+        <w:tab/>
+        <w:t>Arrastrar el archivo .</w:t>
+      </w:r>
+      <w:proofErr w:type="spellStart"/>
+      <w:r>
+        <w:rPr>
+          <w:color w:val="000000"/>
+        </w:rPr>
+        <w:t>csv</w:t>
+      </w:r>
+      <w:proofErr w:type="spellEnd"/>
+      <w:r>
+        <w:rPr>
+          <w:color w:val="000000"/>
+        </w:rPr>
+        <w:t xml:space="preserve"> al área de carga.</w:t>
+      </w:r>
+    </w:p>
+    <w:p>
+      <w:pPr>
+        <w:spacing w:before="40" w:after="40" w:line="276" w:lineRule="auto"/>
+        <w:ind w:left="720" w:hanging="360"/>
+        <w:jc w:val="both"/>
+      </w:pPr>
+      <w:r>
+        <w:rPr>
+          <w:color w:val="000000"/>
+        </w:rPr>
+        <w:t>3.</w:t>
+      </w:r>
+      <w:r>
+        <w:rPr>
+          <w:color w:val="000000"/>
+        </w:rPr>
+        <w:tab/>
+        <w:t>Confirmar las columnas en la pantalla de selección.</w:t>
+      </w:r>
+    </w:p>
+    <w:p>
+      <w:pPr>
+        <w:spacing w:before="40" w:after="40" w:line="276" w:lineRule="auto"/>
+        <w:ind w:left="720" w:hanging="360"/>
+        <w:jc w:val="both"/>
+      </w:pPr>
+      <w:r>
+        <w:rPr>
+          <w:color w:val="000000"/>
+        </w:rPr>
+        <w:t>4.</w:t>
+      </w:r>
+      <w:r>
+        <w:rPr>
+          <w:color w:val="000000"/>
+        </w:rPr>
+        <w:tab/>
+        <w:t>Revisar los resultados: precisión y RT por nivel (1-back, 2-back, 3-back).</w:t>
+      </w:r>
+    </w:p>
     <w:p>
       <w:pPr>
         <w:spacing w:before="80"/>
@@ -3029,12 +4012,6 @@
         <w:gridCol w:w="9026"/>
       </w:tblGrid>
       <w:tr>
-        <w:tblPrEx>
-          <w:tblCellMar>
-            <w:top w:w="0" w:type="dxa"/>
-            <w:bottom w:w="0" w:type="dxa"/>
-          </w:tblCellMar>
-        </w:tblPrEx>
         <w:tc>
           <w:tcPr>
             <w:tcW w:w="9026" w:type="dxa"/>
@@ -3072,7 +4049,7 @@
                 <w:sz w:val="22"/>
                 <w:szCs w:val="22"/>
               </w:rPr>
-              <w:t xml:space="preserve">Los primeros n </w:t>
+              <w:t xml:space="preserve">La aplicación procesa únicamente los </w:t>
             </w:r>
             <w:proofErr w:type="spellStart"/>
             <w:r>
@@ -3090,61 +4067,43 @@
                 <w:sz w:val="22"/>
                 <w:szCs w:val="22"/>
               </w:rPr>
-              <w:t xml:space="preserve"> de cada bloque tienen </w:t>
-            </w:r>
-            <w:proofErr w:type="spellStart"/>
-            <w:r>
-              <w:rPr>
-                <w:color w:val="000000"/>
-                <w:sz w:val="22"/>
-                <w:szCs w:val="22"/>
-              </w:rPr>
-              <w:t>es_target</w:t>
-            </w:r>
-            <w:proofErr w:type="spellEnd"/>
-            <w:r>
-              <w:rPr>
-                <w:color w:val="000000"/>
-                <w:sz w:val="22"/>
-                <w:szCs w:val="22"/>
-              </w:rPr>
-              <w:t xml:space="preserve"> = 0 porque no existe referencia n posiciones atrás. Para 1-back: primer trial. Para 2-back: primeros 2 </w:t>
-            </w:r>
-            <w:proofErr w:type="spellStart"/>
-            <w:r>
-              <w:rPr>
-                <w:color w:val="000000"/>
-                <w:sz w:val="22"/>
-                <w:szCs w:val="22"/>
-              </w:rPr>
-              <w:t>trials</w:t>
-            </w:r>
-            <w:proofErr w:type="spellEnd"/>
-            <w:r>
-              <w:rPr>
-                <w:color w:val="000000"/>
-                <w:sz w:val="22"/>
-                <w:szCs w:val="22"/>
-              </w:rPr>
-              <w:t xml:space="preserve">. Para 3-back: primeros 3 </w:t>
-            </w:r>
-            <w:proofErr w:type="spellStart"/>
-            <w:r>
-              <w:rPr>
-                <w:color w:val="000000"/>
-                <w:sz w:val="22"/>
-                <w:szCs w:val="22"/>
-              </w:rPr>
-              <w:t>trials</w:t>
-            </w:r>
-            <w:proofErr w:type="spellEnd"/>
-            <w:r>
-              <w:rPr>
-                <w:color w:val="000000"/>
-                <w:sz w:val="22"/>
-                <w:szCs w:val="22"/>
-              </w:rPr>
-              <w:t>.</w:t>
+              <w:t xml:space="preserve"> de la fase experimental. La fase de práctica no se incluye en el análisis. Los resultados se muestran separados por nivel y por tipo de trial (</w:t>
+            </w:r>
+            <w:proofErr w:type="gramStart"/>
+            <w:r>
+              <w:rPr>
+                <w:color w:val="000000"/>
+                <w:sz w:val="22"/>
+                <w:szCs w:val="22"/>
+              </w:rPr>
+              <w:t>target</w:t>
+            </w:r>
+            <w:proofErr w:type="gramEnd"/>
+            <w:r>
+              <w:rPr>
+                <w:color w:val="000000"/>
+                <w:sz w:val="22"/>
+                <w:szCs w:val="22"/>
+              </w:rPr>
+              <w:t xml:space="preserve"> vs non-</w:t>
+            </w:r>
+            <w:proofErr w:type="gramStart"/>
+            <w:r>
+              <w:rPr>
+                <w:color w:val="000000"/>
+                <w:sz w:val="22"/>
+                <w:szCs w:val="22"/>
+              </w:rPr>
+              <w:t>target</w:t>
+            </w:r>
+            <w:proofErr w:type="gramEnd"/>
+            <w:r>
+              <w:rPr>
+                <w:color w:val="000000"/>
+                <w:sz w:val="22"/>
+                <w:szCs w:val="22"/>
+              </w:rPr>
+              <w:t>).</w:t>
             </w:r>
           </w:p>
         </w:tc>
@@ -3154,734 +4113,51 @@
       <w:pPr>
         <w:spacing w:before="360" w:after="120" w:line="276" w:lineRule="auto"/>
         <w:jc w:val="both"/>
-      </w:pPr>
+        <w:rPr>
+          <w:lang w:val="en-US"/>
+        </w:rPr>
+      </w:pPr>
+      <w:proofErr w:type="spellStart"/>
       <w:r>
         <w:rPr>
           <w:b/>
           <w:bCs/>
           <w:color w:val="000000"/>
-        </w:rPr>
-        <w:t>5. Instrucciones de la tarea</w:t>
-      </w:r>
-    </w:p>
-    <w:p>
-      <w:pPr>
-        <w:spacing w:after="120" w:line="276" w:lineRule="auto"/>
-        <w:jc w:val="both"/>
-      </w:pPr>
-      <w:r>
-        <w:rPr>
-          <w:color w:val="000000"/>
-        </w:rPr>
-        <w:t xml:space="preserve">Las instrucciones de cada pantalla están disponibles en el archivo instrucciones_nback.docx. Existen dos formas de mostrarlas en </w:t>
-      </w:r>
-      <w:proofErr w:type="spellStart"/>
-      <w:r>
-        <w:rPr>
-          <w:color w:val="000000"/>
-        </w:rPr>
-        <w:t>PsychoPy</w:t>
+          <w:lang w:val="en-US"/>
+        </w:rPr>
+        <w:t>Referencias</w:t>
       </w:r>
       <w:proofErr w:type="spellEnd"/>
-      <w:r>
-        <w:rPr>
-          <w:color w:val="000000"/>
-        </w:rPr>
-        <w:t xml:space="preserve"> </w:t>
-      </w:r>
-      <w:proofErr w:type="spellStart"/>
-      <w:r>
-        <w:rPr>
-          <w:color w:val="000000"/>
-        </w:rPr>
-        <w:t>Builder</w:t>
-      </w:r>
-      <w:proofErr w:type="spellEnd"/>
-      <w:r>
-        <w:rPr>
-          <w:color w:val="000000"/>
-        </w:rPr>
-        <w:t>:</w:t>
-      </w:r>
-    </w:p>
-    <w:p>
-      <w:pPr>
-        <w:spacing w:before="40" w:after="40" w:line="276" w:lineRule="auto"/>
-        <w:ind w:left="720" w:hanging="360"/>
-        <w:jc w:val="both"/>
-      </w:pPr>
-      <w:r>
-        <w:rPr>
-          <w:color w:val="000000"/>
-        </w:rPr>
-        <w:t>•</w:t>
-      </w:r>
-      <w:r>
-        <w:rPr>
-          <w:color w:val="000000"/>
-        </w:rPr>
-        <w:tab/>
-        <w:t xml:space="preserve">Componente Text: copiar el texto directamente en un componente Text de </w:t>
-      </w:r>
-      <w:proofErr w:type="spellStart"/>
-      <w:r>
-        <w:rPr>
-          <w:color w:val="000000"/>
-        </w:rPr>
-        <w:t>PsychoPy</w:t>
-      </w:r>
-      <w:proofErr w:type="spellEnd"/>
-      <w:r>
-        <w:rPr>
-          <w:color w:val="000000"/>
-        </w:rPr>
-        <w:t>. Es la opción más rápida y no requiere archivos adicionales.</w:t>
-      </w:r>
-    </w:p>
-    <w:p>
-      <w:pPr>
-        <w:spacing w:before="40" w:after="40" w:line="276" w:lineRule="auto"/>
-        <w:ind w:left="720" w:hanging="360"/>
-        <w:jc w:val="both"/>
-      </w:pPr>
-      <w:r>
-        <w:rPr>
-          <w:color w:val="000000"/>
-        </w:rPr>
-        <w:t>•</w:t>
-      </w:r>
-      <w:r>
-        <w:rPr>
-          <w:color w:val="000000"/>
-        </w:rPr>
-        <w:tab/>
-        <w:t xml:space="preserve">Componente </w:t>
-      </w:r>
-      <w:proofErr w:type="spellStart"/>
-      <w:r>
-        <w:rPr>
-          <w:color w:val="000000"/>
-        </w:rPr>
-        <w:t>Image</w:t>
-      </w:r>
-      <w:proofErr w:type="spellEnd"/>
-      <w:r>
-        <w:rPr>
-          <w:color w:val="000000"/>
-        </w:rPr>
-        <w:t xml:space="preserve"> con imagen de </w:t>
-      </w:r>
-      <w:proofErr w:type="spellStart"/>
-      <w:r>
-        <w:rPr>
-          <w:color w:val="000000"/>
-        </w:rPr>
-        <w:t>Canva</w:t>
-      </w:r>
-      <w:proofErr w:type="spellEnd"/>
-      <w:r>
-        <w:rPr>
-          <w:color w:val="000000"/>
-        </w:rPr>
-        <w:t xml:space="preserve">: preparar una imagen .png en </w:t>
-      </w:r>
-      <w:proofErr w:type="spellStart"/>
-      <w:r>
-        <w:rPr>
-          <w:color w:val="000000"/>
-        </w:rPr>
-        <w:t>Canva</w:t>
-      </w:r>
-      <w:proofErr w:type="spellEnd"/>
-      <w:r>
-        <w:rPr>
-          <w:color w:val="000000"/>
-        </w:rPr>
-        <w:t xml:space="preserve"> con diseño visual (colores, ejemplos de secuencia) y cargarla con un componente </w:t>
-      </w:r>
-      <w:proofErr w:type="spellStart"/>
-      <w:r>
-        <w:rPr>
-          <w:color w:val="000000"/>
-        </w:rPr>
-        <w:t>Image</w:t>
-      </w:r>
-      <w:proofErr w:type="spellEnd"/>
-      <w:r>
-        <w:rPr>
-          <w:color w:val="000000"/>
-        </w:rPr>
-        <w:t>. Permite mayor claridad visual para el participante.</w:t>
-      </w:r>
-    </w:p>
-    <w:p>
-      <w:pPr>
-        <w:spacing w:before="80"/>
-      </w:pPr>
-    </w:p>
-    <w:tbl>
-      <w:tblPr>
-        <w:tblW w:w="9026" w:type="dxa"/>
-        <w:tblBorders>
-          <w:top w:val="single" w:sz="4" w:space="0" w:color="auto"/>
-          <w:left w:val="single" w:sz="4" w:space="0" w:color="auto"/>
-          <w:bottom w:val="single" w:sz="4" w:space="0" w:color="auto"/>
-          <w:right w:val="single" w:sz="4" w:space="0" w:color="auto"/>
-          <w:insideH w:val="single" w:sz="4" w:space="0" w:color="auto"/>
-          <w:insideV w:val="single" w:sz="4" w:space="0" w:color="auto"/>
-        </w:tblBorders>
-        <w:tblCellMar>
-          <w:left w:w="10" w:type="dxa"/>
-          <w:right w:w="10" w:type="dxa"/>
-        </w:tblCellMar>
-        <w:tblLook w:val="0000" w:firstRow="0" w:lastRow="0" w:firstColumn="0" w:lastColumn="0" w:noHBand="0" w:noVBand="0"/>
-      </w:tblPr>
-      <w:tblGrid>
-        <w:gridCol w:w="9026"/>
-      </w:tblGrid>
-      <w:tr>
-        <w:tblPrEx>
-          <w:tblCellMar>
-            <w:top w:w="0" w:type="dxa"/>
-            <w:bottom w:w="0" w:type="dxa"/>
-          </w:tblCellMar>
-        </w:tblPrEx>
-        <w:tc>
-          <w:tcPr>
-            <w:tcW w:w="9026" w:type="dxa"/>
-            <w:tcBorders>
-              <w:top w:val="single" w:sz="4" w:space="0" w:color="AAAAAA"/>
-              <w:left w:val="single" w:sz="4" w:space="0" w:color="AAAAAA"/>
-              <w:bottom w:val="single" w:sz="4" w:space="0" w:color="AAAAAA"/>
-              <w:right w:val="single" w:sz="4" w:space="0" w:color="AAAAAA"/>
-            </w:tcBorders>
-            <w:shd w:val="clear" w:color="auto" w:fill="FFFFFF"/>
-            <w:tcMar>
-              <w:top w:w="120" w:type="dxa"/>
-              <w:left w:w="240" w:type="dxa"/>
-              <w:bottom w:w="120" w:type="dxa"/>
-              <w:right w:w="240" w:type="dxa"/>
-            </w:tcMar>
-          </w:tcPr>
-          <w:p>
-            <w:pPr>
-              <w:spacing w:line="276" w:lineRule="auto"/>
-              <w:jc w:val="both"/>
-            </w:pPr>
-            <w:r>
-              <w:rPr>
-                <w:b/>
-                <w:bCs/>
-                <w:color w:val="000000"/>
-                <w:sz w:val="22"/>
-                <w:szCs w:val="22"/>
-              </w:rPr>
-              <w:t xml:space="preserve">Nota. </w:t>
-            </w:r>
-            <w:r>
-              <w:rPr>
-                <w:color w:val="000000"/>
-                <w:sz w:val="22"/>
-                <w:szCs w:val="22"/>
-              </w:rPr>
-              <w:t xml:space="preserve">Si se usa la opción de imagen </w:t>
-            </w:r>
-            <w:proofErr w:type="spellStart"/>
-            <w:r>
-              <w:rPr>
-                <w:color w:val="000000"/>
-                <w:sz w:val="22"/>
-                <w:szCs w:val="22"/>
-              </w:rPr>
-              <w:t>Canva</w:t>
-            </w:r>
-            <w:proofErr w:type="spellEnd"/>
-            <w:r>
-              <w:rPr>
-                <w:color w:val="000000"/>
-                <w:sz w:val="22"/>
-                <w:szCs w:val="22"/>
-              </w:rPr>
-              <w:t xml:space="preserve">, preparar una imagen distinta por nivel (NB1, NB2, NB3) indicando claramente el valor de N y el ejemplo de secuencia correspondiente. Si se usa componente Text, asegurarse de configurar Set </w:t>
-            </w:r>
-            <w:proofErr w:type="spellStart"/>
-            <w:r>
-              <w:rPr>
-                <w:color w:val="000000"/>
-                <w:sz w:val="22"/>
-                <w:szCs w:val="22"/>
-              </w:rPr>
-              <w:t>every</w:t>
-            </w:r>
-            <w:proofErr w:type="spellEnd"/>
-            <w:r>
-              <w:rPr>
-                <w:color w:val="000000"/>
-                <w:sz w:val="22"/>
-                <w:szCs w:val="22"/>
-              </w:rPr>
-              <w:t xml:space="preserve"> </w:t>
-            </w:r>
-            <w:proofErr w:type="spellStart"/>
-            <w:r>
-              <w:rPr>
-                <w:color w:val="000000"/>
-                <w:sz w:val="22"/>
-                <w:szCs w:val="22"/>
-              </w:rPr>
-              <w:t>repeat</w:t>
-            </w:r>
-            <w:proofErr w:type="spellEnd"/>
-            <w:r>
-              <w:rPr>
-                <w:color w:val="000000"/>
-                <w:sz w:val="22"/>
-                <w:szCs w:val="22"/>
-              </w:rPr>
-              <w:t xml:space="preserve"> desactivado para que el texto no cambie entre </w:t>
-            </w:r>
-            <w:proofErr w:type="spellStart"/>
-            <w:r>
-              <w:rPr>
-                <w:color w:val="000000"/>
-                <w:sz w:val="22"/>
-                <w:szCs w:val="22"/>
-              </w:rPr>
-              <w:t>trials</w:t>
-            </w:r>
-            <w:proofErr w:type="spellEnd"/>
-            <w:r>
-              <w:rPr>
-                <w:color w:val="000000"/>
-                <w:sz w:val="22"/>
-                <w:szCs w:val="22"/>
-              </w:rPr>
-              <w:t>.</w:t>
-            </w:r>
-          </w:p>
-        </w:tc>
-      </w:tr>
-    </w:tbl>
-    <w:p>
-      <w:pPr>
-        <w:spacing w:before="360" w:after="120" w:line="276" w:lineRule="auto"/>
-        <w:jc w:val="both"/>
-      </w:pPr>
-      <w:r>
-        <w:rPr>
-          <w:b/>
-          <w:bCs/>
-          <w:color w:val="000000"/>
-        </w:rPr>
-        <w:t>6. Análisis de resultados</w:t>
-      </w:r>
-    </w:p>
-    <w:p>
-      <w:pPr>
-        <w:spacing w:after="120" w:line="276" w:lineRule="auto"/>
-        <w:jc w:val="both"/>
-      </w:pPr>
-      <w:r>
-        <w:rPr>
-          <w:color w:val="000000"/>
-        </w:rPr>
-        <w:t xml:space="preserve">Una vez completada la tarea, el CSV generado por </w:t>
-      </w:r>
-      <w:proofErr w:type="spellStart"/>
-      <w:r>
-        <w:rPr>
-          <w:color w:val="000000"/>
-        </w:rPr>
-        <w:t>PsychoPy</w:t>
-      </w:r>
-      <w:proofErr w:type="spellEnd"/>
-      <w:r>
-        <w:rPr>
-          <w:color w:val="000000"/>
-        </w:rPr>
-        <w:t xml:space="preserve"> puede procesarse en la aplicación web del curso:</w:t>
-      </w:r>
-    </w:p>
-    <w:p>
-      <w:pPr>
-        <w:spacing w:before="80"/>
-      </w:pPr>
-    </w:p>
-    <w:p>
-      <w:pPr>
-        <w:spacing w:after="120" w:line="276" w:lineRule="auto"/>
-        <w:ind w:left="360"/>
-        <w:jc w:val="both"/>
-      </w:pPr>
-      <w:r>
-        <w:rPr>
-          <w:b/>
-          <w:bCs/>
-          <w:color w:val="000000"/>
-        </w:rPr>
-        <w:lastRenderedPageBreak/>
-        <w:t xml:space="preserve">Enlace: </w:t>
-      </w:r>
-      <w:hyperlink r:id="rId7" w:history="1">
-        <w:r>
-          <w:rPr>
-            <w:color w:val="1A6B9E"/>
-            <w:u w:val="single"/>
-          </w:rPr>
-          <w:t>https://mlandaf.github.io/taller_3_resultados</w:t>
-        </w:r>
-      </w:hyperlink>
-    </w:p>
-    <w:p>
-      <w:pPr>
-        <w:spacing w:before="40" w:after="40" w:line="276" w:lineRule="auto"/>
-        <w:ind w:left="720" w:hanging="360"/>
-        <w:jc w:val="both"/>
-      </w:pPr>
-      <w:r>
-        <w:rPr>
-          <w:color w:val="000000"/>
-        </w:rPr>
-        <w:t>1.</w:t>
-      </w:r>
-      <w:r>
-        <w:rPr>
-          <w:color w:val="000000"/>
-        </w:rPr>
-        <w:tab/>
-        <w:t>Abrir el enlace en el navegador.</w:t>
-      </w:r>
-    </w:p>
-    <w:p>
-      <w:pPr>
-        <w:spacing w:before="40" w:after="40" w:line="276" w:lineRule="auto"/>
-        <w:ind w:left="720" w:hanging="360"/>
-        <w:jc w:val="both"/>
-      </w:pPr>
-      <w:r>
-        <w:rPr>
-          <w:color w:val="000000"/>
-        </w:rPr>
-        <w:t>2.</w:t>
-      </w:r>
-      <w:r>
-        <w:rPr>
-          <w:color w:val="000000"/>
-        </w:rPr>
-        <w:tab/>
-        <w:t>Arrastrar el archivo .</w:t>
-      </w:r>
-      <w:proofErr w:type="spellStart"/>
-      <w:r>
-        <w:rPr>
-          <w:color w:val="000000"/>
-        </w:rPr>
-        <w:t>csv</w:t>
-      </w:r>
-      <w:proofErr w:type="spellEnd"/>
-      <w:r>
-        <w:rPr>
-          <w:color w:val="000000"/>
-        </w:rPr>
-        <w:t xml:space="preserve"> al área de carga.</w:t>
-      </w:r>
-    </w:p>
-    <w:p>
-      <w:pPr>
-        <w:spacing w:before="40" w:after="40" w:line="276" w:lineRule="auto"/>
-        <w:ind w:left="720" w:hanging="360"/>
-        <w:jc w:val="both"/>
-      </w:pPr>
-      <w:r>
-        <w:rPr>
-          <w:color w:val="000000"/>
-        </w:rPr>
-        <w:t>3.</w:t>
-      </w:r>
-      <w:r>
-        <w:rPr>
-          <w:color w:val="000000"/>
-        </w:rPr>
-        <w:tab/>
-        <w:t>Confirmar las columnas en la pantalla de selección.</w:t>
-      </w:r>
-    </w:p>
-    <w:p>
-      <w:pPr>
-        <w:spacing w:before="40" w:after="40" w:line="276" w:lineRule="auto"/>
-        <w:ind w:left="720" w:hanging="360"/>
-        <w:jc w:val="both"/>
-      </w:pPr>
-      <w:r>
-        <w:rPr>
-          <w:color w:val="000000"/>
-        </w:rPr>
-        <w:t>4.</w:t>
-      </w:r>
-      <w:r>
-        <w:rPr>
-          <w:color w:val="000000"/>
-        </w:rPr>
-        <w:tab/>
-        <w:t>Revisar los resultados: precisión y RT por nivel (1-back, 2-back, 3-back).</w:t>
-      </w:r>
-    </w:p>
-    <w:p>
-      <w:pPr>
-        <w:spacing w:before="80"/>
-      </w:pPr>
-    </w:p>
-    <w:tbl>
-      <w:tblPr>
-        <w:tblW w:w="9026" w:type="dxa"/>
-        <w:tblBorders>
-          <w:top w:val="single" w:sz="4" w:space="0" w:color="auto"/>
-          <w:left w:val="single" w:sz="4" w:space="0" w:color="auto"/>
-          <w:bottom w:val="single" w:sz="4" w:space="0" w:color="auto"/>
-          <w:right w:val="single" w:sz="4" w:space="0" w:color="auto"/>
-          <w:insideH w:val="single" w:sz="4" w:space="0" w:color="auto"/>
-          <w:insideV w:val="single" w:sz="4" w:space="0" w:color="auto"/>
-        </w:tblBorders>
-        <w:tblCellMar>
-          <w:left w:w="10" w:type="dxa"/>
-          <w:right w:w="10" w:type="dxa"/>
-        </w:tblCellMar>
-        <w:tblLook w:val="0000" w:firstRow="0" w:lastRow="0" w:firstColumn="0" w:lastColumn="0" w:noHBand="0" w:noVBand="0"/>
-      </w:tblPr>
-      <w:tblGrid>
-        <w:gridCol w:w="9026"/>
-      </w:tblGrid>
-      <w:tr>
-        <w:tblPrEx>
-          <w:tblCellMar>
-            <w:top w:w="0" w:type="dxa"/>
-            <w:bottom w:w="0" w:type="dxa"/>
-          </w:tblCellMar>
-        </w:tblPrEx>
-        <w:tc>
-          <w:tcPr>
-            <w:tcW w:w="9026" w:type="dxa"/>
-            <w:tcBorders>
-              <w:top w:val="single" w:sz="4" w:space="0" w:color="AAAAAA"/>
-              <w:left w:val="single" w:sz="4" w:space="0" w:color="AAAAAA"/>
-              <w:bottom w:val="single" w:sz="4" w:space="0" w:color="AAAAAA"/>
-              <w:right w:val="single" w:sz="4" w:space="0" w:color="AAAAAA"/>
-            </w:tcBorders>
-            <w:shd w:val="clear" w:color="auto" w:fill="FFFFFF"/>
-            <w:tcMar>
-              <w:top w:w="120" w:type="dxa"/>
-              <w:left w:w="240" w:type="dxa"/>
-              <w:bottom w:w="120" w:type="dxa"/>
-              <w:right w:w="240" w:type="dxa"/>
-            </w:tcMar>
-          </w:tcPr>
-          <w:p>
-            <w:pPr>
-              <w:spacing w:line="276" w:lineRule="auto"/>
-            </w:pPr>
-            <w:r>
-              <w:rPr>
-                <w:b/>
-                <w:bCs/>
-                <w:color w:val="000000"/>
-                <w:sz w:val="22"/>
-                <w:szCs w:val="22"/>
-              </w:rPr>
-              <w:t xml:space="preserve">Nota. </w:t>
-            </w:r>
-            <w:r>
-              <w:rPr>
-                <w:color w:val="000000"/>
-                <w:sz w:val="22"/>
-                <w:szCs w:val="22"/>
-              </w:rPr>
-              <w:t xml:space="preserve">La aplicación procesa únicamente los </w:t>
-            </w:r>
-            <w:proofErr w:type="spellStart"/>
-            <w:r>
-              <w:rPr>
-                <w:color w:val="000000"/>
-                <w:sz w:val="22"/>
-                <w:szCs w:val="22"/>
-              </w:rPr>
-              <w:t>trials</w:t>
-            </w:r>
-            <w:proofErr w:type="spellEnd"/>
-            <w:r>
-              <w:rPr>
-                <w:color w:val="000000"/>
-                <w:sz w:val="22"/>
-                <w:szCs w:val="22"/>
-              </w:rPr>
-              <w:t xml:space="preserve"> de la fase experimental. La fase de práctica no se incluye en el análisis. Los resultados se muestran separados por nivel y por tipo de trial (target vs non-target).</w:t>
-            </w:r>
-          </w:p>
-        </w:tc>
-      </w:tr>
-    </w:tbl>
-    <w:p>
-      <w:pPr>
-        <w:spacing w:before="360" w:after="120" w:line="276" w:lineRule="auto"/>
-        <w:jc w:val="both"/>
-      </w:pPr>
-      <w:r>
-        <w:rPr>
-          <w:b/>
-          <w:bCs/>
-          <w:color w:val="000000"/>
-        </w:rPr>
-        <w:t>Referencias</w:t>
-      </w:r>
     </w:p>
     <w:p>
       <w:pPr>
         <w:spacing w:after="120" w:line="276" w:lineRule="auto"/>
         <w:ind w:left="720" w:hanging="720"/>
         <w:jc w:val="both"/>
-      </w:pPr>
-      <w:r>
-        <w:rPr>
-          <w:color w:val="000000"/>
-        </w:rPr>
-        <w:t xml:space="preserve">Huang, S., Chen, C., Mo, Y., Zhao, Y., Zhu, Y., Dong, K., &amp; </w:t>
-      </w:r>
-      <w:proofErr w:type="spellStart"/>
-      <w:r>
-        <w:rPr>
-          <w:color w:val="000000"/>
-        </w:rPr>
-        <w:t>Xu</w:t>
-      </w:r>
-      <w:proofErr w:type="spellEnd"/>
-      <w:r>
-        <w:rPr>
-          <w:color w:val="000000"/>
-        </w:rPr>
-        <w:t xml:space="preserve">, T. (2025). </w:t>
-      </w:r>
-      <w:proofErr w:type="spellStart"/>
-      <w:r>
-        <w:rPr>
-          <w:color w:val="000000"/>
-        </w:rPr>
-        <w:t>Exploring</w:t>
-      </w:r>
-      <w:proofErr w:type="spellEnd"/>
-      <w:r>
-        <w:rPr>
-          <w:color w:val="000000"/>
-        </w:rPr>
-        <w:t xml:space="preserve"> </w:t>
-      </w:r>
-      <w:proofErr w:type="spellStart"/>
-      <w:r>
-        <w:rPr>
-          <w:color w:val="000000"/>
-        </w:rPr>
-        <w:t>the</w:t>
-      </w:r>
-      <w:proofErr w:type="spellEnd"/>
-      <w:r>
-        <w:rPr>
-          <w:color w:val="000000"/>
-        </w:rPr>
-        <w:t xml:space="preserve"> n-back </w:t>
-      </w:r>
-      <w:proofErr w:type="spellStart"/>
-      <w:r>
-        <w:rPr>
-          <w:color w:val="000000"/>
-        </w:rPr>
-        <w:t>task</w:t>
-      </w:r>
-      <w:proofErr w:type="spellEnd"/>
-      <w:r>
-        <w:rPr>
-          <w:color w:val="000000"/>
-        </w:rPr>
-        <w:t xml:space="preserve">: </w:t>
-      </w:r>
-      <w:proofErr w:type="spellStart"/>
-      <w:r>
-        <w:rPr>
-          <w:color w:val="000000"/>
-        </w:rPr>
-        <w:t>insights</w:t>
-      </w:r>
-      <w:proofErr w:type="spellEnd"/>
-      <w:r>
-        <w:rPr>
-          <w:color w:val="000000"/>
-        </w:rPr>
-        <w:t xml:space="preserve">, </w:t>
-      </w:r>
-      <w:proofErr w:type="spellStart"/>
-      <w:r>
-        <w:rPr>
-          <w:color w:val="000000"/>
-        </w:rPr>
-        <w:t>applications</w:t>
-      </w:r>
-      <w:proofErr w:type="spellEnd"/>
-      <w:r>
-        <w:rPr>
-          <w:color w:val="000000"/>
-        </w:rPr>
-        <w:t xml:space="preserve">, and future </w:t>
-      </w:r>
-      <w:proofErr w:type="spellStart"/>
-      <w:r>
-        <w:rPr>
-          <w:color w:val="000000"/>
-        </w:rPr>
-        <w:t>directions</w:t>
-      </w:r>
-      <w:proofErr w:type="spellEnd"/>
-      <w:r>
-        <w:rPr>
-          <w:color w:val="000000"/>
-        </w:rPr>
-        <w:t xml:space="preserve">. </w:t>
-      </w:r>
-      <w:proofErr w:type="spellStart"/>
+        <w:rPr>
+          <w:lang w:val="en-US"/>
+        </w:rPr>
+      </w:pPr>
+      <w:r>
+        <w:rPr>
+          <w:color w:val="000000"/>
+          <w:lang w:val="en-US"/>
+        </w:rPr>
+        <w:t xml:space="preserve">Huang, S., Chen, C., Mo, Y., Zhao, Y., Zhu, Y., Dong, K., &amp; Xu, T. (2025). Exploring the n-back task: insights, applications, and future directions. </w:t>
+      </w:r>
       <w:r>
         <w:rPr>
           <w:i/>
           <w:iCs/>
           <w:color w:val="000000"/>
-        </w:rPr>
-        <w:t>Frontiers</w:t>
-      </w:r>
-      <w:proofErr w:type="spellEnd"/>
-      <w:r>
-        <w:rPr>
-          <w:i/>
-          <w:iCs/>
-          <w:color w:val="000000"/>
-        </w:rPr>
-        <w:t xml:space="preserve"> in Human </w:t>
-      </w:r>
-      <w:proofErr w:type="spellStart"/>
-      <w:r>
-        <w:rPr>
-          <w:i/>
-          <w:iCs/>
-          <w:color w:val="000000"/>
-        </w:rPr>
-        <w:t>Neuroscience</w:t>
-      </w:r>
-      <w:proofErr w:type="spellEnd"/>
-      <w:r>
-        <w:rPr>
-          <w:i/>
-          <w:iCs/>
-          <w:color w:val="000000"/>
-        </w:rPr>
-        <w:t>, 19,</w:t>
-      </w:r>
-      <w:r>
-        <w:rPr>
-          <w:color w:val="000000"/>
+          <w:lang w:val="en-US"/>
+        </w:rPr>
+        <w:t>Frontiers in Human Neuroscience, 19,</w:t>
+      </w:r>
+      <w:r>
+        <w:rPr>
+          <w:color w:val="000000"/>
+          <w:lang w:val="en-US"/>
         </w:rPr>
         <w:t xml:space="preserve"> 1721330. https://doi.org/10.3389/fnhum.2025.1721330</w:t>
       </w:r>
@@ -3891,168 +4167,30 @@
         <w:spacing w:after="120" w:line="276" w:lineRule="auto"/>
         <w:ind w:left="720" w:hanging="720"/>
         <w:jc w:val="both"/>
-      </w:pPr>
-      <w:r>
-        <w:rPr>
-          <w:color w:val="000000"/>
-        </w:rPr>
-        <w:t xml:space="preserve">Kirchner, W. K. (1958). Age </w:t>
-      </w:r>
-      <w:proofErr w:type="spellStart"/>
-      <w:r>
-        <w:rPr>
-          <w:color w:val="000000"/>
-        </w:rPr>
-        <w:t>differences</w:t>
-      </w:r>
-      <w:proofErr w:type="spellEnd"/>
-      <w:r>
-        <w:rPr>
-          <w:color w:val="000000"/>
-        </w:rPr>
-        <w:t xml:space="preserve"> in short-</w:t>
-      </w:r>
-      <w:proofErr w:type="spellStart"/>
-      <w:r>
-        <w:rPr>
-          <w:color w:val="000000"/>
-        </w:rPr>
-        <w:t>term</w:t>
-      </w:r>
-      <w:proofErr w:type="spellEnd"/>
-      <w:r>
-        <w:rPr>
-          <w:color w:val="000000"/>
-        </w:rPr>
-        <w:t xml:space="preserve"> </w:t>
-      </w:r>
-      <w:proofErr w:type="spellStart"/>
-      <w:r>
-        <w:rPr>
-          <w:color w:val="000000"/>
-        </w:rPr>
-        <w:t>retention</w:t>
-      </w:r>
-      <w:proofErr w:type="spellEnd"/>
-      <w:r>
-        <w:rPr>
-          <w:color w:val="000000"/>
-        </w:rPr>
-        <w:t xml:space="preserve"> </w:t>
-      </w:r>
-      <w:proofErr w:type="spellStart"/>
-      <w:r>
-        <w:rPr>
-          <w:color w:val="000000"/>
-        </w:rPr>
-        <w:t>of</w:t>
-      </w:r>
-      <w:proofErr w:type="spellEnd"/>
-      <w:r>
-        <w:rPr>
-          <w:color w:val="000000"/>
-        </w:rPr>
-        <w:t xml:space="preserve"> </w:t>
-      </w:r>
-      <w:proofErr w:type="spellStart"/>
-      <w:r>
-        <w:rPr>
-          <w:color w:val="000000"/>
-        </w:rPr>
-        <w:t>rapidly</w:t>
-      </w:r>
-      <w:proofErr w:type="spellEnd"/>
-      <w:r>
-        <w:rPr>
-          <w:color w:val="000000"/>
-        </w:rPr>
-        <w:t xml:space="preserve"> </w:t>
-      </w:r>
-      <w:proofErr w:type="spellStart"/>
-      <w:r>
-        <w:rPr>
-          <w:color w:val="000000"/>
-        </w:rPr>
-        <w:t>changing</w:t>
-      </w:r>
-      <w:proofErr w:type="spellEnd"/>
-      <w:r>
-        <w:rPr>
-          <w:color w:val="000000"/>
-        </w:rPr>
-        <w:t xml:space="preserve"> </w:t>
-      </w:r>
-      <w:proofErr w:type="spellStart"/>
-      <w:r>
-        <w:rPr>
-          <w:color w:val="000000"/>
-        </w:rPr>
-        <w:t>information</w:t>
-      </w:r>
-      <w:proofErr w:type="spellEnd"/>
-      <w:r>
-        <w:rPr>
-          <w:color w:val="000000"/>
-        </w:rPr>
-        <w:t xml:space="preserve">. </w:t>
-      </w:r>
-      <w:proofErr w:type="spellStart"/>
+        <w:rPr>
+          <w:lang w:val="en-US"/>
+        </w:rPr>
+      </w:pPr>
+      <w:r>
+        <w:rPr>
+          <w:color w:val="000000"/>
+          <w:lang w:val="en-US"/>
+        </w:rPr>
+        <w:t xml:space="preserve">Kirchner, W. K. (1958). Age differences in short-term retention of rapidly changing information. </w:t>
+      </w:r>
       <w:r>
         <w:rPr>
           <w:i/>
           <w:iCs/>
           <w:color w:val="000000"/>
-        </w:rPr>
-        <w:t>Journal</w:t>
-      </w:r>
-      <w:proofErr w:type="spellEnd"/>
-      <w:r>
-        <w:rPr>
-          <w:i/>
-          <w:iCs/>
-          <w:color w:val="000000"/>
-        </w:rPr>
-        <w:t xml:space="preserve"> </w:t>
-      </w:r>
-      <w:proofErr w:type="spellStart"/>
-      <w:r>
-        <w:rPr>
-          <w:i/>
-          <w:iCs/>
-          <w:color w:val="000000"/>
-        </w:rPr>
-        <w:t>of</w:t>
-      </w:r>
-      <w:proofErr w:type="spellEnd"/>
-      <w:r>
-        <w:rPr>
-          <w:i/>
-          <w:iCs/>
-          <w:color w:val="000000"/>
-        </w:rPr>
-        <w:t xml:space="preserve"> Experimental </w:t>
-      </w:r>
-      <w:proofErr w:type="spellStart"/>
-      <w:r>
-        <w:rPr>
-          <w:i/>
-          <w:iCs/>
-          <w:color w:val="000000"/>
-        </w:rPr>
-        <w:t>Psychology</w:t>
-      </w:r>
-      <w:proofErr w:type="spellEnd"/>
-      <w:r>
-        <w:rPr>
-          <w:i/>
-          <w:iCs/>
-          <w:color w:val="000000"/>
-        </w:rPr>
-        <w:t>, 55</w:t>
-      </w:r>
-      <w:r>
-        <w:rPr>
-          <w:color w:val="000000"/>
+          <w:lang w:val="en-US"/>
+        </w:rPr>
+        <w:t>Journal of Experimental Psychology, 55</w:t>
+      </w:r>
+      <w:r>
+        <w:rPr>
+          <w:color w:val="000000"/>
+          <w:lang w:val="en-US"/>
         </w:rPr>
         <w:t>(6), 535-541. https://doi.org/10.1037/h0043688</w:t>
       </w:r>
@@ -4062,196 +4200,30 @@
         <w:spacing w:after="120" w:line="276" w:lineRule="auto"/>
         <w:ind w:left="720" w:hanging="720"/>
         <w:jc w:val="both"/>
-      </w:pPr>
-      <w:r>
-        <w:rPr>
-          <w:color w:val="000000"/>
-        </w:rPr>
-        <w:t xml:space="preserve">Peirce, J. W., Gray, J. R., Simpson, S., </w:t>
-      </w:r>
-      <w:proofErr w:type="spellStart"/>
-      <w:r>
-        <w:rPr>
-          <w:color w:val="000000"/>
-        </w:rPr>
-        <w:t>MacAskill</w:t>
-      </w:r>
-      <w:proofErr w:type="spellEnd"/>
-      <w:r>
-        <w:rPr>
-          <w:color w:val="000000"/>
-        </w:rPr>
-        <w:t xml:space="preserve">, M. R., </w:t>
-      </w:r>
-      <w:proofErr w:type="spellStart"/>
-      <w:r>
-        <w:rPr>
-          <w:color w:val="000000"/>
-        </w:rPr>
-        <w:t>Hochenberger</w:t>
-      </w:r>
-      <w:proofErr w:type="spellEnd"/>
-      <w:r>
-        <w:rPr>
-          <w:color w:val="000000"/>
-        </w:rPr>
-        <w:t xml:space="preserve">, R., </w:t>
-      </w:r>
-      <w:proofErr w:type="spellStart"/>
-      <w:r>
-        <w:rPr>
-          <w:color w:val="000000"/>
-        </w:rPr>
-        <w:t>Sogo</w:t>
-      </w:r>
-      <w:proofErr w:type="spellEnd"/>
-      <w:r>
-        <w:rPr>
-          <w:color w:val="000000"/>
-        </w:rPr>
-        <w:t xml:space="preserve">, H., </w:t>
-      </w:r>
-      <w:proofErr w:type="spellStart"/>
-      <w:r>
-        <w:rPr>
-          <w:color w:val="000000"/>
-        </w:rPr>
-        <w:t>Kastman</w:t>
-      </w:r>
-      <w:proofErr w:type="spellEnd"/>
-      <w:r>
-        <w:rPr>
-          <w:color w:val="000000"/>
-        </w:rPr>
-        <w:t xml:space="preserve">, E., &amp; </w:t>
-      </w:r>
-      <w:proofErr w:type="spellStart"/>
-      <w:r>
-        <w:rPr>
-          <w:color w:val="000000"/>
-        </w:rPr>
-        <w:t>Lindelov</w:t>
-      </w:r>
-      <w:proofErr w:type="spellEnd"/>
-      <w:r>
-        <w:rPr>
-          <w:color w:val="000000"/>
-        </w:rPr>
-        <w:t xml:space="preserve">, J. (2019). PsychoPy2: </w:t>
-      </w:r>
-      <w:proofErr w:type="spellStart"/>
-      <w:r>
-        <w:rPr>
-          <w:color w:val="000000"/>
-        </w:rPr>
-        <w:t>Experiments</w:t>
-      </w:r>
-      <w:proofErr w:type="spellEnd"/>
-      <w:r>
-        <w:rPr>
-          <w:color w:val="000000"/>
-        </w:rPr>
-        <w:t xml:space="preserve"> in </w:t>
-      </w:r>
-      <w:proofErr w:type="spellStart"/>
-      <w:r>
-        <w:rPr>
-          <w:color w:val="000000"/>
-        </w:rPr>
-        <w:t>behavior</w:t>
-      </w:r>
-      <w:proofErr w:type="spellEnd"/>
-      <w:r>
-        <w:rPr>
-          <w:color w:val="000000"/>
-        </w:rPr>
-        <w:t xml:space="preserve"> </w:t>
-      </w:r>
-      <w:proofErr w:type="spellStart"/>
-      <w:r>
-        <w:rPr>
-          <w:color w:val="000000"/>
-        </w:rPr>
-        <w:t>made</w:t>
-      </w:r>
-      <w:proofErr w:type="spellEnd"/>
-      <w:r>
-        <w:rPr>
-          <w:color w:val="000000"/>
-        </w:rPr>
-        <w:t xml:space="preserve"> </w:t>
-      </w:r>
-      <w:proofErr w:type="spellStart"/>
-      <w:r>
-        <w:rPr>
-          <w:color w:val="000000"/>
-        </w:rPr>
-        <w:t>easy</w:t>
-      </w:r>
-      <w:proofErr w:type="spellEnd"/>
-      <w:r>
-        <w:rPr>
-          <w:color w:val="000000"/>
-        </w:rPr>
-        <w:t xml:space="preserve">. </w:t>
-      </w:r>
-      <w:proofErr w:type="spellStart"/>
+        <w:rPr>
+          <w:lang w:val="en-US"/>
+        </w:rPr>
+      </w:pPr>
+      <w:r>
+        <w:rPr>
+          <w:color w:val="000000"/>
+          <w:lang w:val="en-US"/>
+        </w:rPr>
+        <w:t xml:space="preserve">Peirce, J. W., Gray, J. R., Simpson, S., MacAskill, M. R., Hochenberger, R., Sogo, H., Kastman, E., &amp; Lindelov, J. (2019). PsychoPy2: Experiments in behavior made easy. </w:t>
+      </w:r>
       <w:r>
         <w:rPr>
           <w:i/>
           <w:iCs/>
           <w:color w:val="000000"/>
-        </w:rPr>
-        <w:t>Behavior</w:t>
-      </w:r>
-      <w:proofErr w:type="spellEnd"/>
-      <w:r>
-        <w:rPr>
-          <w:i/>
-          <w:iCs/>
-          <w:color w:val="000000"/>
-        </w:rPr>
-        <w:t xml:space="preserve"> </w:t>
-      </w:r>
-      <w:proofErr w:type="spellStart"/>
-      <w:r>
-        <w:rPr>
-          <w:i/>
-          <w:iCs/>
-          <w:color w:val="000000"/>
-        </w:rPr>
-        <w:t>Research</w:t>
-      </w:r>
-      <w:proofErr w:type="spellEnd"/>
-      <w:r>
-        <w:rPr>
-          <w:i/>
-          <w:iCs/>
-          <w:color w:val="000000"/>
-        </w:rPr>
-        <w:t xml:space="preserve"> </w:t>
-      </w:r>
-      <w:proofErr w:type="spellStart"/>
-      <w:r>
-        <w:rPr>
-          <w:i/>
-          <w:iCs/>
-          <w:color w:val="000000"/>
-        </w:rPr>
-        <w:t>Methods</w:t>
-      </w:r>
-      <w:proofErr w:type="spellEnd"/>
-      <w:r>
-        <w:rPr>
-          <w:i/>
-          <w:iCs/>
-          <w:color w:val="000000"/>
-        </w:rPr>
-        <w:t>.</w:t>
-      </w:r>
-      <w:r>
-        <w:rPr>
-          <w:color w:val="000000"/>
+          <w:lang w:val="en-US"/>
+        </w:rPr>
+        <w:t>Behavior Research Methods.</w:t>
+      </w:r>
+      <w:r>
+        <w:rPr>
+          <w:color w:val="000000"/>
+          <w:lang w:val="en-US"/>
         </w:rPr>
         <w:t xml:space="preserve"> https://doi.org/10.3758/s13428-018-01193-y</w:t>
       </w:r>
@@ -4305,7 +4277,7 @@
       </w:r>
     </w:p>
     <w:sectPr>
-      <w:footerReference w:type="default" r:id="rId8"/>
+      <w:footerReference w:type="default" r:id="rId9"/>
       <w:pgSz w:w="11906" w:h="16838"/>
       <w:pgMar w:top="1440" w:right="1440" w:bottom="1440" w:left="1440" w:header="708" w:footer="708" w:gutter="0"/>
       <w:cols w:space="720"/>
@@ -4316,7 +4288,7 @@
 </file>
 
 <file path=word/endnotes.xml><?xml version="1.0" encoding="utf-8"?>
-<w:endnotes xmlns:wpc="http://schemas.microsoft.com/office/word/2010/wordprocessingCanvas" xmlns:cx="http://schemas.microsoft.com/office/drawing/2014/chartex" xmlns:cx1="http://schemas.microsoft.com/office/drawing/2015/9/8/chartex" xmlns:cx2="http://schemas.microsoft.com/office/drawing/2015/10/21/chartex" xmlns:cx3="http://schemas.microsoft.com/office/drawing/2016/5/9/chartex" xmlns:cx4="http://schemas.microsoft.com/office/drawing/2016/5/10/chartex" xmlns:cx5="http://schemas.microsoft.com/office/drawing/2016/5/11/chartex" xmlns:cx6="http://schemas.microsoft.com/office/drawing/2016/5/12/chartex" xmlns:cx7="http://schemas.microsoft.com/office/drawing/2016/5/13/chartex" xmlns:cx8="http://schemas.microsoft.com/office/drawing/2016/5/14/chartex" xmlns:mc="http://schemas.openxmlformats.org/markup-compatibility/2006" xmlns:aink="http://schemas.microsoft.com/office/drawing/2016/ink" xmlns:am3d="http://schemas.microsoft.com/office/drawing/2017/model3d" xmlns:o="urn:schemas-microsoft-com:office:office" xmlns:oel="http://schemas.microsoft.com/office/2019/extlst" xmlns:r="http://schemas.openxmlformats.org/officeDocument/2006/relationships" xmlns:m="http://schemas.openxmlformats.org/officeDocument/2006/math" xmlns:v="urn:schemas-microsoft-com:vml" xmlns:wp14="http://schemas.microsoft.com/office/word/2010/wordprocessingDrawing" xmlns:wp="http://schemas.openxmlformats.org/drawingml/2006/wordprocessingDrawing" xmlns:w10="urn:schemas-microsoft-com:office:word" xmlns:w="http://schemas.openxmlformats.org/wordprocessingml/2006/main" xmlns:w14="http://schemas.microsoft.com/office/word/2010/wordml" xmlns:w15="http://schemas.microsoft.com/office/word/2012/wordml" xmlns:w16cex="http://schemas.microsoft.com/office/word/2018/wordml/cex" xmlns:w16cid="http://schemas.microsoft.com/office/word/2016/wordml/cid" xmlns:w16="http://schemas.microsoft.com/office/word/2018/wordml" xmlns:w16sdtdh="http://schemas.microsoft.com/office/word/2020/wordml/sdtdatahash" xmlns:w16se="http://schemas.microsoft.com/office/word/2015/wordml/symex" xmlns:wpg="http://schemas.microsoft.com/office/word/2010/wordprocessingGroup" xmlns:wpi="http://schemas.microsoft.com/office/word/2010/wordprocessingInk" xmlns:wne="http://schemas.microsoft.com/office/word/2006/wordml" xmlns:wps="http://schemas.microsoft.com/office/word/2010/wordprocessingShape" mc:Ignorable="w14 w15 w16se w16cid w16 w16cex w16sdtdh wp14">
+<w:endnotes xmlns:wpc="http://schemas.microsoft.com/office/word/2010/wordprocessingCanvas" xmlns:cx="http://schemas.microsoft.com/office/drawing/2014/chartex" xmlns:cx1="http://schemas.microsoft.com/office/drawing/2015/9/8/chartex" xmlns:cx2="http://schemas.microsoft.com/office/drawing/2015/10/21/chartex" xmlns:cx3="http://schemas.microsoft.com/office/drawing/2016/5/9/chartex" xmlns:cx4="http://schemas.microsoft.com/office/drawing/2016/5/10/chartex" xmlns:cx5="http://schemas.microsoft.com/office/drawing/2016/5/11/chartex" xmlns:cx6="http://schemas.microsoft.com/office/drawing/2016/5/12/chartex" xmlns:cx7="http://schemas.microsoft.com/office/drawing/2016/5/13/chartex" xmlns:cx8="http://schemas.microsoft.com/office/drawing/2016/5/14/chartex" xmlns:mc="http://schemas.openxmlformats.org/markup-compatibility/2006" xmlns:aink="http://schemas.microsoft.com/office/drawing/2016/ink" xmlns:am3d="http://schemas.microsoft.com/office/drawing/2017/model3d" xmlns:o="urn:schemas-microsoft-com:office:office" xmlns:oel="http://schemas.microsoft.com/office/2019/extlst" xmlns:r="http://schemas.openxmlformats.org/officeDocument/2006/relationships" xmlns:m="http://schemas.openxmlformats.org/officeDocument/2006/math" xmlns:v="urn:schemas-microsoft-com:vml" xmlns:wp14="http://schemas.microsoft.com/office/word/2010/wordprocessingDrawing" xmlns:wp="http://schemas.openxmlformats.org/drawingml/2006/wordprocessingDrawing" xmlns:w10="urn:schemas-microsoft-com:office:word" xmlns:w="http://schemas.openxmlformats.org/wordprocessingml/2006/main" xmlns:w14="http://schemas.microsoft.com/office/word/2010/wordml" xmlns:w15="http://schemas.microsoft.com/office/word/2012/wordml" xmlns:w16cex="http://schemas.microsoft.com/office/word/2018/wordml/cex" xmlns:w16cid="http://schemas.microsoft.com/office/word/2016/wordml/cid" xmlns:w16="http://schemas.microsoft.com/office/word/2018/wordml" xmlns:w16du="http://schemas.microsoft.com/office/word/2023/wordml/word16du" xmlns:w16sdtdh="http://schemas.microsoft.com/office/word/2020/wordml/sdtdatahash" xmlns:w16sdtfl="http://schemas.microsoft.com/office/word/2024/wordml/sdtformatlock" xmlns:w16se="http://schemas.microsoft.com/office/word/2015/wordml/symex" xmlns:wpg="http://schemas.microsoft.com/office/word/2010/wordprocessingGroup" xmlns:wpi="http://schemas.microsoft.com/office/word/2010/wordprocessingInk" xmlns:wne="http://schemas.microsoft.com/office/word/2006/wordml" xmlns:wps="http://schemas.microsoft.com/office/word/2010/wordprocessingShape" mc:Ignorable="w14 w15 w16se w16cid w16 w16cex w16sdtdh w16sdtfl w16du wp14">
   <w:endnote w:type="separator" w:id="-1">
     <w:p>
       <w:r>
@@ -4335,7 +4307,7 @@
 </file>
 
 <file path=word/footer1.xml><?xml version="1.0" encoding="utf-8"?>
-<w:ftr xmlns:wpc="http://schemas.microsoft.com/office/word/2010/wordprocessingCanvas" xmlns:cx="http://schemas.microsoft.com/office/drawing/2014/chartex" xmlns:cx1="http://schemas.microsoft.com/office/drawing/2015/9/8/chartex" xmlns:cx2="http://schemas.microsoft.com/office/drawing/2015/10/21/chartex" xmlns:cx3="http://schemas.microsoft.com/office/drawing/2016/5/9/chartex" xmlns:cx4="http://schemas.microsoft.com/office/drawing/2016/5/10/chartex" xmlns:cx5="http://schemas.microsoft.com/office/drawing/2016/5/11/chartex" xmlns:cx6="http://schemas.microsoft.com/office/drawing/2016/5/12/chartex" xmlns:cx7="http://schemas.microsoft.com/office/drawing/2016/5/13/chartex" xmlns:cx8="http://schemas.microsoft.com/office/drawing/2016/5/14/chartex" xmlns:mc="http://schemas.openxmlformats.org/markup-compatibility/2006" xmlns:aink="http://schemas.microsoft.com/office/drawing/2016/ink" xmlns:am3d="http://schemas.microsoft.com/office/drawing/2017/model3d" xmlns:o="urn:schemas-microsoft-com:office:office" xmlns:oel="http://schemas.microsoft.com/office/2019/extlst" xmlns:r="http://schemas.openxmlformats.org/officeDocument/2006/relationships" xmlns:m="http://schemas.openxmlformats.org/officeDocument/2006/math" xmlns:v="urn:schemas-microsoft-com:vml" xmlns:wp14="http://schemas.microsoft.com/office/word/2010/wordprocessingDrawing" xmlns:wp="http://schemas.openxmlformats.org/drawingml/2006/wordprocessingDrawing" xmlns:w10="urn:schemas-microsoft-com:office:word" xmlns:w="http://schemas.openxmlformats.org/wordprocessingml/2006/main" xmlns:w14="http://schemas.microsoft.com/office/word/2010/wordml" xmlns:w15="http://schemas.microsoft.com/office/word/2012/wordml" xmlns:w16cex="http://schemas.microsoft.com/office/word/2018/wordml/cex" xmlns:w16cid="http://schemas.microsoft.com/office/word/2016/wordml/cid" xmlns:w16="http://schemas.microsoft.com/office/word/2018/wordml" xmlns:w16sdtdh="http://schemas.microsoft.com/office/word/2020/wordml/sdtdatahash" xmlns:w16se="http://schemas.microsoft.com/office/word/2015/wordml/symex" xmlns:wpg="http://schemas.microsoft.com/office/word/2010/wordprocessingGroup" xmlns:wpi="http://schemas.microsoft.com/office/word/2010/wordprocessingInk" xmlns:wne="http://schemas.microsoft.com/office/word/2006/wordml" xmlns:wps="http://schemas.microsoft.com/office/word/2010/wordprocessingShape" mc:Ignorable="w14 w15 w16se w16cid w16 w16cex w16sdtdh wp14">
+<w:ftr xmlns:wpc="http://schemas.microsoft.com/office/word/2010/wordprocessingCanvas" xmlns:cx="http://schemas.microsoft.com/office/drawing/2014/chartex" xmlns:cx1="http://schemas.microsoft.com/office/drawing/2015/9/8/chartex" xmlns:cx2="http://schemas.microsoft.com/office/drawing/2015/10/21/chartex" xmlns:cx3="http://schemas.microsoft.com/office/drawing/2016/5/9/chartex" xmlns:cx4="http://schemas.microsoft.com/office/drawing/2016/5/10/chartex" xmlns:cx5="http://schemas.microsoft.com/office/drawing/2016/5/11/chartex" xmlns:cx6="http://schemas.microsoft.com/office/drawing/2016/5/12/chartex" xmlns:cx7="http://schemas.microsoft.com/office/drawing/2016/5/13/chartex" xmlns:cx8="http://schemas.microsoft.com/office/drawing/2016/5/14/chartex" xmlns:mc="http://schemas.openxmlformats.org/markup-compatibility/2006" xmlns:aink="http://schemas.microsoft.com/office/drawing/2016/ink" xmlns:am3d="http://schemas.microsoft.com/office/drawing/2017/model3d" xmlns:o="urn:schemas-microsoft-com:office:office" xmlns:oel="http://schemas.microsoft.com/office/2019/extlst" xmlns:r="http://schemas.openxmlformats.org/officeDocument/2006/relationships" xmlns:m="http://schemas.openxmlformats.org/officeDocument/2006/math" xmlns:v="urn:schemas-microsoft-com:vml" xmlns:wp14="http://schemas.microsoft.com/office/word/2010/wordprocessingDrawing" xmlns:wp="http://schemas.openxmlformats.org/drawingml/2006/wordprocessingDrawing" xmlns:w10="urn:schemas-microsoft-com:office:word" xmlns:w="http://schemas.openxmlformats.org/wordprocessingml/2006/main" xmlns:w14="http://schemas.microsoft.com/office/word/2010/wordml" xmlns:w15="http://schemas.microsoft.com/office/word/2012/wordml" xmlns:w16cex="http://schemas.microsoft.com/office/word/2018/wordml/cex" xmlns:w16cid="http://schemas.microsoft.com/office/word/2016/wordml/cid" xmlns:w16="http://schemas.microsoft.com/office/word/2018/wordml" xmlns:w16du="http://schemas.microsoft.com/office/word/2023/wordml/word16du" xmlns:w16sdtdh="http://schemas.microsoft.com/office/word/2020/wordml/sdtdatahash" xmlns:w16sdtfl="http://schemas.microsoft.com/office/word/2024/wordml/sdtformatlock" xmlns:w16se="http://schemas.microsoft.com/office/word/2015/wordml/symex" xmlns:wpg="http://schemas.microsoft.com/office/word/2010/wordprocessingGroup" xmlns:wpi="http://schemas.microsoft.com/office/word/2010/wordprocessingInk" xmlns:wne="http://schemas.microsoft.com/office/word/2006/wordml" xmlns:wps="http://schemas.microsoft.com/office/word/2010/wordprocessingShape" mc:Ignorable="w14 w15 w16se w16cid w16 w16cex w16sdtdh w16sdtfl w16du wp14">
   <w:p>
     <w:pPr>
       <w:jc w:val="right"/>
@@ -4386,7 +4358,7 @@
 </file>
 
 <file path=word/footnotes.xml><?xml version="1.0" encoding="utf-8"?>
-<w:footnotes xmlns:wpc="http://schemas.microsoft.com/office/word/2010/wordprocessingCanvas" xmlns:cx="http://schemas.microsoft.com/office/drawing/2014/chartex" xmlns:cx1="http://schemas.microsoft.com/office/drawing/2015/9/8/chartex" xmlns:cx2="http://schemas.microsoft.com/office/drawing/2015/10/21/chartex" xmlns:cx3="http://schemas.microsoft.com/office/drawing/2016/5/9/chartex" xmlns:cx4="http://schemas.microsoft.com/office/drawing/2016/5/10/chartex" xmlns:cx5="http://schemas.microsoft.com/office/drawing/2016/5/11/chartex" xmlns:cx6="http://schemas.microsoft.com/office/drawing/2016/5/12/chartex" xmlns:cx7="http://schemas.microsoft.com/office/drawing/2016/5/13/chartex" xmlns:cx8="http://schemas.microsoft.com/office/drawing/2016/5/14/chartex" xmlns:mc="http://schemas.openxmlformats.org/markup-compatibility/2006" xmlns:aink="http://schemas.microsoft.com/office/drawing/2016/ink" xmlns:am3d="http://schemas.microsoft.com/office/drawing/2017/model3d" xmlns:o="urn:schemas-microsoft-com:office:office" xmlns:oel="http://schemas.microsoft.com/office/2019/extlst" xmlns:r="http://schemas.openxmlformats.org/officeDocument/2006/relationships" xmlns:m="http://schemas.openxmlformats.org/officeDocument/2006/math" xmlns:v="urn:schemas-microsoft-com:vml" xmlns:wp14="http://schemas.microsoft.com/office/word/2010/wordprocessingDrawing" xmlns:wp="http://schemas.openxmlformats.org/drawingml/2006/wordprocessingDrawing" xmlns:w10="urn:schemas-microsoft-com:office:word" xmlns:w="http://schemas.openxmlformats.org/wordprocessingml/2006/main" xmlns:w14="http://schemas.microsoft.com/office/word/2010/wordml" xmlns:w15="http://schemas.microsoft.com/office/word/2012/wordml" xmlns:w16cex="http://schemas.microsoft.com/office/word/2018/wordml/cex" xmlns:w16cid="http://schemas.microsoft.com/office/word/2016/wordml/cid" xmlns:w16="http://schemas.microsoft.com/office/word/2018/wordml" xmlns:w16sdtdh="http://schemas.microsoft.com/office/word/2020/wordml/sdtdatahash" xmlns:w16se="http://schemas.microsoft.com/office/word/2015/wordml/symex" xmlns:wpg="http://schemas.microsoft.com/office/word/2010/wordprocessingGroup" xmlns:wpi="http://schemas.microsoft.com/office/word/2010/wordprocessingInk" xmlns:wne="http://schemas.microsoft.com/office/word/2006/wordml" xmlns:wps="http://schemas.microsoft.com/office/word/2010/wordprocessingShape" mc:Ignorable="w14 w15 w16se w16cid w16 w16cex w16sdtdh wp14">
+<w:footnotes xmlns:wpc="http://schemas.microsoft.com/office/word/2010/wordprocessingCanvas" xmlns:cx="http://schemas.microsoft.com/office/drawing/2014/chartex" xmlns:cx1="http://schemas.microsoft.com/office/drawing/2015/9/8/chartex" xmlns:cx2="http://schemas.microsoft.com/office/drawing/2015/10/21/chartex" xmlns:cx3="http://schemas.microsoft.com/office/drawing/2016/5/9/chartex" xmlns:cx4="http://schemas.microsoft.com/office/drawing/2016/5/10/chartex" xmlns:cx5="http://schemas.microsoft.com/office/drawing/2016/5/11/chartex" xmlns:cx6="http://schemas.microsoft.com/office/drawing/2016/5/12/chartex" xmlns:cx7="http://schemas.microsoft.com/office/drawing/2016/5/13/chartex" xmlns:cx8="http://schemas.microsoft.com/office/drawing/2016/5/14/chartex" xmlns:mc="http://schemas.openxmlformats.org/markup-compatibility/2006" xmlns:aink="http://schemas.microsoft.com/office/drawing/2016/ink" xmlns:am3d="http://schemas.microsoft.com/office/drawing/2017/model3d" xmlns:o="urn:schemas-microsoft-com:office:office" xmlns:oel="http://schemas.microsoft.com/office/2019/extlst" xmlns:r="http://schemas.openxmlformats.org/officeDocument/2006/relationships" xmlns:m="http://schemas.openxmlformats.org/officeDocument/2006/math" xmlns:v="urn:schemas-microsoft-com:vml" xmlns:wp14="http://schemas.microsoft.com/office/word/2010/wordprocessingDrawing" xmlns:wp="http://schemas.openxmlformats.org/drawingml/2006/wordprocessingDrawing" xmlns:w10="urn:schemas-microsoft-com:office:word" xmlns:w="http://schemas.openxmlformats.org/wordprocessingml/2006/main" xmlns:w14="http://schemas.microsoft.com/office/word/2010/wordml" xmlns:w15="http://schemas.microsoft.com/office/word/2012/wordml" xmlns:w16cex="http://schemas.microsoft.com/office/word/2018/wordml/cex" xmlns:w16cid="http://schemas.microsoft.com/office/word/2016/wordml/cid" xmlns:w16="http://schemas.microsoft.com/office/word/2018/wordml" xmlns:w16du="http://schemas.microsoft.com/office/word/2023/wordml/word16du" xmlns:w16sdtdh="http://schemas.microsoft.com/office/word/2020/wordml/sdtdatahash" xmlns:w16sdtfl="http://schemas.microsoft.com/office/word/2024/wordml/sdtformatlock" xmlns:w16se="http://schemas.microsoft.com/office/word/2015/wordml/symex" xmlns:wpg="http://schemas.microsoft.com/office/word/2010/wordprocessingGroup" xmlns:wpi="http://schemas.microsoft.com/office/word/2010/wordprocessingInk" xmlns:wne="http://schemas.microsoft.com/office/word/2006/wordml" xmlns:wps="http://schemas.microsoft.com/office/word/2010/wordprocessingShape" mc:Ignorable="w14 w15 w16se w16cid w16 w16cex w16sdtdh w16sdtfl w16du wp14">
   <w:footnote w:type="separator" w:id="-1">
     <w:p>
       <w:r>
@@ -4405,7 +4377,7 @@
 </file>
 
 <file path=word/numbering.xml><?xml version="1.0" encoding="utf-8"?>
-<w:numbering xmlns:wpc="http://schemas.microsoft.com/office/word/2010/wordprocessingCanvas" xmlns:cx="http://schemas.microsoft.com/office/drawing/2014/chartex" xmlns:cx1="http://schemas.microsoft.com/office/drawing/2015/9/8/chartex" xmlns:cx2="http://schemas.microsoft.com/office/drawing/2015/10/21/chartex" xmlns:cx3="http://schemas.microsoft.com/office/drawing/2016/5/9/chartex" xmlns:cx4="http://schemas.microsoft.com/office/drawing/2016/5/10/chartex" xmlns:cx5="http://schemas.microsoft.com/office/drawing/2016/5/11/chartex" xmlns:cx6="http://schemas.microsoft.com/office/drawing/2016/5/12/chartex" xmlns:cx7="http://schemas.microsoft.com/office/drawing/2016/5/13/chartex" xmlns:cx8="http://schemas.microsoft.com/office/drawing/2016/5/14/chartex" xmlns:mc="http://schemas.openxmlformats.org/markup-compatibility/2006" xmlns:aink="http://schemas.microsoft.com/office/drawing/2016/ink" xmlns:am3d="http://schemas.microsoft.com/office/drawing/2017/model3d" xmlns:o="urn:schemas-microsoft-com:office:office" xmlns:oel="http://schemas.microsoft.com/office/2019/extlst" xmlns:r="http://schemas.openxmlformats.org/officeDocument/2006/relationships" xmlns:m="http://schemas.openxmlformats.org/officeDocument/2006/math" xmlns:v="urn:schemas-microsoft-com:vml" xmlns:wp14="http://schemas.microsoft.com/office/word/2010/wordprocessingDrawing" xmlns:wp="http://schemas.openxmlformats.org/drawingml/2006/wordprocessingDrawing" xmlns:w10="urn:schemas-microsoft-com:office:word" xmlns:w="http://schemas.openxmlformats.org/wordprocessingml/2006/main" xmlns:w14="http://schemas.microsoft.com/office/word/2010/wordml" xmlns:w15="http://schemas.microsoft.com/office/word/2012/wordml" xmlns:w16cex="http://schemas.microsoft.com/office/word/2018/wordml/cex" xmlns:w16cid="http://schemas.microsoft.com/office/word/2016/wordml/cid" xmlns:w16="http://schemas.microsoft.com/office/word/2018/wordml" xmlns:w16sdtdh="http://schemas.microsoft.com/office/word/2020/wordml/sdtdatahash" xmlns:w16se="http://schemas.microsoft.com/office/word/2015/wordml/symex" xmlns:wpg="http://schemas.microsoft.com/office/word/2010/wordprocessingGroup" xmlns:wpi="http://schemas.microsoft.com/office/word/2010/wordprocessingInk" xmlns:wne="http://schemas.microsoft.com/office/word/2006/wordml" xmlns:wps="http://schemas.microsoft.com/office/word/2010/wordprocessingShape" mc:Ignorable="w14 w15 w16se w16cid w16 w16cex w16sdtdh wp14">
+<w:numbering xmlns:wpc="http://schemas.microsoft.com/office/word/2010/wordprocessingCanvas" xmlns:cx="http://schemas.microsoft.com/office/drawing/2014/chartex" xmlns:cx1="http://schemas.microsoft.com/office/drawing/2015/9/8/chartex" xmlns:cx2="http://schemas.microsoft.com/office/drawing/2015/10/21/chartex" xmlns:cx3="http://schemas.microsoft.com/office/drawing/2016/5/9/chartex" xmlns:cx4="http://schemas.microsoft.com/office/drawing/2016/5/10/chartex" xmlns:cx5="http://schemas.microsoft.com/office/drawing/2016/5/11/chartex" xmlns:cx6="http://schemas.microsoft.com/office/drawing/2016/5/12/chartex" xmlns:cx7="http://schemas.microsoft.com/office/drawing/2016/5/13/chartex" xmlns:cx8="http://schemas.microsoft.com/office/drawing/2016/5/14/chartex" xmlns:mc="http://schemas.openxmlformats.org/markup-compatibility/2006" xmlns:aink="http://schemas.microsoft.com/office/drawing/2016/ink" xmlns:am3d="http://schemas.microsoft.com/office/drawing/2017/model3d" xmlns:o="urn:schemas-microsoft-com:office:office" xmlns:oel="http://schemas.microsoft.com/office/2019/extlst" xmlns:r="http://schemas.openxmlformats.org/officeDocument/2006/relationships" xmlns:m="http://schemas.openxmlformats.org/officeDocument/2006/math" xmlns:v="urn:schemas-microsoft-com:vml" xmlns:wp14="http://schemas.microsoft.com/office/word/2010/wordprocessingDrawing" xmlns:wp="http://schemas.openxmlformats.org/drawingml/2006/wordprocessingDrawing" xmlns:w10="urn:schemas-microsoft-com:office:word" xmlns:w="http://schemas.openxmlformats.org/wordprocessingml/2006/main" xmlns:w14="http://schemas.microsoft.com/office/word/2010/wordml" xmlns:w15="http://schemas.microsoft.com/office/word/2012/wordml" xmlns:w16cex="http://schemas.microsoft.com/office/word/2018/wordml/cex" xmlns:w16cid="http://schemas.microsoft.com/office/word/2016/wordml/cid" xmlns:w16="http://schemas.microsoft.com/office/word/2018/wordml" xmlns:w16du="http://schemas.microsoft.com/office/word/2023/wordml/word16du" xmlns:w16sdtdh="http://schemas.microsoft.com/office/word/2020/wordml/sdtdatahash" xmlns:w16sdtfl="http://schemas.microsoft.com/office/word/2024/wordml/sdtformatlock" xmlns:w16se="http://schemas.microsoft.com/office/word/2015/wordml/symex" xmlns:wpg="http://schemas.microsoft.com/office/word/2010/wordprocessingGroup" xmlns:wpi="http://schemas.microsoft.com/office/word/2010/wordprocessingInk" xmlns:wne="http://schemas.microsoft.com/office/word/2006/wordml" xmlns:wps="http://schemas.microsoft.com/office/word/2010/wordprocessingShape" mc:Ignorable="w14 w15 w16se w16cid w16 w16cex w16sdtdh w16sdtfl w16du wp14">
   <w:abstractNum w:abstractNumId="0" w15:restartNumberingAfterBreak="0">
     <w:nsid w:val="617F0D16"/>
     <w:multiLevelType w:val="hybridMultilevel"/>
@@ -4502,7 +4474,7 @@
 </file>
 
 <file path=word/styles.xml><?xml version="1.0" encoding="utf-8"?>
-<w:styles xmlns:mc="http://schemas.openxmlformats.org/markup-compatibility/2006" xmlns:r="http://schemas.openxmlformats.org/officeDocument/2006/relationships" xmlns:w="http://schemas.openxmlformats.org/wordprocessingml/2006/main" xmlns:w14="http://schemas.microsoft.com/office/word/2010/wordml" xmlns:w15="http://schemas.microsoft.com/office/word/2012/wordml" xmlns:w16cex="http://schemas.microsoft.com/office/word/2018/wordml/cex" xmlns:w16cid="http://schemas.microsoft.com/office/word/2016/wordml/cid" xmlns:w16="http://schemas.microsoft.com/office/word/2018/wordml" xmlns:w16sdtdh="http://schemas.microsoft.com/office/word/2020/wordml/sdtdatahash" xmlns:w16se="http://schemas.microsoft.com/office/word/2015/wordml/symex" mc:Ignorable="w14 w15 w16se w16cid w16 w16cex w16sdtdh">
+<w:styles xmlns:mc="http://schemas.openxmlformats.org/markup-compatibility/2006" xmlns:r="http://schemas.openxmlformats.org/officeDocument/2006/relationships" xmlns:w="http://schemas.openxmlformats.org/wordprocessingml/2006/main" xmlns:w14="http://schemas.microsoft.com/office/word/2010/wordml" xmlns:w15="http://schemas.microsoft.com/office/word/2012/wordml" xmlns:w16cex="http://schemas.microsoft.com/office/word/2018/wordml/cex" xmlns:w16cid="http://schemas.microsoft.com/office/word/2016/wordml/cid" xmlns:w16="http://schemas.microsoft.com/office/word/2018/wordml" xmlns:w16du="http://schemas.microsoft.com/office/word/2023/wordml/word16du" xmlns:w16sdtdh="http://schemas.microsoft.com/office/word/2020/wordml/sdtdatahash" xmlns:w16sdtfl="http://schemas.microsoft.com/office/word/2024/wordml/sdtformatlock" xmlns:w16se="http://schemas.microsoft.com/office/word/2015/wordml/symex" mc:Ignorable="w14 w15 w16se w16cid w16 w16cex w16sdtdh w16sdtfl w16du">
   <w:docDefaults>
     <w:rPrDefault>
       <w:rPr>
@@ -4981,7 +4953,6 @@
   <w:style w:type="character" w:default="1" w:styleId="Fuentedeprrafopredeter">
     <w:name w:val="Default Paragraph Font"/>
     <w:uiPriority w:val="1"/>
-    <w:semiHidden/>
     <w:unhideWhenUsed/>
   </w:style>
   <w:style w:type="table" w:default="1" w:styleId="Tablanormal">

--- a/docs/guia_materiales_taller3.docx
+++ b/docs/guia_materiales_taller3.docx
@@ -195,16 +195,7 @@
                 <w:sz w:val="22"/>
                 <w:szCs w:val="22"/>
               </w:rPr>
-              <w:t xml:space="preserve">El </w:t>
-            </w:r>
-            <w:proofErr w:type="gramStart"/>
-            <w:r>
-              <w:rPr>
-                <w:color w:val="000000"/>
-                <w:sz w:val="22"/>
-                <w:szCs w:val="22"/>
-              </w:rPr>
-              <w:t>archivo .</w:t>
+              <w:t>El archivo .</w:t>
             </w:r>
             <w:proofErr w:type="spellStart"/>
             <w:r>
@@ -216,7 +207,6 @@
               <w:t>psyexp</w:t>
             </w:r>
             <w:proofErr w:type="spellEnd"/>
-            <w:proofErr w:type="gramEnd"/>
             <w:r>
               <w:rPr>
                 <w:color w:val="000000"/>
@@ -402,17 +392,9 @@
         <w:rPr>
           <w:color w:val="000000"/>
         </w:rPr>
-        <w:t>nBack_</w:t>
-      </w:r>
-      <w:proofErr w:type="gramStart"/>
-      <w:r>
-        <w:rPr>
-          <w:color w:val="000000"/>
-        </w:rPr>
-        <w:t>task.psyexp</w:t>
+        <w:t>nBack_task.psyexp</w:t>
       </w:r>
       <w:proofErr w:type="spellEnd"/>
-      <w:proofErr w:type="gramEnd"/>
       <w:r>
         <w:rPr>
           <w:color w:val="000000"/>
@@ -636,9 +618,17 @@
                 <w:szCs w:val="20"/>
                 <w:lang w:val="en-US"/>
               </w:rPr>
-              <w:t>nBack_</w:t>
-            </w:r>
-            <w:proofErr w:type="gramStart"/>
+              <w:t>nBack_task.psyexp</w:t>
+            </w:r>
+            <w:proofErr w:type="spellEnd"/>
+          </w:p>
+          <w:p>
+            <w:pPr>
+              <w:spacing w:before="20" w:after="20"/>
+              <w:rPr>
+                <w:lang w:val="en-US"/>
+              </w:rPr>
+            </w:pPr>
             <w:r>
               <w:rPr>
                 <w:rFonts w:ascii="Courier New" w:eastAsia="Courier New" w:hAnsi="Courier New" w:cs="Courier New"/>
@@ -647,10 +637,8 @@
                 <w:szCs w:val="20"/>
                 <w:lang w:val="en-US"/>
               </w:rPr>
-              <w:t>task.psyexp</w:t>
-            </w:r>
-            <w:proofErr w:type="spellEnd"/>
-            <w:proofErr w:type="gramEnd"/>
+              <w:t>│</w:t>
+            </w:r>
           </w:p>
           <w:p>
             <w:pPr>
@@ -667,7 +655,7 @@
                 <w:szCs w:val="20"/>
                 <w:lang w:val="en-US"/>
               </w:rPr>
-              <w:t>│</w:t>
+              <w:t>├── conditions/</w:t>
             </w:r>
           </w:p>
           <w:p>
@@ -685,7 +673,7 @@
                 <w:szCs w:val="20"/>
                 <w:lang w:val="en-US"/>
               </w:rPr>
-              <w:t>├── conditions/</w:t>
+              <w:t>│   ├── experimental/</w:t>
             </w:r>
           </w:p>
           <w:p>
@@ -703,7 +691,27 @@
                 <w:szCs w:val="20"/>
                 <w:lang w:val="en-US"/>
               </w:rPr>
-              <w:t>│   ├── experimental/</w:t>
+              <w:t xml:space="preserve">│   │   ├── </w:t>
+            </w:r>
+            <w:r>
+              <w:rPr>
+                <w:rFonts w:ascii="Courier New" w:eastAsia="Courier New" w:hAnsi="Courier New" w:cs="Courier New"/>
+                <w:color w:val="000000"/>
+                <w:sz w:val="20"/>
+                <w:szCs w:val="20"/>
+                <w:lang w:val="en-US"/>
+              </w:rPr>
+              <w:t>condiciones_</w:t>
+            </w:r>
+            <w:r>
+              <w:rPr>
+                <w:rFonts w:ascii="Courier New" w:eastAsia="Courier New" w:hAnsi="Courier New" w:cs="Courier New"/>
+                <w:color w:val="000000"/>
+                <w:sz w:val="20"/>
+                <w:szCs w:val="20"/>
+                <w:lang w:val="en-US"/>
+              </w:rPr>
+              <w:t>experimental_1back.xlsx   (20 trials — 1-back experimental)</w:t>
             </w:r>
           </w:p>
           <w:p>
@@ -741,9 +749,16 @@
                 <w:szCs w:val="20"/>
                 <w:lang w:val="en-US"/>
               </w:rPr>
-              <w:t>experimental_1back.xlsx</w:t>
-            </w:r>
-            <w:proofErr w:type="gramStart"/>
+              <w:t>experimental_2back.xlsx   (20 trials — 2-back experimental)</w:t>
+            </w:r>
+          </w:p>
+          <w:p>
+            <w:pPr>
+              <w:spacing w:before="20" w:after="20"/>
+              <w:rPr>
+                <w:lang w:val="en-US"/>
+              </w:rPr>
+            </w:pPr>
             <w:r>
               <w:rPr>
                 <w:rFonts w:ascii="Courier New" w:eastAsia="Courier New" w:hAnsi="Courier New" w:cs="Courier New"/>
@@ -752,9 +767,8 @@
                 <w:szCs w:val="20"/>
                 <w:lang w:val="en-US"/>
               </w:rPr>
-              <w:t xml:space="preserve">   (</w:t>
-            </w:r>
-            <w:proofErr w:type="gramEnd"/>
+              <w:t xml:space="preserve">│   │   └── </w:t>
+            </w:r>
             <w:r>
               <w:rPr>
                 <w:rFonts w:ascii="Courier New" w:eastAsia="Courier New" w:hAnsi="Courier New" w:cs="Courier New"/>
@@ -763,7 +777,17 @@
                 <w:szCs w:val="20"/>
                 <w:lang w:val="en-US"/>
               </w:rPr>
-              <w:t>20 trials — 1-back experimental)</w:t>
+              <w:t>condiciones_</w:t>
+            </w:r>
+            <w:r>
+              <w:rPr>
+                <w:rFonts w:ascii="Courier New" w:eastAsia="Courier New" w:hAnsi="Courier New" w:cs="Courier New"/>
+                <w:color w:val="000000"/>
+                <w:sz w:val="20"/>
+                <w:szCs w:val="20"/>
+                <w:lang w:val="en-US"/>
+              </w:rPr>
+              <w:t>experimental_3back.xlsx   (20 trials — 3-back experimental)</w:t>
             </w:r>
           </w:p>
           <w:p>
@@ -781,8 +805,16 @@
                 <w:szCs w:val="20"/>
                 <w:lang w:val="en-US"/>
               </w:rPr>
-              <w:t xml:space="preserve">│   │   ├── </w:t>
-            </w:r>
+              <w:t>│   └── practica/</w:t>
+            </w:r>
+          </w:p>
+          <w:p>
+            <w:pPr>
+              <w:spacing w:before="20" w:after="20"/>
+              <w:rPr>
+                <w:lang w:val="en-US"/>
+              </w:rPr>
+            </w:pPr>
             <w:r>
               <w:rPr>
                 <w:rFonts w:ascii="Courier New" w:eastAsia="Courier New" w:hAnsi="Courier New" w:cs="Courier New"/>
@@ -791,7 +823,7 @@
                 <w:szCs w:val="20"/>
                 <w:lang w:val="en-US"/>
               </w:rPr>
-              <w:t>condiciones_</w:t>
+              <w:t xml:space="preserve">│       ├── </w:t>
             </w:r>
             <w:r>
               <w:rPr>
@@ -801,9 +833,8 @@
                 <w:szCs w:val="20"/>
                 <w:lang w:val="en-US"/>
               </w:rPr>
-              <w:t>experimental_2back.xlsx</w:t>
-            </w:r>
-            <w:proofErr w:type="gramStart"/>
+              <w:t>condiciones_</w:t>
+            </w:r>
             <w:r>
               <w:rPr>
                 <w:rFonts w:ascii="Courier New" w:eastAsia="Courier New" w:hAnsi="Courier New" w:cs="Courier New"/>
@@ -812,9 +843,9 @@
                 <w:szCs w:val="20"/>
                 <w:lang w:val="en-US"/>
               </w:rPr>
-              <w:t xml:space="preserve">   (</w:t>
-            </w:r>
-            <w:proofErr w:type="gramEnd"/>
+              <w:t xml:space="preserve">practica_1back.xlsx        (8 trials — 1-back </w:t>
+            </w:r>
+            <w:proofErr w:type="spellStart"/>
             <w:r>
               <w:rPr>
                 <w:rFonts w:ascii="Courier New" w:eastAsia="Courier New" w:hAnsi="Courier New" w:cs="Courier New"/>
@@ -823,7 +854,18 @@
                 <w:szCs w:val="20"/>
                 <w:lang w:val="en-US"/>
               </w:rPr>
-              <w:t>20 trials — 2-back experimental)</w:t>
+              <w:t>práctica</w:t>
+            </w:r>
+            <w:proofErr w:type="spellEnd"/>
+            <w:r>
+              <w:rPr>
+                <w:rFonts w:ascii="Courier New" w:eastAsia="Courier New" w:hAnsi="Courier New" w:cs="Courier New"/>
+                <w:color w:val="000000"/>
+                <w:sz w:val="20"/>
+                <w:szCs w:val="20"/>
+                <w:lang w:val="en-US"/>
+              </w:rPr>
+              <w:t>)</w:t>
             </w:r>
           </w:p>
           <w:p>
@@ -841,7 +883,8 @@
                 <w:szCs w:val="20"/>
                 <w:lang w:val="en-US"/>
               </w:rPr>
-              <w:t xml:space="preserve">│   │   └── </w:t>
+              <w:lastRenderedPageBreak/>
+              <w:t xml:space="preserve">│       ├── </w:t>
             </w:r>
             <w:r>
               <w:rPr>
@@ -861,9 +904,9 @@
                 <w:szCs w:val="20"/>
                 <w:lang w:val="en-US"/>
               </w:rPr>
-              <w:t>experimental_3back.xlsx</w:t>
-            </w:r>
-            <w:proofErr w:type="gramStart"/>
+              <w:t xml:space="preserve">practica_2back.xlsx        (8 trials — 2-back </w:t>
+            </w:r>
+            <w:proofErr w:type="spellStart"/>
             <w:r>
               <w:rPr>
                 <w:rFonts w:ascii="Courier New" w:eastAsia="Courier New" w:hAnsi="Courier New" w:cs="Courier New"/>
@@ -872,9 +915,9 @@
                 <w:szCs w:val="20"/>
                 <w:lang w:val="en-US"/>
               </w:rPr>
-              <w:t xml:space="preserve">   (</w:t>
-            </w:r>
-            <w:proofErr w:type="gramEnd"/>
+              <w:t>práctica</w:t>
+            </w:r>
+            <w:proofErr w:type="spellEnd"/>
             <w:r>
               <w:rPr>
                 <w:rFonts w:ascii="Courier New" w:eastAsia="Courier New" w:hAnsi="Courier New" w:cs="Courier New"/>
@@ -883,7 +926,7 @@
                 <w:szCs w:val="20"/>
                 <w:lang w:val="en-US"/>
               </w:rPr>
-              <w:t>20 trials — 3-back experimental)</w:t>
+              <w:t>)</w:t>
             </w:r>
           </w:p>
           <w:p>
@@ -901,7 +944,49 @@
                 <w:szCs w:val="20"/>
                 <w:lang w:val="en-US"/>
               </w:rPr>
-              <w:t>│   └── practica/</w:t>
+              <w:t xml:space="preserve">│       └── </w:t>
+            </w:r>
+            <w:r>
+              <w:rPr>
+                <w:rFonts w:ascii="Courier New" w:eastAsia="Courier New" w:hAnsi="Courier New" w:cs="Courier New"/>
+                <w:color w:val="000000"/>
+                <w:sz w:val="20"/>
+                <w:szCs w:val="20"/>
+                <w:lang w:val="en-US"/>
+              </w:rPr>
+              <w:t>condiciones_</w:t>
+            </w:r>
+            <w:r>
+              <w:rPr>
+                <w:rFonts w:ascii="Courier New" w:eastAsia="Courier New" w:hAnsi="Courier New" w:cs="Courier New"/>
+                <w:color w:val="000000"/>
+                <w:sz w:val="20"/>
+                <w:szCs w:val="20"/>
+                <w:lang w:val="en-US"/>
+              </w:rPr>
+              <w:t xml:space="preserve">practica_3back.xlsx        (8 trials — 3-back </w:t>
+            </w:r>
+            <w:proofErr w:type="spellStart"/>
+            <w:r>
+              <w:rPr>
+                <w:rFonts w:ascii="Courier New" w:eastAsia="Courier New" w:hAnsi="Courier New" w:cs="Courier New"/>
+                <w:color w:val="000000"/>
+                <w:sz w:val="20"/>
+                <w:szCs w:val="20"/>
+                <w:lang w:val="en-US"/>
+              </w:rPr>
+              <w:t>práctica</w:t>
+            </w:r>
+            <w:proofErr w:type="spellEnd"/>
+            <w:r>
+              <w:rPr>
+                <w:rFonts w:ascii="Courier New" w:eastAsia="Courier New" w:hAnsi="Courier New" w:cs="Courier New"/>
+                <w:color w:val="000000"/>
+                <w:sz w:val="20"/>
+                <w:szCs w:val="20"/>
+                <w:lang w:val="en-US"/>
+              </w:rPr>
+              <w:t>)</w:t>
             </w:r>
           </w:p>
           <w:p>
@@ -918,249 +1003,6 @@
                 <w:sz w:val="20"/>
                 <w:szCs w:val="20"/>
                 <w:lang w:val="en-US"/>
-              </w:rPr>
-              <w:t xml:space="preserve">│       ├── </w:t>
-            </w:r>
-            <w:r>
-              <w:rPr>
-                <w:rFonts w:ascii="Courier New" w:eastAsia="Courier New" w:hAnsi="Courier New" w:cs="Courier New"/>
-                <w:color w:val="000000"/>
-                <w:sz w:val="20"/>
-                <w:szCs w:val="20"/>
-                <w:lang w:val="en-US"/>
-              </w:rPr>
-              <w:t>condiciones_</w:t>
-            </w:r>
-            <w:r>
-              <w:rPr>
-                <w:rFonts w:ascii="Courier New" w:eastAsia="Courier New" w:hAnsi="Courier New" w:cs="Courier New"/>
-                <w:color w:val="000000"/>
-                <w:sz w:val="20"/>
-                <w:szCs w:val="20"/>
-                <w:lang w:val="en-US"/>
-              </w:rPr>
-              <w:t xml:space="preserve">practica_1back.xlsx     </w:t>
-            </w:r>
-            <w:proofErr w:type="gramStart"/>
-            <w:r>
-              <w:rPr>
-                <w:rFonts w:ascii="Courier New" w:eastAsia="Courier New" w:hAnsi="Courier New" w:cs="Courier New"/>
-                <w:color w:val="000000"/>
-                <w:sz w:val="20"/>
-                <w:szCs w:val="20"/>
-                <w:lang w:val="en-US"/>
-              </w:rPr>
-              <w:t xml:space="preserve">   (</w:t>
-            </w:r>
-            <w:proofErr w:type="gramEnd"/>
-            <w:r>
-              <w:rPr>
-                <w:rFonts w:ascii="Courier New" w:eastAsia="Courier New" w:hAnsi="Courier New" w:cs="Courier New"/>
-                <w:color w:val="000000"/>
-                <w:sz w:val="20"/>
-                <w:szCs w:val="20"/>
-                <w:lang w:val="en-US"/>
-              </w:rPr>
-              <w:t xml:space="preserve">8 trials — 1-back </w:t>
-            </w:r>
-            <w:proofErr w:type="spellStart"/>
-            <w:r>
-              <w:rPr>
-                <w:rFonts w:ascii="Courier New" w:eastAsia="Courier New" w:hAnsi="Courier New" w:cs="Courier New"/>
-                <w:color w:val="000000"/>
-                <w:sz w:val="20"/>
-                <w:szCs w:val="20"/>
-                <w:lang w:val="en-US"/>
-              </w:rPr>
-              <w:t>práctica</w:t>
-            </w:r>
-            <w:proofErr w:type="spellEnd"/>
-            <w:r>
-              <w:rPr>
-                <w:rFonts w:ascii="Courier New" w:eastAsia="Courier New" w:hAnsi="Courier New" w:cs="Courier New"/>
-                <w:color w:val="000000"/>
-                <w:sz w:val="20"/>
-                <w:szCs w:val="20"/>
-                <w:lang w:val="en-US"/>
-              </w:rPr>
-              <w:t>)</w:t>
-            </w:r>
-          </w:p>
-          <w:p>
-            <w:pPr>
-              <w:spacing w:before="20" w:after="20"/>
-              <w:rPr>
-                <w:lang w:val="en-US"/>
-              </w:rPr>
-            </w:pPr>
-            <w:r>
-              <w:rPr>
-                <w:rFonts w:ascii="Courier New" w:eastAsia="Courier New" w:hAnsi="Courier New" w:cs="Courier New"/>
-                <w:color w:val="000000"/>
-                <w:sz w:val="20"/>
-                <w:szCs w:val="20"/>
-                <w:lang w:val="en-US"/>
-              </w:rPr>
-              <w:lastRenderedPageBreak/>
-              <w:t xml:space="preserve">│       ├── </w:t>
-            </w:r>
-            <w:r>
-              <w:rPr>
-                <w:rFonts w:ascii="Courier New" w:eastAsia="Courier New" w:hAnsi="Courier New" w:cs="Courier New"/>
-                <w:color w:val="000000"/>
-                <w:sz w:val="20"/>
-                <w:szCs w:val="20"/>
-                <w:lang w:val="en-US"/>
-              </w:rPr>
-              <w:t>condiciones_</w:t>
-            </w:r>
-            <w:r>
-              <w:rPr>
-                <w:rFonts w:ascii="Courier New" w:eastAsia="Courier New" w:hAnsi="Courier New" w:cs="Courier New"/>
-                <w:color w:val="000000"/>
-                <w:sz w:val="20"/>
-                <w:szCs w:val="20"/>
-                <w:lang w:val="en-US"/>
-              </w:rPr>
-              <w:t xml:space="preserve">practica_2back.xlsx     </w:t>
-            </w:r>
-            <w:proofErr w:type="gramStart"/>
-            <w:r>
-              <w:rPr>
-                <w:rFonts w:ascii="Courier New" w:eastAsia="Courier New" w:hAnsi="Courier New" w:cs="Courier New"/>
-                <w:color w:val="000000"/>
-                <w:sz w:val="20"/>
-                <w:szCs w:val="20"/>
-                <w:lang w:val="en-US"/>
-              </w:rPr>
-              <w:t xml:space="preserve">   (</w:t>
-            </w:r>
-            <w:proofErr w:type="gramEnd"/>
-            <w:r>
-              <w:rPr>
-                <w:rFonts w:ascii="Courier New" w:eastAsia="Courier New" w:hAnsi="Courier New" w:cs="Courier New"/>
-                <w:color w:val="000000"/>
-                <w:sz w:val="20"/>
-                <w:szCs w:val="20"/>
-                <w:lang w:val="en-US"/>
-              </w:rPr>
-              <w:t xml:space="preserve">8 trials — 2-back </w:t>
-            </w:r>
-            <w:proofErr w:type="spellStart"/>
-            <w:r>
-              <w:rPr>
-                <w:rFonts w:ascii="Courier New" w:eastAsia="Courier New" w:hAnsi="Courier New" w:cs="Courier New"/>
-                <w:color w:val="000000"/>
-                <w:sz w:val="20"/>
-                <w:szCs w:val="20"/>
-                <w:lang w:val="en-US"/>
-              </w:rPr>
-              <w:t>práctica</w:t>
-            </w:r>
-            <w:proofErr w:type="spellEnd"/>
-            <w:r>
-              <w:rPr>
-                <w:rFonts w:ascii="Courier New" w:eastAsia="Courier New" w:hAnsi="Courier New" w:cs="Courier New"/>
-                <w:color w:val="000000"/>
-                <w:sz w:val="20"/>
-                <w:szCs w:val="20"/>
-                <w:lang w:val="en-US"/>
-              </w:rPr>
-              <w:t>)</w:t>
-            </w:r>
-          </w:p>
-          <w:p>
-            <w:pPr>
-              <w:spacing w:before="20" w:after="20"/>
-              <w:rPr>
-                <w:lang w:val="en-US"/>
-              </w:rPr>
-            </w:pPr>
-            <w:r>
-              <w:rPr>
-                <w:rFonts w:ascii="Courier New" w:eastAsia="Courier New" w:hAnsi="Courier New" w:cs="Courier New"/>
-                <w:color w:val="000000"/>
-                <w:sz w:val="20"/>
-                <w:szCs w:val="20"/>
-                <w:lang w:val="en-US"/>
-              </w:rPr>
-              <w:t xml:space="preserve">│       └── </w:t>
-            </w:r>
-            <w:r>
-              <w:rPr>
-                <w:rFonts w:ascii="Courier New" w:eastAsia="Courier New" w:hAnsi="Courier New" w:cs="Courier New"/>
-                <w:color w:val="000000"/>
-                <w:sz w:val="20"/>
-                <w:szCs w:val="20"/>
-                <w:lang w:val="en-US"/>
-              </w:rPr>
-              <w:t>condiciones_</w:t>
-            </w:r>
-            <w:r>
-              <w:rPr>
-                <w:rFonts w:ascii="Courier New" w:eastAsia="Courier New" w:hAnsi="Courier New" w:cs="Courier New"/>
-                <w:color w:val="000000"/>
-                <w:sz w:val="20"/>
-                <w:szCs w:val="20"/>
-                <w:lang w:val="en-US"/>
-              </w:rPr>
-              <w:t xml:space="preserve">practica_3back.xlsx     </w:t>
-            </w:r>
-            <w:proofErr w:type="gramStart"/>
-            <w:r>
-              <w:rPr>
-                <w:rFonts w:ascii="Courier New" w:eastAsia="Courier New" w:hAnsi="Courier New" w:cs="Courier New"/>
-                <w:color w:val="000000"/>
-                <w:sz w:val="20"/>
-                <w:szCs w:val="20"/>
-                <w:lang w:val="en-US"/>
-              </w:rPr>
-              <w:t xml:space="preserve">   (</w:t>
-            </w:r>
-            <w:proofErr w:type="gramEnd"/>
-            <w:r>
-              <w:rPr>
-                <w:rFonts w:ascii="Courier New" w:eastAsia="Courier New" w:hAnsi="Courier New" w:cs="Courier New"/>
-                <w:color w:val="000000"/>
-                <w:sz w:val="20"/>
-                <w:szCs w:val="20"/>
-                <w:lang w:val="en-US"/>
-              </w:rPr>
-              <w:t xml:space="preserve">8 trials — 3-back </w:t>
-            </w:r>
-            <w:proofErr w:type="spellStart"/>
-            <w:r>
-              <w:rPr>
-                <w:rFonts w:ascii="Courier New" w:eastAsia="Courier New" w:hAnsi="Courier New" w:cs="Courier New"/>
-                <w:color w:val="000000"/>
-                <w:sz w:val="20"/>
-                <w:szCs w:val="20"/>
-                <w:lang w:val="en-US"/>
-              </w:rPr>
-              <w:t>práctica</w:t>
-            </w:r>
-            <w:proofErr w:type="spellEnd"/>
-            <w:r>
-              <w:rPr>
-                <w:rFonts w:ascii="Courier New" w:eastAsia="Courier New" w:hAnsi="Courier New" w:cs="Courier New"/>
-                <w:color w:val="000000"/>
-                <w:sz w:val="20"/>
-                <w:szCs w:val="20"/>
-                <w:lang w:val="en-US"/>
-              </w:rPr>
-              <w:t>)</w:t>
-            </w:r>
-          </w:p>
-          <w:p>
-            <w:pPr>
-              <w:spacing w:before="20" w:after="20"/>
-            </w:pPr>
-            <w:r>
-              <w:rPr>
-                <w:rFonts w:ascii="Courier New" w:eastAsia="Courier New" w:hAnsi="Courier New" w:cs="Courier New"/>
-                <w:color w:val="000000"/>
-                <w:sz w:val="20"/>
-                <w:szCs w:val="20"/>
               </w:rPr>
               <w:t>│</w:t>
             </w:r>
@@ -1619,43 +1461,7 @@
                 <w:sz w:val="22"/>
                 <w:szCs w:val="22"/>
               </w:rPr>
-              <w:t xml:space="preserve">L (coincide — </w:t>
-            </w:r>
-            <w:proofErr w:type="gramStart"/>
-            <w:r>
-              <w:rPr>
-                <w:color w:val="000000"/>
-                <w:sz w:val="22"/>
-                <w:szCs w:val="22"/>
-              </w:rPr>
-              <w:t>target)  ·</w:t>
-            </w:r>
-            <w:proofErr w:type="gramEnd"/>
-            <w:r>
-              <w:rPr>
-                <w:color w:val="000000"/>
-                <w:sz w:val="22"/>
-                <w:szCs w:val="22"/>
-              </w:rPr>
-              <w:t xml:space="preserve">  A (no coincide — non-</w:t>
-            </w:r>
-            <w:proofErr w:type="gramStart"/>
-            <w:r>
-              <w:rPr>
-                <w:color w:val="000000"/>
-                <w:sz w:val="22"/>
-                <w:szCs w:val="22"/>
-              </w:rPr>
-              <w:t>target</w:t>
-            </w:r>
-            <w:proofErr w:type="gramEnd"/>
-            <w:r>
-              <w:rPr>
-                <w:color w:val="000000"/>
-                <w:sz w:val="22"/>
-                <w:szCs w:val="22"/>
-              </w:rPr>
-              <w:t>)</w:t>
+              <w:t>L (coincide — target)  ·  A (no coincide — non-target)</w:t>
             </w:r>
           </w:p>
         </w:tc>
@@ -2224,7 +2030,23 @@
           <w:sz w:val="20"/>
           <w:szCs w:val="20"/>
         </w:rPr>
-        <w:t>. No aleatorizar — el orden de la secuencia es crítico para la lógica N-back.</w:t>
+        <w:t xml:space="preserve">. No aleatorizar </w:t>
+      </w:r>
+      <w:r>
+        <w:rPr>
+          <w:color w:val="000000"/>
+          <w:sz w:val="20"/>
+          <w:szCs w:val="20"/>
+        </w:rPr>
+        <w:t>-</w:t>
+      </w:r>
+      <w:r>
+        <w:rPr>
+          <w:color w:val="000000"/>
+          <w:sz w:val="20"/>
+          <w:szCs w:val="20"/>
+        </w:rPr>
+        <w:t xml:space="preserve"> el orden de la secuencia es crítico para la lógica N-back.</w:t>
       </w:r>
     </w:p>
     <w:p>
@@ -2669,18 +2491,8 @@
                 <w:sz w:val="22"/>
                 <w:szCs w:val="22"/>
               </w:rPr>
-              <w:t>es_</w:t>
-            </w:r>
-            <w:proofErr w:type="gramStart"/>
-            <w:r>
-              <w:rPr>
-                <w:color w:val="000000"/>
-                <w:sz w:val="22"/>
-                <w:szCs w:val="22"/>
-              </w:rPr>
-              <w:t>target</w:t>
-            </w:r>
-            <w:proofErr w:type="gramEnd"/>
+              <w:t>es_target</w:t>
+            </w:r>
             <w:r>
               <w:rPr>
                 <w:color w:val="000000"/>
@@ -2711,23 +2523,7 @@
           </w:tcPr>
           <w:p>
             <w:r>
-              <w:t xml:space="preserve">Indica si el trial es </w:t>
-            </w:r>
-            <w:proofErr w:type="gramStart"/>
-            <w:r>
-              <w:t>target</w:t>
-            </w:r>
-            <w:proofErr w:type="gramEnd"/>
-            <w:r>
-              <w:t xml:space="preserve"> (1) o no-</w:t>
-            </w:r>
-            <w:proofErr w:type="gramStart"/>
-            <w:r>
-              <w:t>target</w:t>
-            </w:r>
-            <w:proofErr w:type="gramEnd"/>
-            <w:r>
-              <w:t xml:space="preserve"> (0) según el nivel N</w:t>
+              <w:t>Indica si el trial es target (1) o no-target (0) según el nivel N</w:t>
             </w:r>
           </w:p>
         </w:tc>
@@ -2782,23 +2578,7 @@
           </w:tcPr>
           <w:p>
             <w:r>
-              <w:t xml:space="preserve">Tecla válida para ese trial (A si es </w:t>
-            </w:r>
-            <w:proofErr w:type="gramStart"/>
-            <w:r>
-              <w:t>target</w:t>
-            </w:r>
-            <w:proofErr w:type="gramEnd"/>
-            <w:r>
-              <w:t>, L si es no-</w:t>
-            </w:r>
-            <w:proofErr w:type="gramStart"/>
-            <w:r>
-              <w:t>target</w:t>
-            </w:r>
-            <w:proofErr w:type="gramEnd"/>
-            <w:r>
-              <w:t>)</w:t>
+              <w:t>Tecla válida para ese trial (A si es target, L si es no-target)</w:t>
             </w:r>
           </w:p>
         </w:tc>
@@ -3176,19 +2956,9 @@
                 <w:sz w:val="22"/>
                 <w:szCs w:val="22"/>
               </w:rPr>
-              <w:t>es_</w:t>
-            </w:r>
-            <w:proofErr w:type="gramStart"/>
-            <w:r>
-              <w:rPr>
-                <w:color w:val="000000"/>
-                <w:sz w:val="22"/>
-                <w:szCs w:val="22"/>
-              </w:rPr>
-              <w:t>target</w:t>
+              <w:t>es_target</w:t>
             </w:r>
             <w:proofErr w:type="spellEnd"/>
-            <w:proofErr w:type="gramEnd"/>
           </w:p>
         </w:tc>
         <w:tc>
@@ -3210,23 +2980,7 @@
           </w:tcPr>
           <w:p>
             <w:r>
-              <w:t xml:space="preserve">Indica si el trial es </w:t>
-            </w:r>
-            <w:proofErr w:type="gramStart"/>
-            <w:r>
-              <w:t>target</w:t>
-            </w:r>
-            <w:proofErr w:type="gramEnd"/>
-            <w:r>
-              <w:t xml:space="preserve"> (1) o no-</w:t>
-            </w:r>
-            <w:proofErr w:type="gramStart"/>
-            <w:r>
-              <w:t>target</w:t>
-            </w:r>
-            <w:proofErr w:type="gramEnd"/>
-            <w:r>
-              <w:t xml:space="preserve"> (0) según el nivel N</w:t>
+              <w:t>Indica si el trial es target (1) o no-target (0) según el nivel N</w:t>
             </w:r>
           </w:p>
         </w:tc>
@@ -3281,23 +3035,7 @@
           </w:tcPr>
           <w:p>
             <w:r>
-              <w:t xml:space="preserve">Tecla válida para ese trial (A si es </w:t>
-            </w:r>
-            <w:proofErr w:type="gramStart"/>
-            <w:r>
-              <w:t>target</w:t>
-            </w:r>
-            <w:proofErr w:type="gramEnd"/>
-            <w:r>
-              <w:t>, L si es no-</w:t>
-            </w:r>
-            <w:proofErr w:type="gramStart"/>
-            <w:r>
-              <w:t>target</w:t>
-            </w:r>
-            <w:proofErr w:type="gramEnd"/>
-            <w:r>
-              <w:t>)</w:t>
+              <w:t>Tecla válida para ese trial (A si es target, L si es no-target)</w:t>
             </w:r>
           </w:p>
         </w:tc>
@@ -3449,19 +3187,9 @@
                 <w:sz w:val="22"/>
                 <w:szCs w:val="22"/>
               </w:rPr>
-              <w:t>es_</w:t>
-            </w:r>
-            <w:proofErr w:type="gramStart"/>
-            <w:r>
-              <w:rPr>
-                <w:color w:val="000000"/>
-                <w:sz w:val="22"/>
-                <w:szCs w:val="22"/>
-              </w:rPr>
-              <w:t>target</w:t>
+              <w:t>es_target</w:t>
             </w:r>
             <w:proofErr w:type="spellEnd"/>
-            <w:proofErr w:type="gramEnd"/>
             <w:r>
               <w:rPr>
                 <w:color w:val="000000"/>
@@ -4067,43 +3795,7 @@
                 <w:sz w:val="22"/>
                 <w:szCs w:val="22"/>
               </w:rPr>
-              <w:t xml:space="preserve"> de la fase experimental. La fase de práctica no se incluye en el análisis. Los resultados se muestran separados por nivel y por tipo de trial (</w:t>
-            </w:r>
-            <w:proofErr w:type="gramStart"/>
-            <w:r>
-              <w:rPr>
-                <w:color w:val="000000"/>
-                <w:sz w:val="22"/>
-                <w:szCs w:val="22"/>
-              </w:rPr>
-              <w:t>target</w:t>
-            </w:r>
-            <w:proofErr w:type="gramEnd"/>
-            <w:r>
-              <w:rPr>
-                <w:color w:val="000000"/>
-                <w:sz w:val="22"/>
-                <w:szCs w:val="22"/>
-              </w:rPr>
-              <w:t xml:space="preserve"> vs non-</w:t>
-            </w:r>
-            <w:proofErr w:type="gramStart"/>
-            <w:r>
-              <w:rPr>
-                <w:color w:val="000000"/>
-                <w:sz w:val="22"/>
-                <w:szCs w:val="22"/>
-              </w:rPr>
-              <w:t>target</w:t>
-            </w:r>
-            <w:proofErr w:type="gramEnd"/>
-            <w:r>
-              <w:rPr>
-                <w:color w:val="000000"/>
-                <w:sz w:val="22"/>
-                <w:szCs w:val="22"/>
-              </w:rPr>
-              <w:t>).</w:t>
+              <w:t xml:space="preserve"> de la fase experimental. La fase de práctica no se incluye en el análisis. Los resultados se muestran separados por nivel y por tipo de trial (target vs non-target).</w:t>
             </w:r>
           </w:p>
         </w:tc>
@@ -4953,6 +4645,7 @@
   <w:style w:type="character" w:default="1" w:styleId="Fuentedeprrafopredeter">
     <w:name w:val="Default Paragraph Font"/>
     <w:uiPriority w:val="1"/>
+    <w:semiHidden/>
     <w:unhideWhenUsed/>
   </w:style>
   <w:style w:type="table" w:default="1" w:styleId="Tablanormal">

--- a/docs/guia_materiales_taller3.docx
+++ b/docs/guia_materiales_taller3.docx
@@ -195,7 +195,16 @@
                 <w:sz w:val="22"/>
                 <w:szCs w:val="22"/>
               </w:rPr>
-              <w:t>El archivo .</w:t>
+              <w:t xml:space="preserve">El </w:t>
+            </w:r>
+            <w:proofErr w:type="gramStart"/>
+            <w:r>
+              <w:rPr>
+                <w:color w:val="000000"/>
+                <w:sz w:val="22"/>
+                <w:szCs w:val="22"/>
+              </w:rPr>
+              <w:t>archivo .</w:t>
             </w:r>
             <w:proofErr w:type="spellStart"/>
             <w:r>
@@ -207,6 +216,7 @@
               <w:t>psyexp</w:t>
             </w:r>
             <w:proofErr w:type="spellEnd"/>
+            <w:proofErr w:type="gramEnd"/>
             <w:r>
               <w:rPr>
                 <w:color w:val="000000"/>
@@ -392,9 +402,17 @@
         <w:rPr>
           <w:color w:val="000000"/>
         </w:rPr>
-        <w:t>nBack_task.psyexp</w:t>
+        <w:t>nBack_</w:t>
+      </w:r>
+      <w:proofErr w:type="gramStart"/>
+      <w:r>
+        <w:rPr>
+          <w:color w:val="000000"/>
+        </w:rPr>
+        <w:t>task.psyexp</w:t>
       </w:r>
       <w:proofErr w:type="spellEnd"/>
+      <w:proofErr w:type="gramEnd"/>
       <w:r>
         <w:rPr>
           <w:color w:val="000000"/>
@@ -618,9 +636,21 @@
                 <w:szCs w:val="20"/>
                 <w:lang w:val="en-US"/>
               </w:rPr>
-              <w:t>nBack_task.psyexp</w:t>
+              <w:t>nBack_</w:t>
+            </w:r>
+            <w:proofErr w:type="gramStart"/>
+            <w:r>
+              <w:rPr>
+                <w:rFonts w:ascii="Courier New" w:eastAsia="Courier New" w:hAnsi="Courier New" w:cs="Courier New"/>
+                <w:color w:val="000000"/>
+                <w:sz w:val="20"/>
+                <w:szCs w:val="20"/>
+                <w:lang w:val="en-US"/>
+              </w:rPr>
+              <w:t>task.psyexp</w:t>
             </w:r>
             <w:proofErr w:type="spellEnd"/>
+            <w:proofErr w:type="gramEnd"/>
           </w:p>
           <w:p>
             <w:pPr>
@@ -711,7 +741,29 @@
                 <w:szCs w:val="20"/>
                 <w:lang w:val="en-US"/>
               </w:rPr>
-              <w:t>experimental_1back.xlsx   (20 trials — 1-back experimental)</w:t>
+              <w:t>experimental_1back.xlsx</w:t>
+            </w:r>
+            <w:proofErr w:type="gramStart"/>
+            <w:r>
+              <w:rPr>
+                <w:rFonts w:ascii="Courier New" w:eastAsia="Courier New" w:hAnsi="Courier New" w:cs="Courier New"/>
+                <w:color w:val="000000"/>
+                <w:sz w:val="20"/>
+                <w:szCs w:val="20"/>
+                <w:lang w:val="en-US"/>
+              </w:rPr>
+              <w:t xml:space="preserve">   (</w:t>
+            </w:r>
+            <w:proofErr w:type="gramEnd"/>
+            <w:r>
+              <w:rPr>
+                <w:rFonts w:ascii="Courier New" w:eastAsia="Courier New" w:hAnsi="Courier New" w:cs="Courier New"/>
+                <w:color w:val="000000"/>
+                <w:sz w:val="20"/>
+                <w:szCs w:val="20"/>
+                <w:lang w:val="en-US"/>
+              </w:rPr>
+              <w:t>20 trials — 1-back experimental)</w:t>
             </w:r>
           </w:p>
           <w:p>
@@ -749,7 +801,29 @@
                 <w:szCs w:val="20"/>
                 <w:lang w:val="en-US"/>
               </w:rPr>
-              <w:t>experimental_2back.xlsx   (20 trials — 2-back experimental)</w:t>
+              <w:t>experimental_2back.xlsx</w:t>
+            </w:r>
+            <w:proofErr w:type="gramStart"/>
+            <w:r>
+              <w:rPr>
+                <w:rFonts w:ascii="Courier New" w:eastAsia="Courier New" w:hAnsi="Courier New" w:cs="Courier New"/>
+                <w:color w:val="000000"/>
+                <w:sz w:val="20"/>
+                <w:szCs w:val="20"/>
+                <w:lang w:val="en-US"/>
+              </w:rPr>
+              <w:t xml:space="preserve">   (</w:t>
+            </w:r>
+            <w:proofErr w:type="gramEnd"/>
+            <w:r>
+              <w:rPr>
+                <w:rFonts w:ascii="Courier New" w:eastAsia="Courier New" w:hAnsi="Courier New" w:cs="Courier New"/>
+                <w:color w:val="000000"/>
+                <w:sz w:val="20"/>
+                <w:szCs w:val="20"/>
+                <w:lang w:val="en-US"/>
+              </w:rPr>
+              <w:t>20 trials — 2-back experimental)</w:t>
             </w:r>
           </w:p>
           <w:p>
@@ -787,7 +861,29 @@
                 <w:szCs w:val="20"/>
                 <w:lang w:val="en-US"/>
               </w:rPr>
-              <w:t>experimental_3back.xlsx   (20 trials — 3-back experimental)</w:t>
+              <w:t>experimental_3back.xlsx</w:t>
+            </w:r>
+            <w:proofErr w:type="gramStart"/>
+            <w:r>
+              <w:rPr>
+                <w:rFonts w:ascii="Courier New" w:eastAsia="Courier New" w:hAnsi="Courier New" w:cs="Courier New"/>
+                <w:color w:val="000000"/>
+                <w:sz w:val="20"/>
+                <w:szCs w:val="20"/>
+                <w:lang w:val="en-US"/>
+              </w:rPr>
+              <w:t xml:space="preserve">   (</w:t>
+            </w:r>
+            <w:proofErr w:type="gramEnd"/>
+            <w:r>
+              <w:rPr>
+                <w:rFonts w:ascii="Courier New" w:eastAsia="Courier New" w:hAnsi="Courier New" w:cs="Courier New"/>
+                <w:color w:val="000000"/>
+                <w:sz w:val="20"/>
+                <w:szCs w:val="20"/>
+                <w:lang w:val="en-US"/>
+              </w:rPr>
+              <w:t>20 trials — 3-back experimental)</w:t>
             </w:r>
           </w:p>
           <w:p>
@@ -843,9 +939,9 @@
                 <w:szCs w:val="20"/>
                 <w:lang w:val="en-US"/>
               </w:rPr>
-              <w:t xml:space="preserve">practica_1back.xlsx        (8 trials — 1-back </w:t>
-            </w:r>
-            <w:proofErr w:type="spellStart"/>
+              <w:t xml:space="preserve">practica_1back.xlsx     </w:t>
+            </w:r>
+            <w:proofErr w:type="gramStart"/>
             <w:r>
               <w:rPr>
                 <w:rFonts w:ascii="Courier New" w:eastAsia="Courier New" w:hAnsi="Courier New" w:cs="Courier New"/>
@@ -854,9 +950,9 @@
                 <w:szCs w:val="20"/>
                 <w:lang w:val="en-US"/>
               </w:rPr>
-              <w:t>práctica</w:t>
-            </w:r>
-            <w:proofErr w:type="spellEnd"/>
+              <w:t xml:space="preserve">   (</w:t>
+            </w:r>
+            <w:proofErr w:type="gramEnd"/>
             <w:r>
               <w:rPr>
                 <w:rFonts w:ascii="Courier New" w:eastAsia="Courier New" w:hAnsi="Courier New" w:cs="Courier New"/>
@@ -865,6 +961,28 @@
                 <w:szCs w:val="20"/>
                 <w:lang w:val="en-US"/>
               </w:rPr>
+              <w:t xml:space="preserve">8 trials — 1-back </w:t>
+            </w:r>
+            <w:proofErr w:type="spellStart"/>
+            <w:r>
+              <w:rPr>
+                <w:rFonts w:ascii="Courier New" w:eastAsia="Courier New" w:hAnsi="Courier New" w:cs="Courier New"/>
+                <w:color w:val="000000"/>
+                <w:sz w:val="20"/>
+                <w:szCs w:val="20"/>
+                <w:lang w:val="en-US"/>
+              </w:rPr>
+              <w:t>práctica</w:t>
+            </w:r>
+            <w:proofErr w:type="spellEnd"/>
+            <w:r>
+              <w:rPr>
+                <w:rFonts w:ascii="Courier New" w:eastAsia="Courier New" w:hAnsi="Courier New" w:cs="Courier New"/>
+                <w:color w:val="000000"/>
+                <w:sz w:val="20"/>
+                <w:szCs w:val="20"/>
+                <w:lang w:val="en-US"/>
+              </w:rPr>
               <w:t>)</w:t>
             </w:r>
           </w:p>
@@ -904,9 +1022,9 @@
                 <w:szCs w:val="20"/>
                 <w:lang w:val="en-US"/>
               </w:rPr>
-              <w:t xml:space="preserve">practica_2back.xlsx        (8 trials — 2-back </w:t>
-            </w:r>
-            <w:proofErr w:type="spellStart"/>
+              <w:t xml:space="preserve">practica_2back.xlsx     </w:t>
+            </w:r>
+            <w:proofErr w:type="gramStart"/>
             <w:r>
               <w:rPr>
                 <w:rFonts w:ascii="Courier New" w:eastAsia="Courier New" w:hAnsi="Courier New" w:cs="Courier New"/>
@@ -915,9 +1033,9 @@
                 <w:szCs w:val="20"/>
                 <w:lang w:val="en-US"/>
               </w:rPr>
-              <w:t>práctica</w:t>
-            </w:r>
-            <w:proofErr w:type="spellEnd"/>
+              <w:t xml:space="preserve">   (</w:t>
+            </w:r>
+            <w:proofErr w:type="gramEnd"/>
             <w:r>
               <w:rPr>
                 <w:rFonts w:ascii="Courier New" w:eastAsia="Courier New" w:hAnsi="Courier New" w:cs="Courier New"/>
@@ -926,6 +1044,28 @@
                 <w:szCs w:val="20"/>
                 <w:lang w:val="en-US"/>
               </w:rPr>
+              <w:t xml:space="preserve">8 trials — 2-back </w:t>
+            </w:r>
+            <w:proofErr w:type="spellStart"/>
+            <w:r>
+              <w:rPr>
+                <w:rFonts w:ascii="Courier New" w:eastAsia="Courier New" w:hAnsi="Courier New" w:cs="Courier New"/>
+                <w:color w:val="000000"/>
+                <w:sz w:val="20"/>
+                <w:szCs w:val="20"/>
+                <w:lang w:val="en-US"/>
+              </w:rPr>
+              <w:t>práctica</w:t>
+            </w:r>
+            <w:proofErr w:type="spellEnd"/>
+            <w:r>
+              <w:rPr>
+                <w:rFonts w:ascii="Courier New" w:eastAsia="Courier New" w:hAnsi="Courier New" w:cs="Courier New"/>
+                <w:color w:val="000000"/>
+                <w:sz w:val="20"/>
+                <w:szCs w:val="20"/>
+                <w:lang w:val="en-US"/>
+              </w:rPr>
               <w:t>)</w:t>
             </w:r>
           </w:p>
@@ -964,9 +1104,9 @@
                 <w:szCs w:val="20"/>
                 <w:lang w:val="en-US"/>
               </w:rPr>
-              <w:t xml:space="preserve">practica_3back.xlsx        (8 trials — 3-back </w:t>
-            </w:r>
-            <w:proofErr w:type="spellStart"/>
+              <w:t xml:space="preserve">practica_3back.xlsx     </w:t>
+            </w:r>
+            <w:proofErr w:type="gramStart"/>
             <w:r>
               <w:rPr>
                 <w:rFonts w:ascii="Courier New" w:eastAsia="Courier New" w:hAnsi="Courier New" w:cs="Courier New"/>
@@ -975,9 +1115,9 @@
                 <w:szCs w:val="20"/>
                 <w:lang w:val="en-US"/>
               </w:rPr>
-              <w:t>práctica</w:t>
-            </w:r>
-            <w:proofErr w:type="spellEnd"/>
+              <w:t xml:space="preserve">   (</w:t>
+            </w:r>
+            <w:proofErr w:type="gramEnd"/>
             <w:r>
               <w:rPr>
                 <w:rFonts w:ascii="Courier New" w:eastAsia="Courier New" w:hAnsi="Courier New" w:cs="Courier New"/>
@@ -986,6 +1126,28 @@
                 <w:szCs w:val="20"/>
                 <w:lang w:val="en-US"/>
               </w:rPr>
+              <w:t xml:space="preserve">8 trials — 3-back </w:t>
+            </w:r>
+            <w:proofErr w:type="spellStart"/>
+            <w:r>
+              <w:rPr>
+                <w:rFonts w:ascii="Courier New" w:eastAsia="Courier New" w:hAnsi="Courier New" w:cs="Courier New"/>
+                <w:color w:val="000000"/>
+                <w:sz w:val="20"/>
+                <w:szCs w:val="20"/>
+                <w:lang w:val="en-US"/>
+              </w:rPr>
+              <w:t>práctica</w:t>
+            </w:r>
+            <w:proofErr w:type="spellEnd"/>
+            <w:r>
+              <w:rPr>
+                <w:rFonts w:ascii="Courier New" w:eastAsia="Courier New" w:hAnsi="Courier New" w:cs="Courier New"/>
+                <w:color w:val="000000"/>
+                <w:sz w:val="20"/>
+                <w:szCs w:val="20"/>
+                <w:lang w:val="en-US"/>
+              </w:rPr>
               <w:t>)</w:t>
             </w:r>
           </w:p>
@@ -1010,6 +1172,9 @@
           <w:p>
             <w:pPr>
               <w:spacing w:before="20" w:after="20"/>
+              <w:rPr>
+                <w:lang w:val="en-US"/>
+              </w:rPr>
             </w:pPr>
             <w:r>
               <w:rPr>
@@ -1017,40 +1182,25 @@
                 <w:color w:val="000000"/>
                 <w:sz w:val="20"/>
                 <w:szCs w:val="20"/>
-              </w:rPr>
-              <w:t xml:space="preserve">├── </w:t>
-            </w:r>
-            <w:proofErr w:type="spellStart"/>
+                <w:lang w:val="en-US"/>
+              </w:rPr>
+              <w:t>├── docs/</w:t>
+            </w:r>
+          </w:p>
+          <w:p>
+            <w:pPr>
+              <w:spacing w:before="20" w:after="20"/>
+              <w:rPr>
+                <w:lang w:val="en-US"/>
+              </w:rPr>
+            </w:pPr>
             <w:r>
               <w:rPr>
                 <w:rFonts w:ascii="Courier New" w:eastAsia="Courier New" w:hAnsi="Courier New" w:cs="Courier New"/>
                 <w:color w:val="000000"/>
                 <w:sz w:val="20"/>
                 <w:szCs w:val="20"/>
-              </w:rPr>
-              <w:t>docs</w:t>
-            </w:r>
-            <w:proofErr w:type="spellEnd"/>
-            <w:r>
-              <w:rPr>
-                <w:rFonts w:ascii="Courier New" w:eastAsia="Courier New" w:hAnsi="Courier New" w:cs="Courier New"/>
-                <w:color w:val="000000"/>
-                <w:sz w:val="20"/>
-                <w:szCs w:val="20"/>
-              </w:rPr>
-              <w:t>/</w:t>
-            </w:r>
-          </w:p>
-          <w:p>
-            <w:pPr>
-              <w:spacing w:before="20" w:after="20"/>
-            </w:pPr>
-            <w:r>
-              <w:rPr>
-                <w:rFonts w:ascii="Courier New" w:eastAsia="Courier New" w:hAnsi="Courier New" w:cs="Courier New"/>
-                <w:color w:val="000000"/>
-                <w:sz w:val="20"/>
-                <w:szCs w:val="20"/>
+                <w:lang w:val="en-US"/>
               </w:rPr>
               <w:t>│   ├── instrucciones_nback.docx</w:t>
             </w:r>
@@ -1461,7 +1611,43 @@
                 <w:sz w:val="22"/>
                 <w:szCs w:val="22"/>
               </w:rPr>
-              <w:t>L (coincide — target)  ·  A (no coincide — non-target)</w:t>
+              <w:t xml:space="preserve">L (coincide — </w:t>
+            </w:r>
+            <w:proofErr w:type="gramStart"/>
+            <w:r>
+              <w:rPr>
+                <w:color w:val="000000"/>
+                <w:sz w:val="22"/>
+                <w:szCs w:val="22"/>
+              </w:rPr>
+              <w:t>target)  ·</w:t>
+            </w:r>
+            <w:proofErr w:type="gramEnd"/>
+            <w:r>
+              <w:rPr>
+                <w:color w:val="000000"/>
+                <w:sz w:val="22"/>
+                <w:szCs w:val="22"/>
+              </w:rPr>
+              <w:t xml:space="preserve">  A (no coincide — non-</w:t>
+            </w:r>
+            <w:proofErr w:type="gramStart"/>
+            <w:r>
+              <w:rPr>
+                <w:color w:val="000000"/>
+                <w:sz w:val="22"/>
+                <w:szCs w:val="22"/>
+              </w:rPr>
+              <w:t>target</w:t>
+            </w:r>
+            <w:proofErr w:type="gramEnd"/>
+            <w:r>
+              <w:rPr>
+                <w:color w:val="000000"/>
+                <w:sz w:val="22"/>
+                <w:szCs w:val="22"/>
+              </w:rPr>
+              <w:t>)</w:t>
             </w:r>
           </w:p>
         </w:tc>
@@ -2117,10 +2303,10 @@
           <w:noProof/>
         </w:rPr>
         <w:drawing>
-          <wp:inline distT="0" distB="0" distL="0" distR="0" wp14:anchorId="15ACFD0F" wp14:editId="0EF72933">
-            <wp:extent cx="5731510" cy="857885"/>
-            <wp:effectExtent l="0" t="0" r="2540" b="0"/>
-            <wp:docPr id="1001604368" name="Imagen 1"/>
+          <wp:inline distT="0" distB="0" distL="0" distR="0" wp14:anchorId="289BC096" wp14:editId="28F76AD8">
+            <wp:extent cx="5731510" cy="1325245"/>
+            <wp:effectExtent l="0" t="0" r="2540" b="8255"/>
+            <wp:docPr id="1962569355" name="Imagen 1"/>
             <wp:cNvGraphicFramePr>
               <a:graphicFrameLocks xmlns:a="http://schemas.openxmlformats.org/drawingml/2006/main" noChangeAspect="1"/>
             </wp:cNvGraphicFramePr>
@@ -2128,7 +2314,7 @@
               <a:graphicData uri="http://schemas.openxmlformats.org/drawingml/2006/picture">
                 <pic:pic xmlns:pic="http://schemas.openxmlformats.org/drawingml/2006/picture">
                   <pic:nvPicPr>
-                    <pic:cNvPr id="1001604368" name="Imagen 1001604368"/>
+                    <pic:cNvPr id="1962569355" name="Imagen 1962569355"/>
                     <pic:cNvPicPr/>
                   </pic:nvPicPr>
                   <pic:blipFill>
@@ -2146,7 +2332,7 @@
                   <pic:spPr>
                     <a:xfrm>
                       <a:off x="0" y="0"/>
-                      <a:ext cx="5731510" cy="857885"/>
+                      <a:ext cx="5731510" cy="1325245"/>
                     </a:xfrm>
                     <a:prstGeom prst="rect">
                       <a:avLst/>
@@ -2161,6 +2347,23 @@
     </w:p>
     <w:p>
       <w:pPr>
+        <w:rPr>
+          <w:b/>
+          <w:bCs/>
+          <w:color w:val="000000"/>
+        </w:rPr>
+      </w:pPr>
+      <w:r>
+        <w:rPr>
+          <w:b/>
+          <w:bCs/>
+          <w:color w:val="000000"/>
+        </w:rPr>
+        <w:br w:type="page"/>
+      </w:r>
+    </w:p>
+    <w:p>
+      <w:pPr>
         <w:spacing w:before="360" w:after="120" w:line="276" w:lineRule="auto"/>
         <w:jc w:val="both"/>
       </w:pPr>
@@ -2170,6 +2373,7 @@
           <w:bCs/>
           <w:color w:val="000000"/>
         </w:rPr>
+        <w:lastRenderedPageBreak/>
         <w:t>5. Archivo de condiciones</w:t>
       </w:r>
     </w:p>
@@ -2206,7 +2410,6 @@
           <w:bCs/>
           <w:color w:val="000000"/>
         </w:rPr>
-        <w:lastRenderedPageBreak/>
         <w:t>Tabla 2</w:t>
       </w:r>
     </w:p>
@@ -2491,8 +2694,18 @@
                 <w:sz w:val="22"/>
                 <w:szCs w:val="22"/>
               </w:rPr>
-              <w:t>es_target</w:t>
-            </w:r>
+              <w:t>es_</w:t>
+            </w:r>
+            <w:proofErr w:type="gramStart"/>
+            <w:r>
+              <w:rPr>
+                <w:color w:val="000000"/>
+                <w:sz w:val="22"/>
+                <w:szCs w:val="22"/>
+              </w:rPr>
+              <w:t>target</w:t>
+            </w:r>
+            <w:proofErr w:type="gramEnd"/>
             <w:r>
               <w:rPr>
                 <w:color w:val="000000"/>
@@ -2523,7 +2736,23 @@
           </w:tcPr>
           <w:p>
             <w:r>
-              <w:t>Indica si el trial es target (1) o no-target (0) según el nivel N</w:t>
+              <w:t xml:space="preserve">Indica si el trial es </w:t>
+            </w:r>
+            <w:proofErr w:type="gramStart"/>
+            <w:r>
+              <w:t>target</w:t>
+            </w:r>
+            <w:proofErr w:type="gramEnd"/>
+            <w:r>
+              <w:t xml:space="preserve"> (1) o no-</w:t>
+            </w:r>
+            <w:proofErr w:type="gramStart"/>
+            <w:r>
+              <w:t>target</w:t>
+            </w:r>
+            <w:proofErr w:type="gramEnd"/>
+            <w:r>
+              <w:t xml:space="preserve"> (0) según el nivel N</w:t>
             </w:r>
           </w:p>
         </w:tc>
@@ -2578,7 +2807,23 @@
           </w:tcPr>
           <w:p>
             <w:r>
-              <w:t>Tecla válida para ese trial (A si es target, L si es no-target)</w:t>
+              <w:t xml:space="preserve">Tecla válida para ese trial (A si es </w:t>
+            </w:r>
+            <w:proofErr w:type="gramStart"/>
+            <w:r>
+              <w:t>target</w:t>
+            </w:r>
+            <w:proofErr w:type="gramEnd"/>
+            <w:r>
+              <w:t>, L si es no-</w:t>
+            </w:r>
+            <w:proofErr w:type="gramStart"/>
+            <w:r>
+              <w:t>target</w:t>
+            </w:r>
+            <w:proofErr w:type="gramEnd"/>
+            <w:r>
+              <w:t>)</w:t>
             </w:r>
           </w:p>
         </w:tc>
@@ -2956,9 +3201,19 @@
                 <w:sz w:val="22"/>
                 <w:szCs w:val="22"/>
               </w:rPr>
-              <w:t>es_target</w:t>
+              <w:t>es_</w:t>
+            </w:r>
+            <w:proofErr w:type="gramStart"/>
+            <w:r>
+              <w:rPr>
+                <w:color w:val="000000"/>
+                <w:sz w:val="22"/>
+                <w:szCs w:val="22"/>
+              </w:rPr>
+              <w:t>target</w:t>
             </w:r>
             <w:proofErr w:type="spellEnd"/>
+            <w:proofErr w:type="gramEnd"/>
           </w:p>
         </w:tc>
         <w:tc>
@@ -2980,7 +3235,23 @@
           </w:tcPr>
           <w:p>
             <w:r>
-              <w:t>Indica si el trial es target (1) o no-target (0) según el nivel N</w:t>
+              <w:t xml:space="preserve">Indica si el trial es </w:t>
+            </w:r>
+            <w:proofErr w:type="gramStart"/>
+            <w:r>
+              <w:t>target</w:t>
+            </w:r>
+            <w:proofErr w:type="gramEnd"/>
+            <w:r>
+              <w:t xml:space="preserve"> (1) o no-</w:t>
+            </w:r>
+            <w:proofErr w:type="gramStart"/>
+            <w:r>
+              <w:t>target</w:t>
+            </w:r>
+            <w:proofErr w:type="gramEnd"/>
+            <w:r>
+              <w:t xml:space="preserve"> (0) según el nivel N</w:t>
             </w:r>
           </w:p>
         </w:tc>
@@ -3035,7 +3306,23 @@
           </w:tcPr>
           <w:p>
             <w:r>
-              <w:t>Tecla válida para ese trial (A si es target, L si es no-target)</w:t>
+              <w:t xml:space="preserve">Tecla válida para ese trial (A si es </w:t>
+            </w:r>
+            <w:proofErr w:type="gramStart"/>
+            <w:r>
+              <w:t>target</w:t>
+            </w:r>
+            <w:proofErr w:type="gramEnd"/>
+            <w:r>
+              <w:t>, L si es no-</w:t>
+            </w:r>
+            <w:proofErr w:type="gramStart"/>
+            <w:r>
+              <w:t>target</w:t>
+            </w:r>
+            <w:proofErr w:type="gramEnd"/>
+            <w:r>
+              <w:t>)</w:t>
             </w:r>
           </w:p>
         </w:tc>
@@ -3187,9 +3474,19 @@
                 <w:sz w:val="22"/>
                 <w:szCs w:val="22"/>
               </w:rPr>
-              <w:t>es_target</w:t>
+              <w:t>es_</w:t>
+            </w:r>
+            <w:proofErr w:type="gramStart"/>
+            <w:r>
+              <w:rPr>
+                <w:color w:val="000000"/>
+                <w:sz w:val="22"/>
+                <w:szCs w:val="22"/>
+              </w:rPr>
+              <w:t>target</w:t>
             </w:r>
             <w:proofErr w:type="spellEnd"/>
+            <w:proofErr w:type="gramEnd"/>
             <w:r>
               <w:rPr>
                 <w:color w:val="000000"/>
@@ -3459,6 +3756,7 @@
                 <w:sz w:val="22"/>
                 <w:szCs w:val="22"/>
               </w:rPr>
+              <w:lastRenderedPageBreak/>
               <w:t xml:space="preserve">Nota. </w:t>
             </w:r>
             <w:r>
@@ -3556,7 +3854,6 @@
           <w:bCs/>
           <w:color w:val="000000"/>
         </w:rPr>
-        <w:lastRenderedPageBreak/>
         <w:t>7. Análisis de resultados</w:t>
       </w:r>
     </w:p>
@@ -3795,7 +4092,43 @@
                 <w:sz w:val="22"/>
                 <w:szCs w:val="22"/>
               </w:rPr>
-              <w:t xml:space="preserve"> de la fase experimental. La fase de práctica no se incluye en el análisis. Los resultados se muestran separados por nivel y por tipo de trial (target vs non-target).</w:t>
+              <w:t xml:space="preserve"> de la fase experimental. La fase de práctica no se incluye en el análisis. Los resultados se muestran separados por nivel y por tipo de trial (</w:t>
+            </w:r>
+            <w:proofErr w:type="gramStart"/>
+            <w:r>
+              <w:rPr>
+                <w:color w:val="000000"/>
+                <w:sz w:val="22"/>
+                <w:szCs w:val="22"/>
+              </w:rPr>
+              <w:t>target</w:t>
+            </w:r>
+            <w:proofErr w:type="gramEnd"/>
+            <w:r>
+              <w:rPr>
+                <w:color w:val="000000"/>
+                <w:sz w:val="22"/>
+                <w:szCs w:val="22"/>
+              </w:rPr>
+              <w:t xml:space="preserve"> vs non-</w:t>
+            </w:r>
+            <w:proofErr w:type="gramStart"/>
+            <w:r>
+              <w:rPr>
+                <w:color w:val="000000"/>
+                <w:sz w:val="22"/>
+                <w:szCs w:val="22"/>
+              </w:rPr>
+              <w:t>target</w:t>
+            </w:r>
+            <w:proofErr w:type="gramEnd"/>
+            <w:r>
+              <w:rPr>
+                <w:color w:val="000000"/>
+                <w:sz w:val="22"/>
+                <w:szCs w:val="22"/>
+              </w:rPr>
+              <w:t>).</w:t>
             </w:r>
           </w:p>
         </w:tc>

--- a/docs/guia_materiales_taller3.docx
+++ b/docs/guia_materiales_taller3.docx
@@ -85,49 +85,7 @@
         <w:rPr>
           <w:color w:val="000000"/>
         </w:rPr>
-        <w:t xml:space="preserve">Este documento describe los materiales del Taller 3 del curso, centrado en el diseño e implementación de la tarea N-Back en </w:t>
-      </w:r>
-      <w:proofErr w:type="spellStart"/>
-      <w:r>
-        <w:rPr>
-          <w:color w:val="000000"/>
-        </w:rPr>
-        <w:t>PsychoPy</w:t>
-      </w:r>
-      <w:proofErr w:type="spellEnd"/>
-      <w:r>
-        <w:rPr>
-          <w:color w:val="000000"/>
-        </w:rPr>
-        <w:t xml:space="preserve"> </w:t>
-      </w:r>
-      <w:proofErr w:type="spellStart"/>
-      <w:r>
-        <w:rPr>
-          <w:color w:val="000000"/>
-        </w:rPr>
-        <w:t>Builder</w:t>
-      </w:r>
-      <w:proofErr w:type="spellEnd"/>
-      <w:r>
-        <w:rPr>
-          <w:color w:val="000000"/>
-        </w:rPr>
-        <w:t xml:space="preserve">. La tarea sigue el paradigma N-back introducido por Kirchner (1958), e incluye tres niveles (1-back, 2-back y 3-back) con secuencias de letras </w:t>
-      </w:r>
-      <w:proofErr w:type="spellStart"/>
-      <w:r>
-        <w:rPr>
-          <w:color w:val="000000"/>
-        </w:rPr>
-        <w:t>pre-generadas</w:t>
-      </w:r>
-      <w:proofErr w:type="spellEnd"/>
-      <w:r>
-        <w:rPr>
-          <w:color w:val="000000"/>
-        </w:rPr>
-        <w:t>. Huang et al. (2025) es la revisión de referencia utilizada en el taller.</w:t>
+        <w:t>Este documento describe los materiales del Taller 3 del curso, centrado en el diseño e implementación de la tarea N-Back en PsychoPy Builder. La tarea sigue el paradigma N-back introducido por Kirchner (1958), e incluye tres niveles (1-back, 2-back y 3-back) con secuencias de letras pre-generadas. Huang et al. (2025) es la revisión de referencia utilizada en el taller.</w:t>
       </w:r>
     </w:p>
     <w:p>
@@ -204,18 +162,8 @@
                 <w:sz w:val="22"/>
                 <w:szCs w:val="22"/>
               </w:rPr>
-              <w:t>archivo .</w:t>
-            </w:r>
-            <w:proofErr w:type="spellStart"/>
-            <w:r>
-              <w:rPr>
-                <w:color w:val="000000"/>
-                <w:sz w:val="22"/>
-                <w:szCs w:val="22"/>
-              </w:rPr>
-              <w:t>psyexp</w:t>
-            </w:r>
-            <w:proofErr w:type="spellEnd"/>
+              <w:t>archivo .psyexp</w:t>
+            </w:r>
             <w:proofErr w:type="gramEnd"/>
             <w:r>
               <w:rPr>
@@ -300,21 +248,7 @@
           <w:color w:val="000000"/>
         </w:rPr>
         <w:tab/>
-        <w:t xml:space="preserve">Seleccionar </w:t>
-      </w:r>
-      <w:proofErr w:type="spellStart"/>
-      <w:r>
-        <w:rPr>
-          <w:color w:val="000000"/>
-        </w:rPr>
-        <w:t>Download</w:t>
-      </w:r>
-      <w:proofErr w:type="spellEnd"/>
-      <w:r>
-        <w:rPr>
-          <w:color w:val="000000"/>
-        </w:rPr>
-        <w:t xml:space="preserve"> ZIP.</w:t>
+        <w:t>Seleccionar Download ZIP.</w:t>
       </w:r>
     </w:p>
     <w:p>
@@ -354,35 +288,7 @@
           <w:color w:val="000000"/>
         </w:rPr>
         <w:tab/>
-        <w:t xml:space="preserve">Abrir </w:t>
-      </w:r>
-      <w:proofErr w:type="spellStart"/>
-      <w:r>
-        <w:rPr>
-          <w:color w:val="000000"/>
-        </w:rPr>
-        <w:t>PsychoPy</w:t>
-      </w:r>
-      <w:proofErr w:type="spellEnd"/>
-      <w:r>
-        <w:rPr>
-          <w:color w:val="000000"/>
-        </w:rPr>
-        <w:t xml:space="preserve"> </w:t>
-      </w:r>
-      <w:proofErr w:type="spellStart"/>
-      <w:r>
-        <w:rPr>
-          <w:color w:val="000000"/>
-        </w:rPr>
-        <w:t>Builder</w:t>
-      </w:r>
-      <w:proofErr w:type="spellEnd"/>
-      <w:r>
-        <w:rPr>
-          <w:color w:val="000000"/>
-        </w:rPr>
-        <w:t xml:space="preserve"> y cargar el </w:t>
+        <w:t xml:space="preserve">Abrir PsychoPy Builder y cargar el </w:t>
       </w:r>
       <w:r>
         <w:rPr>
@@ -395,29 +301,7 @@
         <w:rPr>
           <w:color w:val="000000"/>
         </w:rPr>
-        <w:t xml:space="preserve"> </w:t>
-      </w:r>
-      <w:proofErr w:type="spellStart"/>
-      <w:r>
-        <w:rPr>
-          <w:color w:val="000000"/>
-        </w:rPr>
-        <w:t>nBack_</w:t>
-      </w:r>
-      <w:proofErr w:type="gramStart"/>
-      <w:r>
-        <w:rPr>
-          <w:color w:val="000000"/>
-        </w:rPr>
-        <w:t>task.psyexp</w:t>
-      </w:r>
-      <w:proofErr w:type="spellEnd"/>
-      <w:proofErr w:type="gramEnd"/>
-      <w:r>
-        <w:rPr>
-          <w:color w:val="000000"/>
-        </w:rPr>
-        <w:t>.</w:t>
+        <w:t xml:space="preserve"> nBack_task.psyexp.</w:t>
       </w:r>
     </w:p>
     <w:p>
@@ -485,25 +369,7 @@
                 <w:sz w:val="22"/>
                 <w:szCs w:val="22"/>
               </w:rPr>
-              <w:t xml:space="preserve">No mover ni renombrar ninguna carpeta. </w:t>
-            </w:r>
-            <w:proofErr w:type="spellStart"/>
-            <w:r>
-              <w:rPr>
-                <w:color w:val="000000"/>
-                <w:sz w:val="22"/>
-                <w:szCs w:val="22"/>
-              </w:rPr>
-              <w:t>PsychoPy</w:t>
-            </w:r>
-            <w:proofErr w:type="spellEnd"/>
-            <w:r>
-              <w:rPr>
-                <w:color w:val="000000"/>
-                <w:sz w:val="22"/>
-                <w:szCs w:val="22"/>
-              </w:rPr>
-              <w:t xml:space="preserve"> necesita encontrar los archivos exactamente en las rutas que se configurarán durante el taller.</w:t>
+              <w:t>No mover ni renombrar ninguna carpeta. PsychoPy necesita encontrar los archivos exactamente en las rutas que se configurarán durante el taller.</w:t>
             </w:r>
           </w:p>
         </w:tc>
@@ -625,9 +491,16 @@
                 <w:szCs w:val="20"/>
                 <w:lang w:val="en-US"/>
               </w:rPr>
-              <w:t xml:space="preserve">├── </w:t>
-            </w:r>
-            <w:proofErr w:type="spellStart"/>
+              <w:t>├── nBack_task.psyexp</w:t>
+            </w:r>
+          </w:p>
+          <w:p>
+            <w:pPr>
+              <w:spacing w:before="20" w:after="20"/>
+              <w:rPr>
+                <w:lang w:val="en-US"/>
+              </w:rPr>
+            </w:pPr>
             <w:r>
               <w:rPr>
                 <w:rFonts w:ascii="Courier New" w:eastAsia="Courier New" w:hAnsi="Courier New" w:cs="Courier New"/>
@@ -636,9 +509,16 @@
                 <w:szCs w:val="20"/>
                 <w:lang w:val="en-US"/>
               </w:rPr>
-              <w:t>nBack_</w:t>
-            </w:r>
-            <w:proofErr w:type="gramStart"/>
+              <w:t>│</w:t>
+            </w:r>
+          </w:p>
+          <w:p>
+            <w:pPr>
+              <w:spacing w:before="20" w:after="20"/>
+              <w:rPr>
+                <w:lang w:val="en-US"/>
+              </w:rPr>
+            </w:pPr>
             <w:r>
               <w:rPr>
                 <w:rFonts w:ascii="Courier New" w:eastAsia="Courier New" w:hAnsi="Courier New" w:cs="Courier New"/>
@@ -647,10 +527,8 @@
                 <w:szCs w:val="20"/>
                 <w:lang w:val="en-US"/>
               </w:rPr>
-              <w:t>task.psyexp</w:t>
-            </w:r>
-            <w:proofErr w:type="spellEnd"/>
-            <w:proofErr w:type="gramEnd"/>
+              <w:t>├── conditions/</w:t>
+            </w:r>
           </w:p>
           <w:p>
             <w:pPr>
@@ -667,7 +545,7 @@
                 <w:szCs w:val="20"/>
                 <w:lang w:val="en-US"/>
               </w:rPr>
-              <w:t>│</w:t>
+              <w:t>│   ├── experimental/</w:t>
             </w:r>
           </w:p>
           <w:p>
@@ -685,16 +563,8 @@
                 <w:szCs w:val="20"/>
                 <w:lang w:val="en-US"/>
               </w:rPr>
-              <w:t>├── conditions/</w:t>
-            </w:r>
-          </w:p>
-          <w:p>
-            <w:pPr>
-              <w:spacing w:before="20" w:after="20"/>
-              <w:rPr>
-                <w:lang w:val="en-US"/>
-              </w:rPr>
-            </w:pPr>
+              <w:t xml:space="preserve">│   │   ├── </w:t>
+            </w:r>
             <w:r>
               <w:rPr>
                 <w:rFonts w:ascii="Courier New" w:eastAsia="Courier New" w:hAnsi="Courier New" w:cs="Courier New"/>
@@ -703,16 +573,8 @@
                 <w:szCs w:val="20"/>
                 <w:lang w:val="en-US"/>
               </w:rPr>
-              <w:t>│   ├── experimental/</w:t>
-            </w:r>
-          </w:p>
-          <w:p>
-            <w:pPr>
-              <w:spacing w:before="20" w:after="20"/>
-              <w:rPr>
-                <w:lang w:val="en-US"/>
-              </w:rPr>
-            </w:pPr>
+              <w:t>condiciones_</w:t>
+            </w:r>
             <w:r>
               <w:rPr>
                 <w:rFonts w:ascii="Courier New" w:eastAsia="Courier New" w:hAnsi="Courier New" w:cs="Courier New"/>
@@ -721,8 +583,16 @@
                 <w:szCs w:val="20"/>
                 <w:lang w:val="en-US"/>
               </w:rPr>
-              <w:t xml:space="preserve">│   │   ├── </w:t>
-            </w:r>
+              <w:t>experimental_1back.xlsx   (20 trials — 1-back experimental)</w:t>
+            </w:r>
+          </w:p>
+          <w:p>
+            <w:pPr>
+              <w:spacing w:before="20" w:after="20"/>
+              <w:rPr>
+                <w:lang w:val="en-US"/>
+              </w:rPr>
+            </w:pPr>
             <w:r>
               <w:rPr>
                 <w:rFonts w:ascii="Courier New" w:eastAsia="Courier New" w:hAnsi="Courier New" w:cs="Courier New"/>
@@ -731,7 +601,7 @@
                 <w:szCs w:val="20"/>
                 <w:lang w:val="en-US"/>
               </w:rPr>
-              <w:t>condiciones_</w:t>
+              <w:t xml:space="preserve">│   │   ├── </w:t>
             </w:r>
             <w:r>
               <w:rPr>
@@ -741,9 +611,8 @@
                 <w:szCs w:val="20"/>
                 <w:lang w:val="en-US"/>
               </w:rPr>
-              <w:t>experimental_1back.xlsx</w:t>
-            </w:r>
-            <w:proofErr w:type="gramStart"/>
+              <w:t>condiciones_</w:t>
+            </w:r>
             <w:r>
               <w:rPr>
                 <w:rFonts w:ascii="Courier New" w:eastAsia="Courier New" w:hAnsi="Courier New" w:cs="Courier New"/>
@@ -752,9 +621,16 @@
                 <w:szCs w:val="20"/>
                 <w:lang w:val="en-US"/>
               </w:rPr>
-              <w:t xml:space="preserve">   (</w:t>
-            </w:r>
-            <w:proofErr w:type="gramEnd"/>
+              <w:t>experimental_2back.xlsx   (20 trials — 2-back experimental)</w:t>
+            </w:r>
+          </w:p>
+          <w:p>
+            <w:pPr>
+              <w:spacing w:before="20" w:after="20"/>
+              <w:rPr>
+                <w:lang w:val="en-US"/>
+              </w:rPr>
+            </w:pPr>
             <w:r>
               <w:rPr>
                 <w:rFonts w:ascii="Courier New" w:eastAsia="Courier New" w:hAnsi="Courier New" w:cs="Courier New"/>
@@ -763,16 +639,8 @@
                 <w:szCs w:val="20"/>
                 <w:lang w:val="en-US"/>
               </w:rPr>
-              <w:t>20 trials — 1-back experimental)</w:t>
-            </w:r>
-          </w:p>
-          <w:p>
-            <w:pPr>
-              <w:spacing w:before="20" w:after="20"/>
-              <w:rPr>
-                <w:lang w:val="en-US"/>
-              </w:rPr>
-            </w:pPr>
+              <w:t xml:space="preserve">│   │   └── </w:t>
+            </w:r>
             <w:r>
               <w:rPr>
                 <w:rFonts w:ascii="Courier New" w:eastAsia="Courier New" w:hAnsi="Courier New" w:cs="Courier New"/>
@@ -781,7 +649,7 @@
                 <w:szCs w:val="20"/>
                 <w:lang w:val="en-US"/>
               </w:rPr>
-              <w:t xml:space="preserve">│   │   ├── </w:t>
+              <w:t>condiciones_</w:t>
             </w:r>
             <w:r>
               <w:rPr>
@@ -791,8 +659,16 @@
                 <w:szCs w:val="20"/>
                 <w:lang w:val="en-US"/>
               </w:rPr>
-              <w:t>condiciones_</w:t>
-            </w:r>
+              <w:t>experimental_3back.xlsx   (20 trials — 3-back experimental)</w:t>
+            </w:r>
+          </w:p>
+          <w:p>
+            <w:pPr>
+              <w:spacing w:before="20" w:after="20"/>
+              <w:rPr>
+                <w:lang w:val="en-US"/>
+              </w:rPr>
+            </w:pPr>
             <w:r>
               <w:rPr>
                 <w:rFonts w:ascii="Courier New" w:eastAsia="Courier New" w:hAnsi="Courier New" w:cs="Courier New"/>
@@ -801,9 +677,16 @@
                 <w:szCs w:val="20"/>
                 <w:lang w:val="en-US"/>
               </w:rPr>
-              <w:t>experimental_2back.xlsx</w:t>
-            </w:r>
-            <w:proofErr w:type="gramStart"/>
+              <w:t>│   └── practica/</w:t>
+            </w:r>
+          </w:p>
+          <w:p>
+            <w:pPr>
+              <w:spacing w:before="20" w:after="20"/>
+              <w:rPr>
+                <w:lang w:val="en-US"/>
+              </w:rPr>
+            </w:pPr>
             <w:r>
               <w:rPr>
                 <w:rFonts w:ascii="Courier New" w:eastAsia="Courier New" w:hAnsi="Courier New" w:cs="Courier New"/>
@@ -812,9 +695,8 @@
                 <w:szCs w:val="20"/>
                 <w:lang w:val="en-US"/>
               </w:rPr>
-              <w:t xml:space="preserve">   (</w:t>
-            </w:r>
-            <w:proofErr w:type="gramEnd"/>
+              <w:t xml:space="preserve">│       ├── </w:t>
+            </w:r>
             <w:r>
               <w:rPr>
                 <w:rFonts w:ascii="Courier New" w:eastAsia="Courier New" w:hAnsi="Courier New" w:cs="Courier New"/>
@@ -823,16 +705,8 @@
                 <w:szCs w:val="20"/>
                 <w:lang w:val="en-US"/>
               </w:rPr>
-              <w:t>20 trials — 2-back experimental)</w:t>
-            </w:r>
-          </w:p>
-          <w:p>
-            <w:pPr>
-              <w:spacing w:before="20" w:after="20"/>
-              <w:rPr>
-                <w:lang w:val="en-US"/>
-              </w:rPr>
-            </w:pPr>
+              <w:t>condiciones_</w:t>
+            </w:r>
             <w:r>
               <w:rPr>
                 <w:rFonts w:ascii="Courier New" w:eastAsia="Courier New" w:hAnsi="Courier New" w:cs="Courier New"/>
@@ -841,8 +715,16 @@
                 <w:szCs w:val="20"/>
                 <w:lang w:val="en-US"/>
               </w:rPr>
-              <w:t xml:space="preserve">│   │   └── </w:t>
-            </w:r>
+              <w:t>practica_1back.xlsx        (8 trials — 1-back práctica)</w:t>
+            </w:r>
+          </w:p>
+          <w:p>
+            <w:pPr>
+              <w:spacing w:before="20" w:after="20"/>
+              <w:rPr>
+                <w:lang w:val="en-US"/>
+              </w:rPr>
+            </w:pPr>
             <w:r>
               <w:rPr>
                 <w:rFonts w:ascii="Courier New" w:eastAsia="Courier New" w:hAnsi="Courier New" w:cs="Courier New"/>
@@ -851,7 +733,8 @@
                 <w:szCs w:val="20"/>
                 <w:lang w:val="en-US"/>
               </w:rPr>
-              <w:t>condiciones_</w:t>
+              <w:lastRenderedPageBreak/>
+              <w:t xml:space="preserve">│       ├── </w:t>
             </w:r>
             <w:r>
               <w:rPr>
@@ -861,9 +744,8 @@
                 <w:szCs w:val="20"/>
                 <w:lang w:val="en-US"/>
               </w:rPr>
-              <w:t>experimental_3back.xlsx</w:t>
-            </w:r>
-            <w:proofErr w:type="gramStart"/>
+              <w:t>condiciones_</w:t>
+            </w:r>
             <w:r>
               <w:rPr>
                 <w:rFonts w:ascii="Courier New" w:eastAsia="Courier New" w:hAnsi="Courier New" w:cs="Courier New"/>
@@ -872,9 +754,16 @@
                 <w:szCs w:val="20"/>
                 <w:lang w:val="en-US"/>
               </w:rPr>
-              <w:t xml:space="preserve">   (</w:t>
-            </w:r>
-            <w:proofErr w:type="gramEnd"/>
+              <w:t>practica_2back.xlsx        (8 trials — 2-back práctica)</w:t>
+            </w:r>
+          </w:p>
+          <w:p>
+            <w:pPr>
+              <w:spacing w:before="20" w:after="20"/>
+              <w:rPr>
+                <w:lang w:val="en-US"/>
+              </w:rPr>
+            </w:pPr>
             <w:r>
               <w:rPr>
                 <w:rFonts w:ascii="Courier New" w:eastAsia="Courier New" w:hAnsi="Courier New" w:cs="Courier New"/>
@@ -883,16 +772,8 @@
                 <w:szCs w:val="20"/>
                 <w:lang w:val="en-US"/>
               </w:rPr>
-              <w:t>20 trials — 3-back experimental)</w:t>
-            </w:r>
-          </w:p>
-          <w:p>
-            <w:pPr>
-              <w:spacing w:before="20" w:after="20"/>
-              <w:rPr>
-                <w:lang w:val="en-US"/>
-              </w:rPr>
-            </w:pPr>
+              <w:t xml:space="preserve">│       └── </w:t>
+            </w:r>
             <w:r>
               <w:rPr>
                 <w:rFonts w:ascii="Courier New" w:eastAsia="Courier New" w:hAnsi="Courier New" w:cs="Courier New"/>
@@ -901,16 +782,8 @@
                 <w:szCs w:val="20"/>
                 <w:lang w:val="en-US"/>
               </w:rPr>
-              <w:t>│   └── practica/</w:t>
-            </w:r>
-          </w:p>
-          <w:p>
-            <w:pPr>
-              <w:spacing w:before="20" w:after="20"/>
-              <w:rPr>
-                <w:lang w:val="en-US"/>
-              </w:rPr>
-            </w:pPr>
+              <w:t>condiciones_</w:t>
+            </w:r>
             <w:r>
               <w:rPr>
                 <w:rFonts w:ascii="Courier New" w:eastAsia="Courier New" w:hAnsi="Courier New" w:cs="Courier New"/>
@@ -919,288 +792,47 @@
                 <w:szCs w:val="20"/>
                 <w:lang w:val="en-US"/>
               </w:rPr>
-              <w:t xml:space="preserve">│       ├── </w:t>
-            </w:r>
+              <w:t>practica_3back.xlsx        (8 trials — 3-back práctica)</w:t>
+            </w:r>
+          </w:p>
+          <w:p>
+            <w:pPr>
+              <w:spacing w:before="20" w:after="20"/>
+            </w:pPr>
             <w:r>
               <w:rPr>
                 <w:rFonts w:ascii="Courier New" w:eastAsia="Courier New" w:hAnsi="Courier New" w:cs="Courier New"/>
                 <w:color w:val="000000"/>
                 <w:sz w:val="20"/>
                 <w:szCs w:val="20"/>
-                <w:lang w:val="en-US"/>
-              </w:rPr>
-              <w:t>condiciones_</w:t>
-            </w:r>
+              </w:rPr>
+              <w:t>│</w:t>
+            </w:r>
+          </w:p>
+          <w:p>
+            <w:pPr>
+              <w:spacing w:before="20" w:after="20"/>
+            </w:pPr>
             <w:r>
               <w:rPr>
                 <w:rFonts w:ascii="Courier New" w:eastAsia="Courier New" w:hAnsi="Courier New" w:cs="Courier New"/>
                 <w:color w:val="000000"/>
                 <w:sz w:val="20"/>
                 <w:szCs w:val="20"/>
-                <w:lang w:val="en-US"/>
-              </w:rPr>
-              <w:t xml:space="preserve">practica_1back.xlsx     </w:t>
-            </w:r>
-            <w:proofErr w:type="gramStart"/>
+              </w:rPr>
+              <w:t>├── docs/</w:t>
+            </w:r>
+          </w:p>
+          <w:p>
+            <w:pPr>
+              <w:spacing w:before="20" w:after="20"/>
+            </w:pPr>
             <w:r>
               <w:rPr>
                 <w:rFonts w:ascii="Courier New" w:eastAsia="Courier New" w:hAnsi="Courier New" w:cs="Courier New"/>
                 <w:color w:val="000000"/>
                 <w:sz w:val="20"/>
                 <w:szCs w:val="20"/>
-                <w:lang w:val="en-US"/>
-              </w:rPr>
-              <w:t xml:space="preserve">   (</w:t>
-            </w:r>
-            <w:proofErr w:type="gramEnd"/>
-            <w:r>
-              <w:rPr>
-                <w:rFonts w:ascii="Courier New" w:eastAsia="Courier New" w:hAnsi="Courier New" w:cs="Courier New"/>
-                <w:color w:val="000000"/>
-                <w:sz w:val="20"/>
-                <w:szCs w:val="20"/>
-                <w:lang w:val="en-US"/>
-              </w:rPr>
-              <w:t xml:space="preserve">8 trials — 1-back </w:t>
-            </w:r>
-            <w:proofErr w:type="spellStart"/>
-            <w:r>
-              <w:rPr>
-                <w:rFonts w:ascii="Courier New" w:eastAsia="Courier New" w:hAnsi="Courier New" w:cs="Courier New"/>
-                <w:color w:val="000000"/>
-                <w:sz w:val="20"/>
-                <w:szCs w:val="20"/>
-                <w:lang w:val="en-US"/>
-              </w:rPr>
-              <w:t>práctica</w:t>
-            </w:r>
-            <w:proofErr w:type="spellEnd"/>
-            <w:r>
-              <w:rPr>
-                <w:rFonts w:ascii="Courier New" w:eastAsia="Courier New" w:hAnsi="Courier New" w:cs="Courier New"/>
-                <w:color w:val="000000"/>
-                <w:sz w:val="20"/>
-                <w:szCs w:val="20"/>
-                <w:lang w:val="en-US"/>
-              </w:rPr>
-              <w:t>)</w:t>
-            </w:r>
-          </w:p>
-          <w:p>
-            <w:pPr>
-              <w:spacing w:before="20" w:after="20"/>
-              <w:rPr>
-                <w:lang w:val="en-US"/>
-              </w:rPr>
-            </w:pPr>
-            <w:r>
-              <w:rPr>
-                <w:rFonts w:ascii="Courier New" w:eastAsia="Courier New" w:hAnsi="Courier New" w:cs="Courier New"/>
-                <w:color w:val="000000"/>
-                <w:sz w:val="20"/>
-                <w:szCs w:val="20"/>
-                <w:lang w:val="en-US"/>
-              </w:rPr>
-              <w:lastRenderedPageBreak/>
-              <w:t xml:space="preserve">│       ├── </w:t>
-            </w:r>
-            <w:r>
-              <w:rPr>
-                <w:rFonts w:ascii="Courier New" w:eastAsia="Courier New" w:hAnsi="Courier New" w:cs="Courier New"/>
-                <w:color w:val="000000"/>
-                <w:sz w:val="20"/>
-                <w:szCs w:val="20"/>
-                <w:lang w:val="en-US"/>
-              </w:rPr>
-              <w:t>condiciones_</w:t>
-            </w:r>
-            <w:r>
-              <w:rPr>
-                <w:rFonts w:ascii="Courier New" w:eastAsia="Courier New" w:hAnsi="Courier New" w:cs="Courier New"/>
-                <w:color w:val="000000"/>
-                <w:sz w:val="20"/>
-                <w:szCs w:val="20"/>
-                <w:lang w:val="en-US"/>
-              </w:rPr>
-              <w:t xml:space="preserve">practica_2back.xlsx     </w:t>
-            </w:r>
-            <w:proofErr w:type="gramStart"/>
-            <w:r>
-              <w:rPr>
-                <w:rFonts w:ascii="Courier New" w:eastAsia="Courier New" w:hAnsi="Courier New" w:cs="Courier New"/>
-                <w:color w:val="000000"/>
-                <w:sz w:val="20"/>
-                <w:szCs w:val="20"/>
-                <w:lang w:val="en-US"/>
-              </w:rPr>
-              <w:t xml:space="preserve">   (</w:t>
-            </w:r>
-            <w:proofErr w:type="gramEnd"/>
-            <w:r>
-              <w:rPr>
-                <w:rFonts w:ascii="Courier New" w:eastAsia="Courier New" w:hAnsi="Courier New" w:cs="Courier New"/>
-                <w:color w:val="000000"/>
-                <w:sz w:val="20"/>
-                <w:szCs w:val="20"/>
-                <w:lang w:val="en-US"/>
-              </w:rPr>
-              <w:t xml:space="preserve">8 trials — 2-back </w:t>
-            </w:r>
-            <w:proofErr w:type="spellStart"/>
-            <w:r>
-              <w:rPr>
-                <w:rFonts w:ascii="Courier New" w:eastAsia="Courier New" w:hAnsi="Courier New" w:cs="Courier New"/>
-                <w:color w:val="000000"/>
-                <w:sz w:val="20"/>
-                <w:szCs w:val="20"/>
-                <w:lang w:val="en-US"/>
-              </w:rPr>
-              <w:t>práctica</w:t>
-            </w:r>
-            <w:proofErr w:type="spellEnd"/>
-            <w:r>
-              <w:rPr>
-                <w:rFonts w:ascii="Courier New" w:eastAsia="Courier New" w:hAnsi="Courier New" w:cs="Courier New"/>
-                <w:color w:val="000000"/>
-                <w:sz w:val="20"/>
-                <w:szCs w:val="20"/>
-                <w:lang w:val="en-US"/>
-              </w:rPr>
-              <w:t>)</w:t>
-            </w:r>
-          </w:p>
-          <w:p>
-            <w:pPr>
-              <w:spacing w:before="20" w:after="20"/>
-              <w:rPr>
-                <w:lang w:val="en-US"/>
-              </w:rPr>
-            </w:pPr>
-            <w:r>
-              <w:rPr>
-                <w:rFonts w:ascii="Courier New" w:eastAsia="Courier New" w:hAnsi="Courier New" w:cs="Courier New"/>
-                <w:color w:val="000000"/>
-                <w:sz w:val="20"/>
-                <w:szCs w:val="20"/>
-                <w:lang w:val="en-US"/>
-              </w:rPr>
-              <w:t xml:space="preserve">│       └── </w:t>
-            </w:r>
-            <w:r>
-              <w:rPr>
-                <w:rFonts w:ascii="Courier New" w:eastAsia="Courier New" w:hAnsi="Courier New" w:cs="Courier New"/>
-                <w:color w:val="000000"/>
-                <w:sz w:val="20"/>
-                <w:szCs w:val="20"/>
-                <w:lang w:val="en-US"/>
-              </w:rPr>
-              <w:t>condiciones_</w:t>
-            </w:r>
-            <w:r>
-              <w:rPr>
-                <w:rFonts w:ascii="Courier New" w:eastAsia="Courier New" w:hAnsi="Courier New" w:cs="Courier New"/>
-                <w:color w:val="000000"/>
-                <w:sz w:val="20"/>
-                <w:szCs w:val="20"/>
-                <w:lang w:val="en-US"/>
-              </w:rPr>
-              <w:t xml:space="preserve">practica_3back.xlsx     </w:t>
-            </w:r>
-            <w:proofErr w:type="gramStart"/>
-            <w:r>
-              <w:rPr>
-                <w:rFonts w:ascii="Courier New" w:eastAsia="Courier New" w:hAnsi="Courier New" w:cs="Courier New"/>
-                <w:color w:val="000000"/>
-                <w:sz w:val="20"/>
-                <w:szCs w:val="20"/>
-                <w:lang w:val="en-US"/>
-              </w:rPr>
-              <w:t xml:space="preserve">   (</w:t>
-            </w:r>
-            <w:proofErr w:type="gramEnd"/>
-            <w:r>
-              <w:rPr>
-                <w:rFonts w:ascii="Courier New" w:eastAsia="Courier New" w:hAnsi="Courier New" w:cs="Courier New"/>
-                <w:color w:val="000000"/>
-                <w:sz w:val="20"/>
-                <w:szCs w:val="20"/>
-                <w:lang w:val="en-US"/>
-              </w:rPr>
-              <w:t xml:space="preserve">8 trials — 3-back </w:t>
-            </w:r>
-            <w:proofErr w:type="spellStart"/>
-            <w:r>
-              <w:rPr>
-                <w:rFonts w:ascii="Courier New" w:eastAsia="Courier New" w:hAnsi="Courier New" w:cs="Courier New"/>
-                <w:color w:val="000000"/>
-                <w:sz w:val="20"/>
-                <w:szCs w:val="20"/>
-                <w:lang w:val="en-US"/>
-              </w:rPr>
-              <w:t>práctica</w:t>
-            </w:r>
-            <w:proofErr w:type="spellEnd"/>
-            <w:r>
-              <w:rPr>
-                <w:rFonts w:ascii="Courier New" w:eastAsia="Courier New" w:hAnsi="Courier New" w:cs="Courier New"/>
-                <w:color w:val="000000"/>
-                <w:sz w:val="20"/>
-                <w:szCs w:val="20"/>
-                <w:lang w:val="en-US"/>
-              </w:rPr>
-              <w:t>)</w:t>
-            </w:r>
-          </w:p>
-          <w:p>
-            <w:pPr>
-              <w:spacing w:before="20" w:after="20"/>
-              <w:rPr>
-                <w:lang w:val="en-US"/>
-              </w:rPr>
-            </w:pPr>
-            <w:r>
-              <w:rPr>
-                <w:rFonts w:ascii="Courier New" w:eastAsia="Courier New" w:hAnsi="Courier New" w:cs="Courier New"/>
-                <w:color w:val="000000"/>
-                <w:sz w:val="20"/>
-                <w:szCs w:val="20"/>
-                <w:lang w:val="en-US"/>
-              </w:rPr>
-              <w:t>│</w:t>
-            </w:r>
-          </w:p>
-          <w:p>
-            <w:pPr>
-              <w:spacing w:before="20" w:after="20"/>
-              <w:rPr>
-                <w:lang w:val="en-US"/>
-              </w:rPr>
-            </w:pPr>
-            <w:r>
-              <w:rPr>
-                <w:rFonts w:ascii="Courier New" w:eastAsia="Courier New" w:hAnsi="Courier New" w:cs="Courier New"/>
-                <w:color w:val="000000"/>
-                <w:sz w:val="20"/>
-                <w:szCs w:val="20"/>
-                <w:lang w:val="en-US"/>
-              </w:rPr>
-              <w:t>├── docs/</w:t>
-            </w:r>
-          </w:p>
-          <w:p>
-            <w:pPr>
-              <w:spacing w:before="20" w:after="20"/>
-              <w:rPr>
-                <w:lang w:val="en-US"/>
-              </w:rPr>
-            </w:pPr>
-            <w:r>
-              <w:rPr>
-                <w:rFonts w:ascii="Courier New" w:eastAsia="Courier New" w:hAnsi="Courier New" w:cs="Courier New"/>
-                <w:color w:val="000000"/>
-                <w:sz w:val="20"/>
-                <w:szCs w:val="20"/>
-                <w:lang w:val="en-US"/>
               </w:rPr>
               <w:t>│   ├── instrucciones_nback.docx</w:t>
             </w:r>
@@ -1611,43 +1243,7 @@
                 <w:sz w:val="22"/>
                 <w:szCs w:val="22"/>
               </w:rPr>
-              <w:t xml:space="preserve">L (coincide — </w:t>
-            </w:r>
-            <w:proofErr w:type="gramStart"/>
-            <w:r>
-              <w:rPr>
-                <w:color w:val="000000"/>
-                <w:sz w:val="22"/>
-                <w:szCs w:val="22"/>
-              </w:rPr>
-              <w:t>target)  ·</w:t>
-            </w:r>
-            <w:proofErr w:type="gramEnd"/>
-            <w:r>
-              <w:rPr>
-                <w:color w:val="000000"/>
-                <w:sz w:val="22"/>
-                <w:szCs w:val="22"/>
-              </w:rPr>
-              <w:t xml:space="preserve">  A (no coincide — non-</w:t>
-            </w:r>
-            <w:proofErr w:type="gramStart"/>
-            <w:r>
-              <w:rPr>
-                <w:color w:val="000000"/>
-                <w:sz w:val="22"/>
-                <w:szCs w:val="22"/>
-              </w:rPr>
-              <w:t>target</w:t>
-            </w:r>
-            <w:proofErr w:type="gramEnd"/>
-            <w:r>
-              <w:rPr>
-                <w:color w:val="000000"/>
-                <w:sz w:val="22"/>
-                <w:szCs w:val="22"/>
-              </w:rPr>
-              <w:t>)</w:t>
+              <w:t>L (coincide — target)  ·  A (no coincide — non-target)</w:t>
             </w:r>
           </w:p>
         </w:tc>
@@ -1671,23 +1267,13 @@
             </w:tcMar>
           </w:tcPr>
           <w:p>
-            <w:proofErr w:type="spellStart"/>
-            <w:r>
-              <w:rPr>
-                <w:color w:val="000000"/>
-                <w:sz w:val="22"/>
-                <w:szCs w:val="22"/>
-              </w:rPr>
-              <w:t>Trials</w:t>
-            </w:r>
-            <w:proofErr w:type="spellEnd"/>
-            <w:r>
-              <w:rPr>
-                <w:color w:val="000000"/>
-                <w:sz w:val="22"/>
-                <w:szCs w:val="22"/>
-              </w:rPr>
-              <w:t xml:space="preserve"> de práctica</w:t>
+            <w:r>
+              <w:rPr>
+                <w:color w:val="000000"/>
+                <w:sz w:val="22"/>
+                <w:szCs w:val="22"/>
+              </w:rPr>
+              <w:t>Trials de práctica</w:t>
             </w:r>
           </w:p>
         </w:tc>
@@ -1721,47 +1307,7 @@
                 <w:szCs w:val="22"/>
                 <w:lang w:val="en-US"/>
               </w:rPr>
-              <w:t xml:space="preserve">8 </w:t>
-            </w:r>
-            <w:proofErr w:type="spellStart"/>
-            <w:r>
-              <w:rPr>
-                <w:color w:val="000000"/>
-                <w:sz w:val="22"/>
-                <w:szCs w:val="22"/>
-                <w:lang w:val="en-US"/>
-              </w:rPr>
-              <w:t>por</w:t>
-            </w:r>
-            <w:proofErr w:type="spellEnd"/>
-            <w:r>
-              <w:rPr>
-                <w:color w:val="000000"/>
-                <w:sz w:val="22"/>
-                <w:szCs w:val="22"/>
-                <w:lang w:val="en-US"/>
-              </w:rPr>
-              <w:t xml:space="preserve"> </w:t>
-            </w:r>
-            <w:proofErr w:type="spellStart"/>
-            <w:r>
-              <w:rPr>
-                <w:color w:val="000000"/>
-                <w:sz w:val="22"/>
-                <w:szCs w:val="22"/>
-                <w:lang w:val="en-US"/>
-              </w:rPr>
-              <w:t>nivel</w:t>
-            </w:r>
-            <w:proofErr w:type="spellEnd"/>
-            <w:r>
-              <w:rPr>
-                <w:color w:val="000000"/>
-                <w:sz w:val="22"/>
-                <w:szCs w:val="22"/>
-                <w:lang w:val="en-US"/>
-              </w:rPr>
-              <w:t xml:space="preserve"> (3 targets, 5 non-targets)</w:t>
+              <w:t>8 por nivel (3 targets, 5 non-targets)</w:t>
             </w:r>
           </w:p>
         </w:tc>
@@ -1785,23 +1331,13 @@
             </w:tcMar>
           </w:tcPr>
           <w:p>
-            <w:proofErr w:type="spellStart"/>
-            <w:r>
-              <w:rPr>
-                <w:color w:val="000000"/>
-                <w:sz w:val="22"/>
-                <w:szCs w:val="22"/>
-              </w:rPr>
-              <w:t>Trials</w:t>
-            </w:r>
-            <w:proofErr w:type="spellEnd"/>
-            <w:r>
-              <w:rPr>
-                <w:color w:val="000000"/>
-                <w:sz w:val="22"/>
-                <w:szCs w:val="22"/>
-              </w:rPr>
-              <w:t xml:space="preserve"> experimentales</w:t>
+            <w:r>
+              <w:rPr>
+                <w:color w:val="000000"/>
+                <w:sz w:val="22"/>
+                <w:szCs w:val="22"/>
+              </w:rPr>
+              <w:t>Trials experimentales</w:t>
             </w:r>
           </w:p>
         </w:tc>
@@ -1835,47 +1371,7 @@
                 <w:szCs w:val="22"/>
                 <w:lang w:val="en-US"/>
               </w:rPr>
-              <w:t xml:space="preserve">20 </w:t>
-            </w:r>
-            <w:proofErr w:type="spellStart"/>
-            <w:r>
-              <w:rPr>
-                <w:color w:val="000000"/>
-                <w:sz w:val="22"/>
-                <w:szCs w:val="22"/>
-                <w:lang w:val="en-US"/>
-              </w:rPr>
-              <w:t>por</w:t>
-            </w:r>
-            <w:proofErr w:type="spellEnd"/>
-            <w:r>
-              <w:rPr>
-                <w:color w:val="000000"/>
-                <w:sz w:val="22"/>
-                <w:szCs w:val="22"/>
-                <w:lang w:val="en-US"/>
-              </w:rPr>
-              <w:t xml:space="preserve"> </w:t>
-            </w:r>
-            <w:proofErr w:type="spellStart"/>
-            <w:r>
-              <w:rPr>
-                <w:color w:val="000000"/>
-                <w:sz w:val="22"/>
-                <w:szCs w:val="22"/>
-                <w:lang w:val="en-US"/>
-              </w:rPr>
-              <w:t>nivel</w:t>
-            </w:r>
-            <w:proofErr w:type="spellEnd"/>
-            <w:r>
-              <w:rPr>
-                <w:color w:val="000000"/>
-                <w:sz w:val="22"/>
-                <w:szCs w:val="22"/>
-                <w:lang w:val="en-US"/>
-              </w:rPr>
-              <w:t xml:space="preserve"> (6 targets, 14 non-targets — 30% targets)</w:t>
+              <w:t>20 por nivel (6 targets, 14 non-targets — 30% targets)</w:t>
             </w:r>
           </w:p>
         </w:tc>
@@ -1991,25 +1487,7 @@
                 <w:sz w:val="22"/>
                 <w:szCs w:val="22"/>
               </w:rPr>
-              <w:t>2000 ms (</w:t>
-            </w:r>
-            <w:proofErr w:type="spellStart"/>
-            <w:r>
-              <w:rPr>
-                <w:color w:val="000000"/>
-                <w:sz w:val="22"/>
-                <w:szCs w:val="22"/>
-              </w:rPr>
-              <w:t>forceEndRoutine</w:t>
-            </w:r>
-            <w:proofErr w:type="spellEnd"/>
-            <w:r>
-              <w:rPr>
-                <w:color w:val="000000"/>
-                <w:sz w:val="22"/>
-                <w:szCs w:val="22"/>
-              </w:rPr>
-              <w:t xml:space="preserve"> = True)</w:t>
+              <w:t>2000 ms (forceEndRoutine = True)</w:t>
             </w:r>
           </w:p>
         </w:tc>
@@ -2033,7 +1511,6 @@
             </w:tcMar>
           </w:tcPr>
           <w:p>
-            <w:proofErr w:type="spellStart"/>
             <w:r>
               <w:rPr>
                 <w:color w:val="000000"/>
@@ -2042,7 +1519,6 @@
               </w:rPr>
               <w:t>Feedback</w:t>
             </w:r>
-            <w:proofErr w:type="spellEnd"/>
           </w:p>
         </w:tc>
         <w:tc>
@@ -2162,76 +1638,22 @@
           <w:sz w:val="20"/>
           <w:szCs w:val="20"/>
         </w:rPr>
-        <w:t xml:space="preserve">El </w:t>
-      </w:r>
-      <w:proofErr w:type="spellStart"/>
+        <w:t xml:space="preserve">El loop de cada bloque debe configurarse con loopType = sequential. No aleatorizar </w:t>
+      </w:r>
       <w:r>
         <w:rPr>
           <w:color w:val="000000"/>
           <w:sz w:val="20"/>
           <w:szCs w:val="20"/>
         </w:rPr>
-        <w:t>loop</w:t>
-      </w:r>
-      <w:proofErr w:type="spellEnd"/>
+        <w:t>-</w:t>
+      </w:r>
       <w:r>
         <w:rPr>
           <w:color w:val="000000"/>
           <w:sz w:val="20"/>
           <w:szCs w:val="20"/>
         </w:rPr>
-        <w:t xml:space="preserve"> de cada bloque debe configurarse con </w:t>
-      </w:r>
-      <w:proofErr w:type="spellStart"/>
-      <w:r>
-        <w:rPr>
-          <w:color w:val="000000"/>
-          <w:sz w:val="20"/>
-          <w:szCs w:val="20"/>
-        </w:rPr>
-        <w:t>loopType</w:t>
-      </w:r>
-      <w:proofErr w:type="spellEnd"/>
-      <w:r>
-        <w:rPr>
-          <w:color w:val="000000"/>
-          <w:sz w:val="20"/>
-          <w:szCs w:val="20"/>
-        </w:rPr>
-        <w:t xml:space="preserve"> = </w:t>
-      </w:r>
-      <w:proofErr w:type="spellStart"/>
-      <w:r>
-        <w:rPr>
-          <w:color w:val="000000"/>
-          <w:sz w:val="20"/>
-          <w:szCs w:val="20"/>
-        </w:rPr>
-        <w:t>sequential</w:t>
-      </w:r>
-      <w:proofErr w:type="spellEnd"/>
-      <w:r>
-        <w:rPr>
-          <w:color w:val="000000"/>
-          <w:sz w:val="20"/>
-          <w:szCs w:val="20"/>
-        </w:rPr>
-        <w:t xml:space="preserve">. No aleatorizar </w:t>
-      </w:r>
-      <w:r>
-        <w:rPr>
-          <w:color w:val="000000"/>
-          <w:sz w:val="20"/>
-          <w:szCs w:val="20"/>
-        </w:rPr>
-        <w:t>-</w:t>
-      </w:r>
-      <w:r>
-        <w:rPr>
-          <w:color w:val="000000"/>
-          <w:sz w:val="20"/>
-          <w:szCs w:val="20"/>
-        </w:rPr>
         <w:t xml:space="preserve"> el orden de la secuencia es crítico para la lógica N-back.</w:t>
       </w:r>
     </w:p>
@@ -2273,25 +1695,7 @@
           <w:iCs/>
           <w:color w:val="000000"/>
         </w:rPr>
-        <w:t xml:space="preserve">Gráfico del flujo de </w:t>
-      </w:r>
-      <w:proofErr w:type="spellStart"/>
-      <w:r>
-        <w:rPr>
-          <w:i/>
-          <w:iCs/>
-          <w:color w:val="000000"/>
-        </w:rPr>
-        <w:t>routines</w:t>
-      </w:r>
-      <w:proofErr w:type="spellEnd"/>
-      <w:r>
-        <w:rPr>
-          <w:i/>
-          <w:iCs/>
-          <w:color w:val="000000"/>
-        </w:rPr>
-        <w:t xml:space="preserve"> de la tarea N-Back</w:t>
+        <w:t>Gráfico del flujo de routines de la tarea N-Back</w:t>
       </w:r>
     </w:p>
     <w:p>
@@ -2303,10 +1707,10 @@
           <w:noProof/>
         </w:rPr>
         <w:drawing>
-          <wp:inline distT="0" distB="0" distL="0" distR="0" wp14:anchorId="289BC096" wp14:editId="28F76AD8">
+          <wp:inline distT="0" distB="0" distL="0" distR="0" wp14:anchorId="53D3D458" wp14:editId="57AA5BED">
             <wp:extent cx="5731510" cy="1325245"/>
             <wp:effectExtent l="0" t="0" r="2540" b="8255"/>
-            <wp:docPr id="1962569355" name="Imagen 1"/>
+            <wp:docPr id="1433994413" name="Imagen 1"/>
             <wp:cNvGraphicFramePr>
               <a:graphicFrameLocks xmlns:a="http://schemas.openxmlformats.org/drawingml/2006/main" noChangeAspect="1"/>
             </wp:cNvGraphicFramePr>
@@ -2314,7 +1718,7 @@
               <a:graphicData uri="http://schemas.openxmlformats.org/drawingml/2006/picture">
                 <pic:pic xmlns:pic="http://schemas.openxmlformats.org/drawingml/2006/picture">
                   <pic:nvPicPr>
-                    <pic:cNvPr id="1962569355" name="Imagen 1962569355"/>
+                    <pic:cNvPr id="1433994413" name="Imagen 1433994413"/>
                     <pic:cNvPicPr/>
                   </pic:nvPicPr>
                   <pic:blipFill>
@@ -2386,21 +1790,7 @@
         <w:rPr>
           <w:color w:val="000000"/>
         </w:rPr>
-        <w:t xml:space="preserve">La tarea usa seis archivos de condiciones: tres de práctica y tres experimentales, uno por nivel. A diferencia de las tareas anteriores, el orden de los </w:t>
-      </w:r>
-      <w:proofErr w:type="spellStart"/>
-      <w:r>
-        <w:rPr>
-          <w:color w:val="000000"/>
-        </w:rPr>
-        <w:t>trials</w:t>
-      </w:r>
-      <w:proofErr w:type="spellEnd"/>
-      <w:r>
-        <w:rPr>
-          <w:color w:val="000000"/>
-        </w:rPr>
-        <w:t xml:space="preserve"> es crítico y no debe aleatorizarse.</w:t>
+        <w:t>La tarea usa seis archivos de condiciones: tres de práctica y tres experimentales, uno por nivel. A diferencia de las tareas anteriores, el orden de los trials es crítico y no debe aleatorizarse.</w:t>
       </w:r>
     </w:p>
     <w:p>
@@ -2574,11 +1964,9 @@
             </w:tcMar>
           </w:tcPr>
           <w:p>
-            <w:proofErr w:type="spellStart"/>
             <w:r>
               <w:t>id_p</w:t>
             </w:r>
-            <w:proofErr w:type="spellEnd"/>
           </w:p>
         </w:tc>
         <w:tc>
@@ -2624,7 +2012,6 @@
             </w:tcMar>
           </w:tcPr>
           <w:p>
-            <w:proofErr w:type="spellStart"/>
             <w:r>
               <w:rPr>
                 <w:color w:val="000000"/>
@@ -2641,7 +2028,6 @@
               </w:rPr>
               <w:t>_p</w:t>
             </w:r>
-            <w:proofErr w:type="spellEnd"/>
           </w:p>
         </w:tc>
         <w:tc>
@@ -2687,7 +2073,6 @@
             </w:tcMar>
           </w:tcPr>
           <w:p>
-            <w:proofErr w:type="spellStart"/>
             <w:r>
               <w:rPr>
                 <w:color w:val="000000"/>
@@ -2714,7 +2099,6 @@
               </w:rPr>
               <w:t>_p</w:t>
             </w:r>
-            <w:proofErr w:type="spellEnd"/>
           </w:p>
         </w:tc>
         <w:tc>
@@ -2776,7 +2160,6 @@
             </w:tcMar>
           </w:tcPr>
           <w:p>
-            <w:proofErr w:type="spellStart"/>
             <w:r>
               <w:rPr>
                 <w:color w:val="000000"/>
@@ -2785,7 +2168,6 @@
               </w:rPr>
               <w:t>tecla_correcta_p</w:t>
             </w:r>
-            <w:proofErr w:type="spellEnd"/>
           </w:p>
         </w:tc>
         <w:tc>
@@ -2860,61 +2242,7 @@
           <w:sz w:val="20"/>
           <w:szCs w:val="20"/>
         </w:rPr>
-        <w:t xml:space="preserve"> El componente Text debe tener: Text = $</w:t>
-      </w:r>
-      <w:proofErr w:type="spellStart"/>
-      <w:r>
-        <w:rPr>
-          <w:color w:val="000000"/>
-          <w:sz w:val="20"/>
-          <w:szCs w:val="20"/>
-        </w:rPr>
-        <w:t>letra_p</w:t>
-      </w:r>
-      <w:proofErr w:type="spellEnd"/>
-      <w:r>
-        <w:rPr>
-          <w:color w:val="000000"/>
-          <w:sz w:val="20"/>
-          <w:szCs w:val="20"/>
-        </w:rPr>
-        <w:t xml:space="preserve"> | Set </w:t>
-      </w:r>
-      <w:proofErr w:type="spellStart"/>
-      <w:r>
-        <w:rPr>
-          <w:color w:val="000000"/>
-          <w:sz w:val="20"/>
-          <w:szCs w:val="20"/>
-        </w:rPr>
-        <w:t>every</w:t>
-      </w:r>
-      <w:proofErr w:type="spellEnd"/>
-      <w:r>
-        <w:rPr>
-          <w:color w:val="000000"/>
-          <w:sz w:val="20"/>
-          <w:szCs w:val="20"/>
-        </w:rPr>
-        <w:t xml:space="preserve"> </w:t>
-      </w:r>
-      <w:proofErr w:type="spellStart"/>
-      <w:r>
-        <w:rPr>
-          <w:color w:val="000000"/>
-          <w:sz w:val="20"/>
-          <w:szCs w:val="20"/>
-        </w:rPr>
-        <w:t>repeat</w:t>
-      </w:r>
-      <w:proofErr w:type="spellEnd"/>
-      <w:r>
-        <w:rPr>
-          <w:color w:val="000000"/>
-          <w:sz w:val="20"/>
-          <w:szCs w:val="20"/>
-        </w:rPr>
-        <w:t xml:space="preserve"> activado.</w:t>
+        <w:t xml:space="preserve"> El componente Text debe tener: Text = $letra_p | Set every repeat activado.</w:t>
       </w:r>
     </w:p>
     <w:p>
@@ -3194,7 +2522,6 @@
             </w:tcMar>
           </w:tcPr>
           <w:p>
-            <w:proofErr w:type="spellStart"/>
             <w:r>
               <w:rPr>
                 <w:color w:val="000000"/>
@@ -3212,7 +2539,6 @@
               </w:rPr>
               <w:t>target</w:t>
             </w:r>
-            <w:proofErr w:type="spellEnd"/>
             <w:proofErr w:type="gramEnd"/>
           </w:p>
         </w:tc>
@@ -3275,7 +2601,6 @@
             </w:tcMar>
           </w:tcPr>
           <w:p>
-            <w:proofErr w:type="spellStart"/>
             <w:r>
               <w:rPr>
                 <w:color w:val="000000"/>
@@ -3284,7 +2609,6 @@
               </w:rPr>
               <w:t>tecla_correcta</w:t>
             </w:r>
-            <w:proofErr w:type="spellEnd"/>
           </w:p>
         </w:tc>
         <w:tc>
@@ -3349,43 +2673,7 @@
           <w:sz w:val="20"/>
           <w:szCs w:val="20"/>
         </w:rPr>
-        <w:t xml:space="preserve">El componente Text debe tener: Text = $letra | Set </w:t>
-      </w:r>
-      <w:proofErr w:type="spellStart"/>
-      <w:r>
-        <w:rPr>
-          <w:color w:val="000000"/>
-          <w:sz w:val="20"/>
-          <w:szCs w:val="20"/>
-        </w:rPr>
-        <w:t>every</w:t>
-      </w:r>
-      <w:proofErr w:type="spellEnd"/>
-      <w:r>
-        <w:rPr>
-          <w:color w:val="000000"/>
-          <w:sz w:val="20"/>
-          <w:szCs w:val="20"/>
-        </w:rPr>
-        <w:t xml:space="preserve"> </w:t>
-      </w:r>
-      <w:proofErr w:type="spellStart"/>
-      <w:r>
-        <w:rPr>
-          <w:color w:val="000000"/>
-          <w:sz w:val="20"/>
-          <w:szCs w:val="20"/>
-        </w:rPr>
-        <w:t>repeat</w:t>
-      </w:r>
-      <w:proofErr w:type="spellEnd"/>
-      <w:r>
-        <w:rPr>
-          <w:color w:val="000000"/>
-          <w:sz w:val="20"/>
-          <w:szCs w:val="20"/>
-        </w:rPr>
-        <w:t xml:space="preserve"> activado.</w:t>
+        <w:t>El componente Text debe tener: Text = $letra | Set every repeat activado.</w:t>
       </w:r>
     </w:p>
     <w:tbl>
@@ -3447,34 +2735,7 @@
                 <w:sz w:val="22"/>
                 <w:szCs w:val="22"/>
               </w:rPr>
-              <w:t xml:space="preserve">Los primeros n </w:t>
-            </w:r>
-            <w:proofErr w:type="spellStart"/>
-            <w:r>
-              <w:rPr>
-                <w:color w:val="000000"/>
-                <w:sz w:val="22"/>
-                <w:szCs w:val="22"/>
-              </w:rPr>
-              <w:t>trials</w:t>
-            </w:r>
-            <w:proofErr w:type="spellEnd"/>
-            <w:r>
-              <w:rPr>
-                <w:color w:val="000000"/>
-                <w:sz w:val="22"/>
-                <w:szCs w:val="22"/>
-              </w:rPr>
-              <w:t xml:space="preserve"> de cada bloque tienen </w:t>
-            </w:r>
-            <w:proofErr w:type="spellStart"/>
-            <w:r>
-              <w:rPr>
-                <w:color w:val="000000"/>
-                <w:sz w:val="22"/>
-                <w:szCs w:val="22"/>
-              </w:rPr>
-              <w:t>es_</w:t>
+              <w:t>Los primeros n trials de cada bloque tienen es_</w:t>
             </w:r>
             <w:proofErr w:type="gramStart"/>
             <w:r>
@@ -3485,7 +2746,6 @@
               </w:rPr>
               <w:t>target</w:t>
             </w:r>
-            <w:proofErr w:type="spellEnd"/>
             <w:proofErr w:type="gramEnd"/>
             <w:r>
               <w:rPr>
@@ -3493,43 +2753,7 @@
                 <w:sz w:val="22"/>
                 <w:szCs w:val="22"/>
               </w:rPr>
-              <w:t xml:space="preserve"> = 0 porque no existe referencia n posiciones atrás. Para 1-back: primer trial. Para 2-back: primeros 2 </w:t>
-            </w:r>
-            <w:proofErr w:type="spellStart"/>
-            <w:r>
-              <w:rPr>
-                <w:color w:val="000000"/>
-                <w:sz w:val="22"/>
-                <w:szCs w:val="22"/>
-              </w:rPr>
-              <w:t>trials</w:t>
-            </w:r>
-            <w:proofErr w:type="spellEnd"/>
-            <w:r>
-              <w:rPr>
-                <w:color w:val="000000"/>
-                <w:sz w:val="22"/>
-                <w:szCs w:val="22"/>
-              </w:rPr>
-              <w:t xml:space="preserve">. Para 3-back: primeros 3 </w:t>
-            </w:r>
-            <w:proofErr w:type="spellStart"/>
-            <w:r>
-              <w:rPr>
-                <w:color w:val="000000"/>
-                <w:sz w:val="22"/>
-                <w:szCs w:val="22"/>
-              </w:rPr>
-              <w:t>trials</w:t>
-            </w:r>
-            <w:proofErr w:type="spellEnd"/>
-            <w:r>
-              <w:rPr>
-                <w:color w:val="000000"/>
-                <w:sz w:val="22"/>
-                <w:szCs w:val="22"/>
-              </w:rPr>
-              <w:t>.</w:t>
+              <w:t xml:space="preserve"> = 0 porque no existe referencia n posiciones atrás. Para 1-back: primer trial. Para 2-back: primeros 2 trials. Para 3-back: primeros 3 trials.</w:t>
             </w:r>
           </w:p>
         </w:tc>
@@ -3558,35 +2782,7 @@
         <w:rPr>
           <w:color w:val="000000"/>
         </w:rPr>
-        <w:t xml:space="preserve">Las instrucciones de cada pantalla están disponibles en el archivo instrucciones_nback.docx. Existen dos formas de mostrarlas en </w:t>
-      </w:r>
-      <w:proofErr w:type="spellStart"/>
-      <w:r>
-        <w:rPr>
-          <w:color w:val="000000"/>
-        </w:rPr>
-        <w:t>PsychoPy</w:t>
-      </w:r>
-      <w:proofErr w:type="spellEnd"/>
-      <w:r>
-        <w:rPr>
-          <w:color w:val="000000"/>
-        </w:rPr>
-        <w:t xml:space="preserve"> </w:t>
-      </w:r>
-      <w:proofErr w:type="spellStart"/>
-      <w:r>
-        <w:rPr>
-          <w:color w:val="000000"/>
-        </w:rPr>
-        <w:t>Builder</w:t>
-      </w:r>
-      <w:proofErr w:type="spellEnd"/>
-      <w:r>
-        <w:rPr>
-          <w:color w:val="000000"/>
-        </w:rPr>
-        <w:t>:</w:t>
+        <w:t>Las instrucciones de cada pantalla están disponibles en el archivo instrucciones_nback.docx. Existen dos formas de mostrarlas en PsychoPy Builder:</w:t>
       </w:r>
     </w:p>
     <w:p>
@@ -3606,21 +2802,7 @@
           <w:color w:val="000000"/>
         </w:rPr>
         <w:tab/>
-        <w:t xml:space="preserve">Componente Text: copiar el texto directamente en un componente Text de </w:t>
-      </w:r>
-      <w:proofErr w:type="spellStart"/>
-      <w:r>
-        <w:rPr>
-          <w:color w:val="000000"/>
-        </w:rPr>
-        <w:t>PsychoPy</w:t>
-      </w:r>
-      <w:proofErr w:type="spellEnd"/>
-      <w:r>
-        <w:rPr>
-          <w:color w:val="000000"/>
-        </w:rPr>
-        <w:t>. Es la opción más rápida y no requiere archivos adicionales.</w:t>
+        <w:t>Componente Text: copiar el texto directamente en un componente Text de PsychoPy. Es la opción más rápida y no requiere archivos adicionales.</w:t>
       </w:r>
     </w:p>
     <w:p>
@@ -3640,63 +2822,7 @@
           <w:color w:val="000000"/>
         </w:rPr>
         <w:tab/>
-        <w:t xml:space="preserve">Componente </w:t>
-      </w:r>
-      <w:proofErr w:type="spellStart"/>
-      <w:r>
-        <w:rPr>
-          <w:color w:val="000000"/>
-        </w:rPr>
-        <w:t>Image</w:t>
-      </w:r>
-      <w:proofErr w:type="spellEnd"/>
-      <w:r>
-        <w:rPr>
-          <w:color w:val="000000"/>
-        </w:rPr>
-        <w:t xml:space="preserve"> con imagen de </w:t>
-      </w:r>
-      <w:proofErr w:type="spellStart"/>
-      <w:r>
-        <w:rPr>
-          <w:color w:val="000000"/>
-        </w:rPr>
-        <w:t>Canva</w:t>
-      </w:r>
-      <w:proofErr w:type="spellEnd"/>
-      <w:r>
-        <w:rPr>
-          <w:color w:val="000000"/>
-        </w:rPr>
-        <w:t xml:space="preserve">: preparar una imagen .png en </w:t>
-      </w:r>
-      <w:proofErr w:type="spellStart"/>
-      <w:r>
-        <w:rPr>
-          <w:color w:val="000000"/>
-        </w:rPr>
-        <w:t>Canva</w:t>
-      </w:r>
-      <w:proofErr w:type="spellEnd"/>
-      <w:r>
-        <w:rPr>
-          <w:color w:val="000000"/>
-        </w:rPr>
-        <w:t xml:space="preserve"> con diseño visual (colores, ejemplos de secuencia) y cargarla con un componente </w:t>
-      </w:r>
-      <w:proofErr w:type="spellStart"/>
-      <w:r>
-        <w:rPr>
-          <w:color w:val="000000"/>
-        </w:rPr>
-        <w:t>Image</w:t>
-      </w:r>
-      <w:proofErr w:type="spellEnd"/>
-      <w:r>
-        <w:rPr>
-          <w:color w:val="000000"/>
-        </w:rPr>
-        <w:t>. Permite mayor claridad visual para el participante.</w:t>
+        <w:t>Componente Image con imagen de Canva: preparar una imagen .png en Canva con diseño visual (colores, ejemplos de secuencia) y cargarla con un componente Image. Permite mayor claridad visual para el participante.</w:t>
       </w:r>
     </w:p>
     <w:p>
@@ -3765,79 +2891,7 @@
                 <w:sz w:val="22"/>
                 <w:szCs w:val="22"/>
               </w:rPr>
-              <w:t xml:space="preserve">Si se usa la opción de imagen </w:t>
-            </w:r>
-            <w:proofErr w:type="spellStart"/>
-            <w:r>
-              <w:rPr>
-                <w:color w:val="000000"/>
-                <w:sz w:val="22"/>
-                <w:szCs w:val="22"/>
-              </w:rPr>
-              <w:t>Canva</w:t>
-            </w:r>
-            <w:proofErr w:type="spellEnd"/>
-            <w:r>
-              <w:rPr>
-                <w:color w:val="000000"/>
-                <w:sz w:val="22"/>
-                <w:szCs w:val="22"/>
-              </w:rPr>
-              <w:t xml:space="preserve">, preparar una imagen distinta por nivel (NB1, NB2, NB3) indicando claramente el valor de N y el ejemplo de secuencia correspondiente. Si se usa componente Text, asegurarse de configurar Set </w:t>
-            </w:r>
-            <w:proofErr w:type="spellStart"/>
-            <w:r>
-              <w:rPr>
-                <w:color w:val="000000"/>
-                <w:sz w:val="22"/>
-                <w:szCs w:val="22"/>
-              </w:rPr>
-              <w:t>every</w:t>
-            </w:r>
-            <w:proofErr w:type="spellEnd"/>
-            <w:r>
-              <w:rPr>
-                <w:color w:val="000000"/>
-                <w:sz w:val="22"/>
-                <w:szCs w:val="22"/>
-              </w:rPr>
-              <w:t xml:space="preserve"> </w:t>
-            </w:r>
-            <w:proofErr w:type="spellStart"/>
-            <w:r>
-              <w:rPr>
-                <w:color w:val="000000"/>
-                <w:sz w:val="22"/>
-                <w:szCs w:val="22"/>
-              </w:rPr>
-              <w:t>repeat</w:t>
-            </w:r>
-            <w:proofErr w:type="spellEnd"/>
-            <w:r>
-              <w:rPr>
-                <w:color w:val="000000"/>
-                <w:sz w:val="22"/>
-                <w:szCs w:val="22"/>
-              </w:rPr>
-              <w:t xml:space="preserve"> desactivado para que el texto no cambie entre </w:t>
-            </w:r>
-            <w:proofErr w:type="spellStart"/>
-            <w:r>
-              <w:rPr>
-                <w:color w:val="000000"/>
-                <w:sz w:val="22"/>
-                <w:szCs w:val="22"/>
-              </w:rPr>
-              <w:t>trials</w:t>
-            </w:r>
-            <w:proofErr w:type="spellEnd"/>
-            <w:r>
-              <w:rPr>
-                <w:color w:val="000000"/>
-                <w:sz w:val="22"/>
-                <w:szCs w:val="22"/>
-              </w:rPr>
-              <w:t>.</w:t>
+              <w:t>Si se usa la opción de imagen Canva, preparar una imagen distinta por nivel (NB1, NB2, NB3) indicando claramente el valor de N y el ejemplo de secuencia correspondiente. Si se usa componente Text, asegurarse de configurar Set every repeat desactivado para que el texto no cambie entre trials.</w:t>
             </w:r>
           </w:p>
         </w:tc>
@@ -3866,21 +2920,7 @@
         <w:rPr>
           <w:color w:val="000000"/>
         </w:rPr>
-        <w:t xml:space="preserve">Una vez completada la tarea, el CSV generado por </w:t>
-      </w:r>
-      <w:proofErr w:type="spellStart"/>
-      <w:r>
-        <w:rPr>
-          <w:color w:val="000000"/>
-        </w:rPr>
-        <w:t>PsychoPy</w:t>
-      </w:r>
-      <w:proofErr w:type="spellEnd"/>
-      <w:r>
-        <w:rPr>
-          <w:color w:val="000000"/>
-        </w:rPr>
-        <w:t xml:space="preserve"> puede procesarse en la aplicación web del curso:</w:t>
+        <w:t>Una vez completada la tarea, el CSV generado por PsychoPy puede procesarse en la aplicación web del curso:</w:t>
       </w:r>
     </w:p>
     <w:p>
@@ -3906,16 +2946,29 @@
         </w:rPr>
         <w:t xml:space="preserve">Enlace: </w:t>
       </w:r>
-      <w:hyperlink r:id="rId8" w:history="1">
-        <w:r>
-          <w:rPr>
-            <w:color w:val="1A6B9E"/>
-            <w:u w:val="single"/>
-            <w:lang w:val="en-US"/>
-          </w:rPr>
-          <w:t>https://mlandaf.github.io/taller_3_resultados</w:t>
-        </w:r>
-      </w:hyperlink>
+      <w:r>
+        <w:fldChar w:fldCharType="begin"/>
+      </w:r>
+      <w:r>
+        <w:rPr>
+          <w:lang w:val="en-US"/>
+        </w:rPr>
+        <w:instrText>HYPERLINK "https://mlandaf.github.io/taller_3_resultados"</w:instrText>
+      </w:r>
+      <w:r>
+        <w:fldChar w:fldCharType="separate"/>
+      </w:r>
+      <w:r>
+        <w:rPr>
+          <w:color w:val="1A6B9E"/>
+          <w:u w:val="single"/>
+          <w:lang w:val="en-US"/>
+        </w:rPr>
+        <w:t>https://mlandaf.github.io/taller_3_resultados</w:t>
+      </w:r>
+      <w:r>
+        <w:fldChar w:fldCharType="end"/>
+      </w:r>
     </w:p>
     <w:p>
       <w:pPr>
@@ -3954,21 +3007,7 @@
           <w:color w:val="000000"/>
         </w:rPr>
         <w:tab/>
-        <w:t>Arrastrar el archivo .</w:t>
-      </w:r>
-      <w:proofErr w:type="spellStart"/>
-      <w:r>
-        <w:rPr>
-          <w:color w:val="000000"/>
-        </w:rPr>
-        <w:t>csv</w:t>
-      </w:r>
-      <w:proofErr w:type="spellEnd"/>
-      <w:r>
-        <w:rPr>
-          <w:color w:val="000000"/>
-        </w:rPr>
-        <w:t xml:space="preserve"> al área de carga.</w:t>
+        <w:t>Arrastrar el archivo .csv al área de carga.</w:t>
       </w:r>
     </w:p>
     <w:p>
@@ -4074,25 +3113,7 @@
                 <w:sz w:val="22"/>
                 <w:szCs w:val="22"/>
               </w:rPr>
-              <w:t xml:space="preserve">La aplicación procesa únicamente los </w:t>
-            </w:r>
-            <w:proofErr w:type="spellStart"/>
-            <w:r>
-              <w:rPr>
-                <w:color w:val="000000"/>
-                <w:sz w:val="22"/>
-                <w:szCs w:val="22"/>
-              </w:rPr>
-              <w:t>trials</w:t>
-            </w:r>
-            <w:proofErr w:type="spellEnd"/>
-            <w:r>
-              <w:rPr>
-                <w:color w:val="000000"/>
-                <w:sz w:val="22"/>
-                <w:szCs w:val="22"/>
-              </w:rPr>
-              <w:t xml:space="preserve"> de la fase experimental. La fase de práctica no se incluye en el análisis. Los resultados se muestran separados por nivel y por tipo de trial (</w:t>
+              <w:t>La aplicación procesa únicamente los trials de la fase experimental. La fase de práctica no se incluye en el análisis. Los resultados se muestran separados por nivel y por tipo de trial (</w:t>
             </w:r>
             <w:proofErr w:type="gramStart"/>
             <w:r>
@@ -4142,7 +3163,6 @@
           <w:lang w:val="en-US"/>
         </w:rPr>
       </w:pPr>
-      <w:proofErr w:type="spellStart"/>
       <w:r>
         <w:rPr>
           <w:b/>
@@ -4152,7 +3172,6 @@
         </w:rPr>
         <w:t>Referencias</w:t>
       </w:r>
-      <w:proofErr w:type="spellEnd"/>
     </w:p>
     <w:p>
       <w:pPr>
@@ -4302,7 +3321,7 @@
       </w:r>
     </w:p>
     <w:sectPr>
-      <w:footerReference w:type="default" r:id="rId9"/>
+      <w:footerReference w:type="default" r:id="rId8"/>
       <w:pgSz w:w="11906" w:h="16838"/>
       <w:pgMar w:top="1440" w:right="1440" w:bottom="1440" w:left="1440" w:header="708" w:footer="708" w:gutter="0"/>
       <w:cols w:space="720"/>
